--- a/Assignment 23.docx
+++ b/Assignment 23.docx
@@ -765,6 +765,1818 @@
         <w:spacing w:after="0" w:line="240" w:lineRule="auto"/>
         <w:rPr>
           <w:rFonts w:eastAsia="Times New Roman" w:cstheme="minorHAnsi"/>
+          <w:b/>
+          <w:bCs/>
+          <w:color w:val="000000"/>
+          <w:kern w:val="0"/>
+          <w:sz w:val="28"/>
+          <w:szCs w:val="28"/>
+          <w:lang w:eastAsia="en-IN"/>
+          <w14:ligatures w14:val="none"/>
+        </w:rPr>
+      </w:pPr>
+      <w:r>
+        <w:rPr>
+          <w:rFonts w:eastAsia="Times New Roman" w:cstheme="minorHAnsi"/>
+          <w:b/>
+          <w:bCs/>
+          <w:color w:val="000000"/>
+          <w:kern w:val="0"/>
+          <w:sz w:val="28"/>
+          <w:szCs w:val="28"/>
+          <w:lang w:eastAsia="en-IN"/>
+          <w14:ligatures w14:val="none"/>
+        </w:rPr>
+        <w:t>JOIN</w:t>
+      </w:r>
+      <w:r>
+        <w:rPr>
+          <w:rFonts w:eastAsia="Times New Roman" w:cstheme="minorHAnsi"/>
+          <w:b/>
+          <w:bCs/>
+          <w:color w:val="000000"/>
+          <w:kern w:val="0"/>
+          <w:sz w:val="28"/>
+          <w:szCs w:val="28"/>
+          <w:lang w:eastAsia="en-IN"/>
+          <w14:ligatures w14:val="none"/>
+        </w:rPr>
+        <w:t>:</w:t>
+      </w:r>
+    </w:p>
+    <w:p>
+      <w:pPr>
+        <w:pStyle w:val="ListParagraph"/>
+        <w:numPr>
+          <w:ilvl w:val="0"/>
+          <w:numId w:val="2"/>
+        </w:numPr>
+        <w:spacing w:after="0" w:line="240" w:lineRule="auto"/>
+        <w:rPr>
+          <w:rFonts w:eastAsia="Times New Roman" w:cstheme="minorHAnsi"/>
+          <w:color w:val="000000"/>
+          <w:kern w:val="0"/>
+          <w:sz w:val="28"/>
+          <w:szCs w:val="28"/>
+          <w:lang w:eastAsia="en-IN"/>
+          <w14:ligatures w14:val="none"/>
+        </w:rPr>
+      </w:pPr>
+      <w:r>
+        <w:rPr>
+          <w:rFonts w:eastAsia="Times New Roman" w:cstheme="minorHAnsi"/>
+          <w:color w:val="000000"/>
+          <w:kern w:val="0"/>
+          <w:sz w:val="28"/>
+          <w:szCs w:val="28"/>
+          <w:lang w:eastAsia="en-IN"/>
+          <w14:ligatures w14:val="none"/>
+        </w:rPr>
+        <w:t>Used to fetch data from multiple tables in a single SELECT statement using common fields.</w:t>
+      </w:r>
+    </w:p>
+    <w:p>
+      <w:pPr>
+        <w:spacing w:after="0" w:line="240" w:lineRule="auto"/>
+        <w:rPr>
+          <w:rFonts w:eastAsia="Times New Roman" w:cstheme="minorHAnsi"/>
+          <w:color w:val="000000"/>
+          <w:kern w:val="0"/>
+          <w:sz w:val="28"/>
+          <w:szCs w:val="28"/>
+          <w:lang w:eastAsia="en-IN"/>
+          <w14:ligatures w14:val="none"/>
+        </w:rPr>
+      </w:pPr>
+    </w:p>
+    <w:p>
+      <w:pPr>
+        <w:pStyle w:val="ListParagraph"/>
+        <w:numPr>
+          <w:ilvl w:val="0"/>
+          <w:numId w:val="2"/>
+        </w:numPr>
+        <w:spacing w:after="0" w:line="240" w:lineRule="auto"/>
+        <w:rPr>
+          <w:rFonts w:eastAsia="Times New Roman" w:cstheme="minorHAnsi"/>
+          <w:b/>
+          <w:bCs/>
+          <w:color w:val="000000"/>
+          <w:kern w:val="0"/>
+          <w:sz w:val="28"/>
+          <w:szCs w:val="28"/>
+          <w:lang w:eastAsia="en-IN"/>
+          <w14:ligatures w14:val="none"/>
+        </w:rPr>
+      </w:pPr>
+      <w:r>
+        <w:rPr>
+          <w:rFonts w:eastAsia="Times New Roman" w:cstheme="minorHAnsi"/>
+          <w:b/>
+          <w:bCs/>
+          <w:color w:val="000000"/>
+          <w:kern w:val="0"/>
+          <w:sz w:val="28"/>
+          <w:szCs w:val="28"/>
+          <w:lang w:eastAsia="en-IN"/>
+          <w14:ligatures w14:val="none"/>
+        </w:rPr>
+        <w:t>FOR ALL ENTRIES</w:t>
+      </w:r>
+      <w:r>
+        <w:rPr>
+          <w:rFonts w:eastAsia="Times New Roman" w:cstheme="minorHAnsi"/>
+          <w:b/>
+          <w:bCs/>
+          <w:color w:val="000000"/>
+          <w:kern w:val="0"/>
+          <w:sz w:val="28"/>
+          <w:szCs w:val="28"/>
+          <w:lang w:eastAsia="en-IN"/>
+          <w14:ligatures w14:val="none"/>
+        </w:rPr>
+        <w:t>:</w:t>
+      </w:r>
+    </w:p>
+    <w:p>
+      <w:pPr>
+        <w:pStyle w:val="ListParagraph"/>
+        <w:numPr>
+          <w:ilvl w:val="0"/>
+          <w:numId w:val="2"/>
+        </w:numPr>
+        <w:spacing w:after="0" w:line="240" w:lineRule="auto"/>
+        <w:rPr>
+          <w:rFonts w:eastAsia="Times New Roman" w:cstheme="minorHAnsi"/>
+          <w:color w:val="000000"/>
+          <w:kern w:val="0"/>
+          <w:sz w:val="28"/>
+          <w:szCs w:val="28"/>
+          <w:lang w:eastAsia="en-IN"/>
+          <w14:ligatures w14:val="none"/>
+        </w:rPr>
+      </w:pPr>
+      <w:r>
+        <w:rPr>
+          <w:rFonts w:eastAsia="Times New Roman" w:cstheme="minorHAnsi"/>
+          <w:color w:val="000000"/>
+          <w:kern w:val="0"/>
+          <w:sz w:val="28"/>
+          <w:szCs w:val="28"/>
+          <w:lang w:eastAsia="en-IN"/>
+          <w14:ligatures w14:val="none"/>
+        </w:rPr>
+        <w:t>Used to fetch data from a database table based on values stored in an internal table.</w:t>
+      </w:r>
+    </w:p>
+    <w:p>
+      <w:pPr>
+        <w:spacing w:after="0" w:line="240" w:lineRule="auto"/>
+        <w:ind w:left="360"/>
+        <w:rPr>
+          <w:rFonts w:eastAsia="Times New Roman" w:cstheme="minorHAnsi"/>
+          <w:color w:val="000000"/>
+          <w:kern w:val="0"/>
+          <w:sz w:val="28"/>
+          <w:szCs w:val="28"/>
+          <w:lang w:eastAsia="en-IN"/>
+          <w14:ligatures w14:val="none"/>
+        </w:rPr>
+      </w:pPr>
+    </w:p>
+    <w:tbl>
+      <w:tblPr>
+        <w:tblStyle w:val="TableGrid"/>
+        <w:tblW w:w="0" w:type="auto"/>
+        <w:tblInd w:w="720" w:type="dxa"/>
+        <w:tblLook w:val="04A0" w:firstRow="1" w:lastRow="0" w:firstColumn="1" w:lastColumn="0" w:noHBand="0" w:noVBand="1"/>
+      </w:tblPr>
+      <w:tblGrid>
+        <w:gridCol w:w="8296"/>
+      </w:tblGrid>
+      <w:tr>
+        <w:tc>
+          <w:tcPr>
+            <w:tcW w:w="9016" w:type="dxa"/>
+          </w:tcPr>
+          <w:tbl>
+            <w:tblPr>
+              <w:tblW w:w="0" w:type="auto"/>
+              <w:tblCellSpacing w:w="15" w:type="dxa"/>
+              <w:tblCellMar>
+                <w:top w:w="15" w:type="dxa"/>
+                <w:left w:w="15" w:type="dxa"/>
+                <w:bottom w:w="15" w:type="dxa"/>
+                <w:right w:w="15" w:type="dxa"/>
+              </w:tblCellMar>
+              <w:tblLook w:val="04A0" w:firstRow="1" w:lastRow="0" w:firstColumn="1" w:lastColumn="0" w:noHBand="0" w:noVBand="1"/>
+            </w:tblPr>
+            <w:tblGrid>
+              <w:gridCol w:w="2359"/>
+              <w:gridCol w:w="3033"/>
+              <w:gridCol w:w="2688"/>
+            </w:tblGrid>
+            <w:tr>
+              <w:trPr>
+                <w:tblHeader/>
+                <w:tblCellSpacing w:w="15" w:type="dxa"/>
+              </w:trPr>
+              <w:tc>
+                <w:tcPr>
+                  <w:tcW w:w="0" w:type="auto"/>
+                  <w:vAlign w:val="center"/>
+                  <w:hideMark/>
+                </w:tcPr>
+                <w:p>
+                  <w:pPr>
+                    <w:pStyle w:val="ListParagraph"/>
+                    <w:numPr>
+                      <w:ilvl w:val="0"/>
+                      <w:numId w:val="2"/>
+                    </w:numPr>
+                    <w:rPr>
+                      <w:rFonts w:eastAsia="Times New Roman" w:cstheme="minorHAnsi"/>
+                      <w:b/>
+                      <w:bCs/>
+                      <w:color w:val="000000"/>
+                      <w:kern w:val="0"/>
+                      <w:sz w:val="28"/>
+                      <w:szCs w:val="28"/>
+                      <w:lang w:eastAsia="en-IN"/>
+                      <w14:ligatures w14:val="none"/>
+                    </w:rPr>
+                  </w:pPr>
+                  <w:r>
+                    <w:rPr>
+                      <w:rFonts w:eastAsia="Times New Roman" w:cstheme="minorHAnsi"/>
+                      <w:b/>
+                      <w:bCs/>
+                      <w:color w:val="000000"/>
+                      <w:kern w:val="0"/>
+                      <w:sz w:val="28"/>
+                      <w:szCs w:val="28"/>
+                      <w:lang w:eastAsia="en-IN"/>
+                      <w14:ligatures w14:val="none"/>
+                    </w:rPr>
+                    <w:t>Feature</w:t>
+                  </w:r>
+                </w:p>
+              </w:tc>
+              <w:tc>
+                <w:tcPr>
+                  <w:tcW w:w="0" w:type="auto"/>
+                  <w:vAlign w:val="center"/>
+                  <w:hideMark/>
+                </w:tcPr>
+                <w:p>
+                  <w:pPr>
+                    <w:pStyle w:val="ListParagraph"/>
+                    <w:numPr>
+                      <w:ilvl w:val="0"/>
+                      <w:numId w:val="2"/>
+                    </w:numPr>
+                    <w:rPr>
+                      <w:rFonts w:eastAsia="Times New Roman" w:cstheme="minorHAnsi"/>
+                      <w:b/>
+                      <w:bCs/>
+                      <w:color w:val="000000"/>
+                      <w:kern w:val="0"/>
+                      <w:sz w:val="28"/>
+                      <w:szCs w:val="28"/>
+                      <w:lang w:eastAsia="en-IN"/>
+                      <w14:ligatures w14:val="none"/>
+                    </w:rPr>
+                  </w:pPr>
+                  <w:r>
+                    <w:rPr>
+                      <w:rFonts w:eastAsia="Times New Roman" w:cstheme="minorHAnsi"/>
+                      <w:b/>
+                      <w:bCs/>
+                      <w:color w:val="000000"/>
+                      <w:kern w:val="0"/>
+                      <w:sz w:val="28"/>
+                      <w:szCs w:val="28"/>
+                      <w:lang w:eastAsia="en-IN"/>
+                      <w14:ligatures w14:val="none"/>
+                    </w:rPr>
+                    <w:t>JOIN</w:t>
+                  </w:r>
+                </w:p>
+              </w:tc>
+              <w:tc>
+                <w:tcPr>
+                  <w:tcW w:w="0" w:type="auto"/>
+                  <w:vAlign w:val="center"/>
+                  <w:hideMark/>
+                </w:tcPr>
+                <w:p>
+                  <w:pPr>
+                    <w:pStyle w:val="ListParagraph"/>
+                    <w:numPr>
+                      <w:ilvl w:val="0"/>
+                      <w:numId w:val="2"/>
+                    </w:numPr>
+                    <w:rPr>
+                      <w:rFonts w:eastAsia="Times New Roman" w:cstheme="minorHAnsi"/>
+                      <w:b/>
+                      <w:bCs/>
+                      <w:color w:val="000000"/>
+                      <w:kern w:val="0"/>
+                      <w:sz w:val="28"/>
+                      <w:szCs w:val="28"/>
+                      <w:lang w:eastAsia="en-IN"/>
+                      <w14:ligatures w14:val="none"/>
+                    </w:rPr>
+                  </w:pPr>
+                  <w:r>
+                    <w:rPr>
+                      <w:rFonts w:eastAsia="Times New Roman" w:cstheme="minorHAnsi"/>
+                      <w:b/>
+                      <w:bCs/>
+                      <w:color w:val="000000"/>
+                      <w:kern w:val="0"/>
+                      <w:sz w:val="28"/>
+                      <w:szCs w:val="28"/>
+                      <w:lang w:eastAsia="en-IN"/>
+                      <w14:ligatures w14:val="none"/>
+                    </w:rPr>
+                    <w:t>FOR ALL ENTRIES</w:t>
+                  </w:r>
+                </w:p>
+              </w:tc>
+            </w:tr>
+            <w:tr>
+              <w:trPr>
+                <w:tblCellSpacing w:w="15" w:type="dxa"/>
+              </w:trPr>
+              <w:tc>
+                <w:tcPr>
+                  <w:tcW w:w="0" w:type="auto"/>
+                  <w:vAlign w:val="center"/>
+                  <w:hideMark/>
+                </w:tcPr>
+                <w:p>
+                  <w:pPr>
+                    <w:pStyle w:val="ListParagraph"/>
+                    <w:numPr>
+                      <w:ilvl w:val="0"/>
+                      <w:numId w:val="2"/>
+                    </w:numPr>
+                    <w:rPr>
+                      <w:rFonts w:eastAsia="Times New Roman" w:cstheme="minorHAnsi"/>
+                      <w:color w:val="000000"/>
+                      <w:kern w:val="0"/>
+                      <w:sz w:val="28"/>
+                      <w:szCs w:val="28"/>
+                      <w:lang w:eastAsia="en-IN"/>
+                      <w14:ligatures w14:val="none"/>
+                    </w:rPr>
+                  </w:pPr>
+                  <w:r>
+                    <w:rPr>
+                      <w:rFonts w:eastAsia="Times New Roman" w:cstheme="minorHAnsi"/>
+                      <w:color w:val="000000"/>
+                      <w:kern w:val="0"/>
+                      <w:sz w:val="28"/>
+                      <w:szCs w:val="28"/>
+                      <w:lang w:eastAsia="en-IN"/>
+                      <w14:ligatures w14:val="none"/>
+                    </w:rPr>
+                    <w:t>Data Source</w:t>
+                  </w:r>
+                </w:p>
+              </w:tc>
+              <w:tc>
+                <w:tcPr>
+                  <w:tcW w:w="0" w:type="auto"/>
+                  <w:vAlign w:val="center"/>
+                  <w:hideMark/>
+                </w:tcPr>
+                <w:p>
+                  <w:pPr>
+                    <w:pStyle w:val="ListParagraph"/>
+                    <w:numPr>
+                      <w:ilvl w:val="0"/>
+                      <w:numId w:val="2"/>
+                    </w:numPr>
+                    <w:rPr>
+                      <w:rFonts w:eastAsia="Times New Roman" w:cstheme="minorHAnsi"/>
+                      <w:color w:val="000000"/>
+                      <w:kern w:val="0"/>
+                      <w:sz w:val="28"/>
+                      <w:szCs w:val="28"/>
+                      <w:lang w:eastAsia="en-IN"/>
+                      <w14:ligatures w14:val="none"/>
+                    </w:rPr>
+                  </w:pPr>
+                  <w:r>
+                    <w:rPr>
+                      <w:rFonts w:eastAsia="Times New Roman" w:cstheme="minorHAnsi"/>
+                      <w:color w:val="000000"/>
+                      <w:kern w:val="0"/>
+                      <w:sz w:val="28"/>
+                      <w:szCs w:val="28"/>
+                      <w:lang w:eastAsia="en-IN"/>
+                      <w14:ligatures w14:val="none"/>
+                    </w:rPr>
+                    <w:t>Multiple database tables</w:t>
+                  </w:r>
+                </w:p>
+              </w:tc>
+              <w:tc>
+                <w:tcPr>
+                  <w:tcW w:w="0" w:type="auto"/>
+                  <w:vAlign w:val="center"/>
+                  <w:hideMark/>
+                </w:tcPr>
+                <w:p>
+                  <w:pPr>
+                    <w:pStyle w:val="ListParagraph"/>
+                    <w:numPr>
+                      <w:ilvl w:val="0"/>
+                      <w:numId w:val="2"/>
+                    </w:numPr>
+                    <w:rPr>
+                      <w:rFonts w:eastAsia="Times New Roman" w:cstheme="minorHAnsi"/>
+                      <w:color w:val="000000"/>
+                      <w:kern w:val="0"/>
+                      <w:sz w:val="28"/>
+                      <w:szCs w:val="28"/>
+                      <w:lang w:eastAsia="en-IN"/>
+                      <w14:ligatures w14:val="none"/>
+                    </w:rPr>
+                  </w:pPr>
+                  <w:r>
+                    <w:rPr>
+                      <w:rFonts w:eastAsia="Times New Roman" w:cstheme="minorHAnsi"/>
+                      <w:color w:val="000000"/>
+                      <w:kern w:val="0"/>
+                      <w:sz w:val="28"/>
+                      <w:szCs w:val="28"/>
+                      <w:lang w:eastAsia="en-IN"/>
+                      <w14:ligatures w14:val="none"/>
+                    </w:rPr>
+                    <w:t>Internal table + database table</w:t>
+                  </w:r>
+                </w:p>
+              </w:tc>
+            </w:tr>
+            <w:tr>
+              <w:trPr>
+                <w:tblCellSpacing w:w="15" w:type="dxa"/>
+              </w:trPr>
+              <w:tc>
+                <w:tcPr>
+                  <w:tcW w:w="0" w:type="auto"/>
+                  <w:vAlign w:val="center"/>
+                  <w:hideMark/>
+                </w:tcPr>
+                <w:p>
+                  <w:pPr>
+                    <w:pStyle w:val="ListParagraph"/>
+                    <w:numPr>
+                      <w:ilvl w:val="0"/>
+                      <w:numId w:val="2"/>
+                    </w:numPr>
+                    <w:rPr>
+                      <w:rFonts w:eastAsia="Times New Roman" w:cstheme="minorHAnsi"/>
+                      <w:color w:val="000000"/>
+                      <w:kern w:val="0"/>
+                      <w:sz w:val="28"/>
+                      <w:szCs w:val="28"/>
+                      <w:lang w:eastAsia="en-IN"/>
+                      <w14:ligatures w14:val="none"/>
+                    </w:rPr>
+                  </w:pPr>
+                  <w:r>
+                    <w:rPr>
+                      <w:rFonts w:eastAsia="Times New Roman" w:cstheme="minorHAnsi"/>
+                      <w:color w:val="000000"/>
+                      <w:kern w:val="0"/>
+                      <w:sz w:val="28"/>
+                      <w:szCs w:val="28"/>
+                      <w:lang w:eastAsia="en-IN"/>
+                      <w14:ligatures w14:val="none"/>
+                    </w:rPr>
+                    <w:t>Execution</w:t>
+                  </w:r>
+                </w:p>
+              </w:tc>
+              <w:tc>
+                <w:tcPr>
+                  <w:tcW w:w="0" w:type="auto"/>
+                  <w:vAlign w:val="center"/>
+                  <w:hideMark/>
+                </w:tcPr>
+                <w:p>
+                  <w:pPr>
+                    <w:pStyle w:val="ListParagraph"/>
+                    <w:numPr>
+                      <w:ilvl w:val="0"/>
+                      <w:numId w:val="2"/>
+                    </w:numPr>
+                    <w:rPr>
+                      <w:rFonts w:eastAsia="Times New Roman" w:cstheme="minorHAnsi"/>
+                      <w:color w:val="000000"/>
+                      <w:kern w:val="0"/>
+                      <w:sz w:val="28"/>
+                      <w:szCs w:val="28"/>
+                      <w:lang w:eastAsia="en-IN"/>
+                      <w14:ligatures w14:val="none"/>
+                    </w:rPr>
+                  </w:pPr>
+                  <w:r>
+                    <w:rPr>
+                      <w:rFonts w:eastAsia="Times New Roman" w:cstheme="minorHAnsi"/>
+                      <w:color w:val="000000"/>
+                      <w:kern w:val="0"/>
+                      <w:sz w:val="28"/>
+                      <w:szCs w:val="28"/>
+                      <w:lang w:eastAsia="en-IN"/>
+                      <w14:ligatures w14:val="none"/>
+                    </w:rPr>
+                    <w:t>Single SELECT query</w:t>
+                  </w:r>
+                </w:p>
+              </w:tc>
+              <w:tc>
+                <w:tcPr>
+                  <w:tcW w:w="0" w:type="auto"/>
+                  <w:vAlign w:val="center"/>
+                  <w:hideMark/>
+                </w:tcPr>
+                <w:p>
+                  <w:pPr>
+                    <w:pStyle w:val="ListParagraph"/>
+                    <w:numPr>
+                      <w:ilvl w:val="0"/>
+                      <w:numId w:val="2"/>
+                    </w:numPr>
+                    <w:rPr>
+                      <w:rFonts w:eastAsia="Times New Roman" w:cstheme="minorHAnsi"/>
+                      <w:color w:val="000000"/>
+                      <w:kern w:val="0"/>
+                      <w:sz w:val="28"/>
+                      <w:szCs w:val="28"/>
+                      <w:lang w:eastAsia="en-IN"/>
+                      <w14:ligatures w14:val="none"/>
+                    </w:rPr>
+                  </w:pPr>
+                  <w:r>
+                    <w:rPr>
+                      <w:rFonts w:eastAsia="Times New Roman" w:cstheme="minorHAnsi"/>
+                      <w:color w:val="000000"/>
+                      <w:kern w:val="0"/>
+                      <w:sz w:val="28"/>
+                      <w:szCs w:val="28"/>
+                      <w:lang w:eastAsia="en-IN"/>
+                      <w14:ligatures w14:val="none"/>
+                    </w:rPr>
+                    <w:t>Multiple SELECT queries</w:t>
+                  </w:r>
+                </w:p>
+              </w:tc>
+            </w:tr>
+            <w:tr>
+              <w:trPr>
+                <w:tblCellSpacing w:w="15" w:type="dxa"/>
+              </w:trPr>
+              <w:tc>
+                <w:tcPr>
+                  <w:tcW w:w="0" w:type="auto"/>
+                  <w:vAlign w:val="center"/>
+                  <w:hideMark/>
+                </w:tcPr>
+                <w:p>
+                  <w:pPr>
+                    <w:pStyle w:val="ListParagraph"/>
+                    <w:numPr>
+                      <w:ilvl w:val="0"/>
+                      <w:numId w:val="2"/>
+                    </w:numPr>
+                    <w:rPr>
+                      <w:rFonts w:eastAsia="Times New Roman" w:cstheme="minorHAnsi"/>
+                      <w:color w:val="000000"/>
+                      <w:kern w:val="0"/>
+                      <w:sz w:val="28"/>
+                      <w:szCs w:val="28"/>
+                      <w:lang w:eastAsia="en-IN"/>
+                      <w14:ligatures w14:val="none"/>
+                    </w:rPr>
+                  </w:pPr>
+                  <w:r>
+                    <w:rPr>
+                      <w:rFonts w:eastAsia="Times New Roman" w:cstheme="minorHAnsi"/>
+                      <w:color w:val="000000"/>
+                      <w:kern w:val="0"/>
+                      <w:sz w:val="28"/>
+                      <w:szCs w:val="28"/>
+                      <w:lang w:eastAsia="en-IN"/>
+                      <w14:ligatures w14:val="none"/>
+                    </w:rPr>
+                    <w:t>Performance</w:t>
+                  </w:r>
+                </w:p>
+              </w:tc>
+              <w:tc>
+                <w:tcPr>
+                  <w:tcW w:w="0" w:type="auto"/>
+                  <w:vAlign w:val="center"/>
+                  <w:hideMark/>
+                </w:tcPr>
+                <w:p>
+                  <w:pPr>
+                    <w:pStyle w:val="ListParagraph"/>
+                    <w:numPr>
+                      <w:ilvl w:val="0"/>
+                      <w:numId w:val="2"/>
+                    </w:numPr>
+                    <w:rPr>
+                      <w:rFonts w:eastAsia="Times New Roman" w:cstheme="minorHAnsi"/>
+                      <w:color w:val="000000"/>
+                      <w:kern w:val="0"/>
+                      <w:sz w:val="28"/>
+                      <w:szCs w:val="28"/>
+                      <w:lang w:eastAsia="en-IN"/>
+                      <w14:ligatures w14:val="none"/>
+                    </w:rPr>
+                  </w:pPr>
+                  <w:r>
+                    <w:rPr>
+                      <w:rFonts w:eastAsia="Times New Roman" w:cstheme="minorHAnsi"/>
+                      <w:color w:val="000000"/>
+                      <w:kern w:val="0"/>
+                      <w:sz w:val="28"/>
+                      <w:szCs w:val="28"/>
+                      <w:lang w:eastAsia="en-IN"/>
+                      <w14:ligatures w14:val="none"/>
+                    </w:rPr>
+                    <w:t>Faster for small/medium data</w:t>
+                  </w:r>
+                </w:p>
+              </w:tc>
+              <w:tc>
+                <w:tcPr>
+                  <w:tcW w:w="0" w:type="auto"/>
+                  <w:vAlign w:val="center"/>
+                  <w:hideMark/>
+                </w:tcPr>
+                <w:p>
+                  <w:pPr>
+                    <w:pStyle w:val="ListParagraph"/>
+                    <w:numPr>
+                      <w:ilvl w:val="0"/>
+                      <w:numId w:val="2"/>
+                    </w:numPr>
+                    <w:rPr>
+                      <w:rFonts w:eastAsia="Times New Roman" w:cstheme="minorHAnsi"/>
+                      <w:color w:val="000000"/>
+                      <w:kern w:val="0"/>
+                      <w:sz w:val="28"/>
+                      <w:szCs w:val="28"/>
+                      <w:lang w:eastAsia="en-IN"/>
+                      <w14:ligatures w14:val="none"/>
+                    </w:rPr>
+                  </w:pPr>
+                  <w:r>
+                    <w:rPr>
+                      <w:rFonts w:eastAsia="Times New Roman" w:cstheme="minorHAnsi"/>
+                      <w:color w:val="000000"/>
+                      <w:kern w:val="0"/>
+                      <w:sz w:val="28"/>
+                      <w:szCs w:val="28"/>
+                      <w:lang w:eastAsia="en-IN"/>
+                      <w14:ligatures w14:val="none"/>
+                    </w:rPr>
+                    <w:t>Better for large datasets (in some cases)</w:t>
+                  </w:r>
+                </w:p>
+              </w:tc>
+            </w:tr>
+            <w:tr>
+              <w:trPr>
+                <w:tblCellSpacing w:w="15" w:type="dxa"/>
+              </w:trPr>
+              <w:tc>
+                <w:tcPr>
+                  <w:tcW w:w="0" w:type="auto"/>
+                  <w:vAlign w:val="center"/>
+                  <w:hideMark/>
+                </w:tcPr>
+                <w:p>
+                  <w:pPr>
+                    <w:pStyle w:val="ListParagraph"/>
+                    <w:numPr>
+                      <w:ilvl w:val="0"/>
+                      <w:numId w:val="2"/>
+                    </w:numPr>
+                    <w:rPr>
+                      <w:rFonts w:eastAsia="Times New Roman" w:cstheme="minorHAnsi"/>
+                      <w:color w:val="000000"/>
+                      <w:kern w:val="0"/>
+                      <w:sz w:val="28"/>
+                      <w:szCs w:val="28"/>
+                      <w:lang w:eastAsia="en-IN"/>
+                      <w14:ligatures w14:val="none"/>
+                    </w:rPr>
+                  </w:pPr>
+                  <w:r>
+                    <w:rPr>
+                      <w:rFonts w:eastAsia="Times New Roman" w:cstheme="minorHAnsi"/>
+                      <w:color w:val="000000"/>
+                      <w:kern w:val="0"/>
+                      <w:sz w:val="28"/>
+                      <w:szCs w:val="28"/>
+                      <w:lang w:eastAsia="en-IN"/>
+                      <w14:ligatures w14:val="none"/>
+                    </w:rPr>
+                    <w:t>Complexity</w:t>
+                  </w:r>
+                </w:p>
+              </w:tc>
+              <w:tc>
+                <w:tcPr>
+                  <w:tcW w:w="0" w:type="auto"/>
+                  <w:vAlign w:val="center"/>
+                  <w:hideMark/>
+                </w:tcPr>
+                <w:p>
+                  <w:pPr>
+                    <w:pStyle w:val="ListParagraph"/>
+                    <w:numPr>
+                      <w:ilvl w:val="0"/>
+                      <w:numId w:val="2"/>
+                    </w:numPr>
+                    <w:rPr>
+                      <w:rFonts w:eastAsia="Times New Roman" w:cstheme="minorHAnsi"/>
+                      <w:color w:val="000000"/>
+                      <w:kern w:val="0"/>
+                      <w:sz w:val="28"/>
+                      <w:szCs w:val="28"/>
+                      <w:lang w:eastAsia="en-IN"/>
+                      <w14:ligatures w14:val="none"/>
+                    </w:rPr>
+                  </w:pPr>
+                  <w:r>
+                    <w:rPr>
+                      <w:rFonts w:eastAsia="Times New Roman" w:cstheme="minorHAnsi"/>
+                      <w:color w:val="000000"/>
+                      <w:kern w:val="0"/>
+                      <w:sz w:val="28"/>
+                      <w:szCs w:val="28"/>
+                      <w:lang w:eastAsia="en-IN"/>
+                      <w14:ligatures w14:val="none"/>
+                    </w:rPr>
+                    <w:t>Simple and compact</w:t>
+                  </w:r>
+                </w:p>
+              </w:tc>
+              <w:tc>
+                <w:tcPr>
+                  <w:tcW w:w="0" w:type="auto"/>
+                  <w:vAlign w:val="center"/>
+                  <w:hideMark/>
+                </w:tcPr>
+                <w:p>
+                  <w:pPr>
+                    <w:pStyle w:val="ListParagraph"/>
+                    <w:numPr>
+                      <w:ilvl w:val="0"/>
+                      <w:numId w:val="2"/>
+                    </w:numPr>
+                    <w:rPr>
+                      <w:rFonts w:eastAsia="Times New Roman" w:cstheme="minorHAnsi"/>
+                      <w:color w:val="000000"/>
+                      <w:kern w:val="0"/>
+                      <w:sz w:val="28"/>
+                      <w:szCs w:val="28"/>
+                      <w:lang w:eastAsia="en-IN"/>
+                      <w14:ligatures w14:val="none"/>
+                    </w:rPr>
+                  </w:pPr>
+                  <w:r>
+                    <w:rPr>
+                      <w:rFonts w:eastAsia="Times New Roman" w:cstheme="minorHAnsi"/>
+                      <w:color w:val="000000"/>
+                      <w:kern w:val="0"/>
+                      <w:sz w:val="28"/>
+                      <w:szCs w:val="28"/>
+                      <w:lang w:eastAsia="en-IN"/>
+                      <w14:ligatures w14:val="none"/>
+                    </w:rPr>
+                    <w:t>More coding required</w:t>
+                  </w:r>
+                </w:p>
+              </w:tc>
+            </w:tr>
+            <w:tr>
+              <w:trPr>
+                <w:tblCellSpacing w:w="15" w:type="dxa"/>
+              </w:trPr>
+              <w:tc>
+                <w:tcPr>
+                  <w:tcW w:w="0" w:type="auto"/>
+                  <w:vAlign w:val="center"/>
+                  <w:hideMark/>
+                </w:tcPr>
+                <w:p>
+                  <w:pPr>
+                    <w:pStyle w:val="ListParagraph"/>
+                    <w:numPr>
+                      <w:ilvl w:val="0"/>
+                      <w:numId w:val="2"/>
+                    </w:numPr>
+                    <w:rPr>
+                      <w:rFonts w:eastAsia="Times New Roman" w:cstheme="minorHAnsi"/>
+                      <w:color w:val="000000"/>
+                      <w:kern w:val="0"/>
+                      <w:sz w:val="28"/>
+                      <w:szCs w:val="28"/>
+                      <w:lang w:eastAsia="en-IN"/>
+                      <w14:ligatures w14:val="none"/>
+                    </w:rPr>
+                  </w:pPr>
+                  <w:r>
+                    <w:rPr>
+                      <w:rFonts w:eastAsia="Times New Roman" w:cstheme="minorHAnsi"/>
+                      <w:color w:val="000000"/>
+                      <w:kern w:val="0"/>
+                      <w:sz w:val="28"/>
+                      <w:szCs w:val="28"/>
+                      <w:lang w:eastAsia="en-IN"/>
+                      <w14:ligatures w14:val="none"/>
+                    </w:rPr>
+                    <w:t>Data Handling</w:t>
+                  </w:r>
+                </w:p>
+              </w:tc>
+              <w:tc>
+                <w:tcPr>
+                  <w:tcW w:w="0" w:type="auto"/>
+                  <w:vAlign w:val="center"/>
+                  <w:hideMark/>
+                </w:tcPr>
+                <w:p>
+                  <w:pPr>
+                    <w:pStyle w:val="ListParagraph"/>
+                    <w:numPr>
+                      <w:ilvl w:val="0"/>
+                      <w:numId w:val="2"/>
+                    </w:numPr>
+                    <w:rPr>
+                      <w:rFonts w:eastAsia="Times New Roman" w:cstheme="minorHAnsi"/>
+                      <w:color w:val="000000"/>
+                      <w:kern w:val="0"/>
+                      <w:sz w:val="28"/>
+                      <w:szCs w:val="28"/>
+                      <w:lang w:eastAsia="en-IN"/>
+                      <w14:ligatures w14:val="none"/>
+                    </w:rPr>
+                  </w:pPr>
+                  <w:r>
+                    <w:rPr>
+                      <w:rFonts w:eastAsia="Times New Roman" w:cstheme="minorHAnsi"/>
+                      <w:color w:val="000000"/>
+                      <w:kern w:val="0"/>
+                      <w:sz w:val="28"/>
+                      <w:szCs w:val="28"/>
+                      <w:lang w:eastAsia="en-IN"/>
+                      <w14:ligatures w14:val="none"/>
+                    </w:rPr>
+                    <w:t>Done at database level</w:t>
+                  </w:r>
+                </w:p>
+              </w:tc>
+              <w:tc>
+                <w:tcPr>
+                  <w:tcW w:w="0" w:type="auto"/>
+                  <w:vAlign w:val="center"/>
+                  <w:hideMark/>
+                </w:tcPr>
+                <w:p>
+                  <w:pPr>
+                    <w:pStyle w:val="ListParagraph"/>
+                    <w:numPr>
+                      <w:ilvl w:val="0"/>
+                      <w:numId w:val="2"/>
+                    </w:numPr>
+                    <w:rPr>
+                      <w:rFonts w:eastAsia="Times New Roman" w:cstheme="minorHAnsi"/>
+                      <w:color w:val="000000"/>
+                      <w:kern w:val="0"/>
+                      <w:sz w:val="28"/>
+                      <w:szCs w:val="28"/>
+                      <w:lang w:eastAsia="en-IN"/>
+                      <w14:ligatures w14:val="none"/>
+                    </w:rPr>
+                  </w:pPr>
+                  <w:r>
+                    <w:rPr>
+                      <w:rFonts w:eastAsia="Times New Roman" w:cstheme="minorHAnsi"/>
+                      <w:color w:val="000000"/>
+                      <w:kern w:val="0"/>
+                      <w:sz w:val="28"/>
+                      <w:szCs w:val="28"/>
+                      <w:lang w:eastAsia="en-IN"/>
+                      <w14:ligatures w14:val="none"/>
+                    </w:rPr>
+                    <w:t>Done partly in ABAP</w:t>
+                  </w:r>
+                </w:p>
+              </w:tc>
+            </w:tr>
+            <w:tr>
+              <w:trPr>
+                <w:tblCellSpacing w:w="15" w:type="dxa"/>
+              </w:trPr>
+              <w:tc>
+                <w:tcPr>
+                  <w:tcW w:w="0" w:type="auto"/>
+                  <w:vAlign w:val="center"/>
+                  <w:hideMark/>
+                </w:tcPr>
+                <w:p>
+                  <w:pPr>
+                    <w:pStyle w:val="ListParagraph"/>
+                    <w:numPr>
+                      <w:ilvl w:val="0"/>
+                      <w:numId w:val="2"/>
+                    </w:numPr>
+                    <w:rPr>
+                      <w:rFonts w:eastAsia="Times New Roman" w:cstheme="minorHAnsi"/>
+                      <w:color w:val="000000"/>
+                      <w:kern w:val="0"/>
+                      <w:sz w:val="28"/>
+                      <w:szCs w:val="28"/>
+                      <w:lang w:eastAsia="en-IN"/>
+                      <w14:ligatures w14:val="none"/>
+                    </w:rPr>
+                  </w:pPr>
+                  <w:r>
+                    <w:rPr>
+                      <w:rFonts w:eastAsia="Times New Roman" w:cstheme="minorHAnsi"/>
+                      <w:color w:val="000000"/>
+                      <w:kern w:val="0"/>
+                      <w:sz w:val="28"/>
+                      <w:szCs w:val="28"/>
+                      <w:lang w:eastAsia="en-IN"/>
+                      <w14:ligatures w14:val="none"/>
+                    </w:rPr>
+                    <w:t>Missing Records</w:t>
+                  </w:r>
+                </w:p>
+              </w:tc>
+              <w:tc>
+                <w:tcPr>
+                  <w:tcW w:w="0" w:type="auto"/>
+                  <w:vAlign w:val="center"/>
+                  <w:hideMark/>
+                </w:tcPr>
+                <w:p>
+                  <w:pPr>
+                    <w:pStyle w:val="ListParagraph"/>
+                    <w:numPr>
+                      <w:ilvl w:val="0"/>
+                      <w:numId w:val="2"/>
+                    </w:numPr>
+                    <w:rPr>
+                      <w:rFonts w:eastAsia="Times New Roman" w:cstheme="minorHAnsi"/>
+                      <w:color w:val="000000"/>
+                      <w:kern w:val="0"/>
+                      <w:sz w:val="28"/>
+                      <w:szCs w:val="28"/>
+                      <w:lang w:eastAsia="en-IN"/>
+                      <w14:ligatures w14:val="none"/>
+                    </w:rPr>
+                  </w:pPr>
+                  <w:r>
+                    <w:rPr>
+                      <w:rFonts w:eastAsia="Times New Roman" w:cstheme="minorHAnsi"/>
+                      <w:color w:val="000000"/>
+                      <w:kern w:val="0"/>
+                      <w:sz w:val="28"/>
+                      <w:szCs w:val="28"/>
+                      <w:lang w:eastAsia="en-IN"/>
+                      <w14:ligatures w14:val="none"/>
+                    </w:rPr>
+                    <w:t>INNER JOIN ignores unmatched data</w:t>
+                  </w:r>
+                </w:p>
+              </w:tc>
+              <w:tc>
+                <w:tcPr>
+                  <w:tcW w:w="0" w:type="auto"/>
+                  <w:vAlign w:val="center"/>
+                  <w:hideMark/>
+                </w:tcPr>
+                <w:p>
+                  <w:pPr>
+                    <w:pStyle w:val="ListParagraph"/>
+                    <w:numPr>
+                      <w:ilvl w:val="0"/>
+                      <w:numId w:val="2"/>
+                    </w:numPr>
+                    <w:rPr>
+                      <w:rFonts w:eastAsia="Times New Roman" w:cstheme="minorHAnsi"/>
+                      <w:color w:val="000000"/>
+                      <w:kern w:val="0"/>
+                      <w:sz w:val="28"/>
+                      <w:szCs w:val="28"/>
+                      <w:lang w:eastAsia="en-IN"/>
+                      <w14:ligatures w14:val="none"/>
+                    </w:rPr>
+                  </w:pPr>
+                  <w:r>
+                    <w:rPr>
+                      <w:rFonts w:eastAsia="Times New Roman" w:cstheme="minorHAnsi"/>
+                      <w:color w:val="000000"/>
+                      <w:kern w:val="0"/>
+                      <w:sz w:val="28"/>
+                      <w:szCs w:val="28"/>
+                      <w:lang w:eastAsia="en-IN"/>
+                      <w14:ligatures w14:val="none"/>
+                    </w:rPr>
+                    <w:t>Can handle missing data</w:t>
+                  </w:r>
+                </w:p>
+              </w:tc>
+            </w:tr>
+            <w:tr>
+              <w:trPr>
+                <w:tblCellSpacing w:w="15" w:type="dxa"/>
+              </w:trPr>
+              <w:tc>
+                <w:tcPr>
+                  <w:tcW w:w="0" w:type="auto"/>
+                  <w:vAlign w:val="center"/>
+                  <w:hideMark/>
+                </w:tcPr>
+                <w:p>
+                  <w:pPr>
+                    <w:pStyle w:val="ListParagraph"/>
+                    <w:numPr>
+                      <w:ilvl w:val="0"/>
+                      <w:numId w:val="2"/>
+                    </w:numPr>
+                    <w:rPr>
+                      <w:rFonts w:eastAsia="Times New Roman" w:cstheme="minorHAnsi"/>
+                      <w:color w:val="000000"/>
+                      <w:kern w:val="0"/>
+                      <w:sz w:val="28"/>
+                      <w:szCs w:val="28"/>
+                      <w:lang w:eastAsia="en-IN"/>
+                      <w14:ligatures w14:val="none"/>
+                    </w:rPr>
+                  </w:pPr>
+                  <w:r>
+                    <w:rPr>
+                      <w:rFonts w:eastAsia="Times New Roman" w:cstheme="minorHAnsi"/>
+                      <w:color w:val="000000"/>
+                      <w:kern w:val="0"/>
+                      <w:sz w:val="28"/>
+                      <w:szCs w:val="28"/>
+                      <w:lang w:eastAsia="en-IN"/>
+                      <w14:ligatures w14:val="none"/>
+                    </w:rPr>
+                    <w:lastRenderedPageBreak/>
+                    <w:t>Flexibility</w:t>
+                  </w:r>
+                </w:p>
+              </w:tc>
+              <w:tc>
+                <w:tcPr>
+                  <w:tcW w:w="0" w:type="auto"/>
+                  <w:vAlign w:val="center"/>
+                  <w:hideMark/>
+                </w:tcPr>
+                <w:p>
+                  <w:pPr>
+                    <w:pStyle w:val="ListParagraph"/>
+                    <w:numPr>
+                      <w:ilvl w:val="0"/>
+                      <w:numId w:val="2"/>
+                    </w:numPr>
+                    <w:rPr>
+                      <w:rFonts w:eastAsia="Times New Roman" w:cstheme="minorHAnsi"/>
+                      <w:color w:val="000000"/>
+                      <w:kern w:val="0"/>
+                      <w:sz w:val="28"/>
+                      <w:szCs w:val="28"/>
+                      <w:lang w:eastAsia="en-IN"/>
+                      <w14:ligatures w14:val="none"/>
+                    </w:rPr>
+                  </w:pPr>
+                  <w:r>
+                    <w:rPr>
+                      <w:rFonts w:eastAsia="Times New Roman" w:cstheme="minorHAnsi"/>
+                      <w:color w:val="000000"/>
+                      <w:kern w:val="0"/>
+                      <w:sz w:val="28"/>
+                      <w:szCs w:val="28"/>
+                      <w:lang w:eastAsia="en-IN"/>
+                      <w14:ligatures w14:val="none"/>
+                    </w:rPr>
+                    <w:t>Less flexible</w:t>
+                  </w:r>
+                </w:p>
+              </w:tc>
+              <w:tc>
+                <w:tcPr>
+                  <w:tcW w:w="0" w:type="auto"/>
+                  <w:vAlign w:val="center"/>
+                  <w:hideMark/>
+                </w:tcPr>
+                <w:p>
+                  <w:pPr>
+                    <w:pStyle w:val="ListParagraph"/>
+                    <w:numPr>
+                      <w:ilvl w:val="0"/>
+                      <w:numId w:val="2"/>
+                    </w:numPr>
+                    <w:rPr>
+                      <w:rFonts w:eastAsia="Times New Roman" w:cstheme="minorHAnsi"/>
+                      <w:color w:val="000000"/>
+                      <w:kern w:val="0"/>
+                      <w:sz w:val="28"/>
+                      <w:szCs w:val="28"/>
+                      <w:lang w:eastAsia="en-IN"/>
+                      <w14:ligatures w14:val="none"/>
+                    </w:rPr>
+                  </w:pPr>
+                  <w:r>
+                    <w:rPr>
+                      <w:rFonts w:eastAsia="Times New Roman" w:cstheme="minorHAnsi"/>
+                      <w:color w:val="000000"/>
+                      <w:kern w:val="0"/>
+                      <w:sz w:val="28"/>
+                      <w:szCs w:val="28"/>
+                      <w:lang w:eastAsia="en-IN"/>
+                      <w14:ligatures w14:val="none"/>
+                    </w:rPr>
+                    <w:t>More flexible</w:t>
+                  </w:r>
+                </w:p>
+              </w:tc>
+            </w:tr>
+            <w:tr>
+              <w:trPr>
+                <w:trHeight w:val="346"/>
+                <w:tblCellSpacing w:w="15" w:type="dxa"/>
+              </w:trPr>
+              <w:tc>
+                <w:tcPr>
+                  <w:tcW w:w="0" w:type="auto"/>
+                  <w:vAlign w:val="center"/>
+                  <w:hideMark/>
+                </w:tcPr>
+                <w:p>
+                  <w:pPr>
+                    <w:pStyle w:val="ListParagraph"/>
+                    <w:numPr>
+                      <w:ilvl w:val="0"/>
+                      <w:numId w:val="2"/>
+                    </w:numPr>
+                    <w:rPr>
+                      <w:rFonts w:eastAsia="Times New Roman" w:cstheme="minorHAnsi"/>
+                      <w:color w:val="000000"/>
+                      <w:kern w:val="0"/>
+                      <w:sz w:val="28"/>
+                      <w:szCs w:val="28"/>
+                      <w:lang w:eastAsia="en-IN"/>
+                      <w14:ligatures w14:val="none"/>
+                    </w:rPr>
+                  </w:pPr>
+                  <w:r>
+                    <w:rPr>
+                      <w:rFonts w:eastAsia="Times New Roman" w:cstheme="minorHAnsi"/>
+                      <w:color w:val="000000"/>
+                      <w:kern w:val="0"/>
+                      <w:sz w:val="28"/>
+                      <w:szCs w:val="28"/>
+                      <w:lang w:eastAsia="en-IN"/>
+                      <w14:ligatures w14:val="none"/>
+                    </w:rPr>
+                    <w:t>Readability</w:t>
+                  </w:r>
+                </w:p>
+              </w:tc>
+              <w:tc>
+                <w:tcPr>
+                  <w:tcW w:w="0" w:type="auto"/>
+                  <w:vAlign w:val="center"/>
+                  <w:hideMark/>
+                </w:tcPr>
+                <w:p>
+                  <w:pPr>
+                    <w:pStyle w:val="ListParagraph"/>
+                    <w:numPr>
+                      <w:ilvl w:val="0"/>
+                      <w:numId w:val="2"/>
+                    </w:numPr>
+                    <w:rPr>
+                      <w:rFonts w:eastAsia="Times New Roman" w:cstheme="minorHAnsi"/>
+                      <w:color w:val="000000"/>
+                      <w:kern w:val="0"/>
+                      <w:sz w:val="28"/>
+                      <w:szCs w:val="28"/>
+                      <w:lang w:eastAsia="en-IN"/>
+                      <w14:ligatures w14:val="none"/>
+                    </w:rPr>
+                  </w:pPr>
+                  <w:r>
+                    <w:rPr>
+                      <w:rFonts w:eastAsia="Times New Roman" w:cstheme="minorHAnsi"/>
+                      <w:color w:val="000000"/>
+                      <w:kern w:val="0"/>
+                      <w:sz w:val="28"/>
+                      <w:szCs w:val="28"/>
+                      <w:lang w:eastAsia="en-IN"/>
+                      <w14:ligatures w14:val="none"/>
+                    </w:rPr>
+                    <w:t>High (short code)</w:t>
+                  </w:r>
+                </w:p>
+              </w:tc>
+              <w:tc>
+                <w:tcPr>
+                  <w:tcW w:w="0" w:type="auto"/>
+                  <w:vAlign w:val="center"/>
+                  <w:hideMark/>
+                </w:tcPr>
+                <w:p>
+                  <w:pPr>
+                    <w:pStyle w:val="ListParagraph"/>
+                    <w:numPr>
+                      <w:ilvl w:val="0"/>
+                      <w:numId w:val="2"/>
+                    </w:numPr>
+                    <w:rPr>
+                      <w:rFonts w:eastAsia="Times New Roman" w:cstheme="minorHAnsi"/>
+                      <w:color w:val="000000"/>
+                      <w:kern w:val="0"/>
+                      <w:sz w:val="28"/>
+                      <w:szCs w:val="28"/>
+                      <w:lang w:eastAsia="en-IN"/>
+                      <w14:ligatures w14:val="none"/>
+                    </w:rPr>
+                  </w:pPr>
+                  <w:r>
+                    <w:rPr>
+                      <w:rFonts w:eastAsia="Times New Roman" w:cstheme="minorHAnsi"/>
+                      <w:color w:val="000000"/>
+                      <w:kern w:val="0"/>
+                      <w:sz w:val="28"/>
+                      <w:szCs w:val="28"/>
+                      <w:lang w:eastAsia="en-IN"/>
+                      <w14:ligatures w14:val="none"/>
+                    </w:rPr>
+                    <w:t>Lower (more logic)</w:t>
+                  </w:r>
+                </w:p>
+              </w:tc>
+            </w:tr>
+          </w:tbl>
+          <w:p/>
+        </w:tc>
+      </w:tr>
+    </w:tbl>
+    <w:p>
+      <w:pPr>
+        <w:spacing w:after="0" w:line="240" w:lineRule="auto"/>
+        <w:rPr>
+          <w:rFonts w:eastAsia="Times New Roman" w:cstheme="minorHAnsi"/>
+          <w:color w:val="000000"/>
+          <w:kern w:val="0"/>
+          <w:sz w:val="28"/>
+          <w:szCs w:val="28"/>
+          <w:lang w:eastAsia="en-IN"/>
+          <w14:ligatures w14:val="none"/>
+        </w:rPr>
+      </w:pPr>
+    </w:p>
+    <w:p>
+      <w:pPr>
+        <w:pStyle w:val="ListParagraph"/>
+        <w:numPr>
+          <w:ilvl w:val="0"/>
+          <w:numId w:val="2"/>
+        </w:numPr>
+        <w:spacing w:after="0"/>
+        <w:rPr>
+          <w:rFonts w:eastAsia="Times New Roman" w:cstheme="minorHAnsi"/>
+          <w:b/>
+          <w:bCs/>
+          <w:color w:val="000000"/>
+          <w:kern w:val="0"/>
+          <w:sz w:val="28"/>
+          <w:szCs w:val="28"/>
+          <w:lang w:eastAsia="en-IN"/>
+          <w14:ligatures w14:val="none"/>
+        </w:rPr>
+      </w:pPr>
+      <w:r>
+        <w:rPr>
+          <w:rFonts w:eastAsia="Times New Roman" w:cstheme="minorHAnsi"/>
+          <w:b/>
+          <w:bCs/>
+          <w:color w:val="000000"/>
+          <w:kern w:val="0"/>
+          <w:sz w:val="28"/>
+          <w:szCs w:val="28"/>
+          <w:lang w:eastAsia="en-IN"/>
+          <w14:ligatures w14:val="none"/>
+        </w:rPr>
+        <w:t>Important Points</w:t>
+      </w:r>
+    </w:p>
+    <w:p>
+      <w:pPr>
+        <w:pStyle w:val="ListParagraph"/>
+        <w:numPr>
+          <w:ilvl w:val="0"/>
+          <w:numId w:val="2"/>
+        </w:numPr>
+        <w:spacing w:after="0"/>
+        <w:rPr>
+          <w:rFonts w:eastAsia="Times New Roman" w:cstheme="minorHAnsi"/>
+          <w:b/>
+          <w:bCs/>
+          <w:color w:val="000000"/>
+          <w:kern w:val="0"/>
+          <w:sz w:val="28"/>
+          <w:szCs w:val="28"/>
+          <w:lang w:eastAsia="en-IN"/>
+          <w14:ligatures w14:val="none"/>
+        </w:rPr>
+      </w:pPr>
+      <w:r>
+        <w:rPr>
+          <w:rFonts w:eastAsia="Times New Roman" w:cstheme="minorHAnsi"/>
+          <w:b/>
+          <w:bCs/>
+          <w:color w:val="000000"/>
+          <w:kern w:val="0"/>
+          <w:sz w:val="28"/>
+          <w:szCs w:val="28"/>
+          <w:lang w:eastAsia="en-IN"/>
+          <w14:ligatures w14:val="none"/>
+        </w:rPr>
+        <w:t>JOIN</w:t>
+      </w:r>
+    </w:p>
+    <w:p>
+      <w:pPr>
+        <w:pStyle w:val="ListParagraph"/>
+        <w:numPr>
+          <w:ilvl w:val="0"/>
+          <w:numId w:val="2"/>
+        </w:numPr>
+        <w:spacing w:after="0"/>
+        <w:rPr>
+          <w:rFonts w:eastAsia="Times New Roman" w:cstheme="minorHAnsi"/>
+          <w:color w:val="000000"/>
+          <w:kern w:val="0"/>
+          <w:sz w:val="28"/>
+          <w:szCs w:val="28"/>
+          <w:lang w:eastAsia="en-IN"/>
+          <w14:ligatures w14:val="none"/>
+        </w:rPr>
+      </w:pPr>
+      <w:r>
+        <w:rPr>
+          <w:rFonts w:eastAsia="Times New Roman" w:cstheme="minorHAnsi"/>
+          <w:color w:val="000000"/>
+          <w:kern w:val="0"/>
+          <w:sz w:val="28"/>
+          <w:szCs w:val="28"/>
+          <w:lang w:eastAsia="en-IN"/>
+          <w14:ligatures w14:val="none"/>
+        </w:rPr>
+        <w:t xml:space="preserve">Executes at database level </w:t>
+      </w:r>
+    </w:p>
+    <w:p>
+      <w:pPr>
+        <w:pStyle w:val="ListParagraph"/>
+        <w:numPr>
+          <w:ilvl w:val="0"/>
+          <w:numId w:val="2"/>
+        </w:numPr>
+        <w:spacing w:after="0"/>
+        <w:rPr>
+          <w:rFonts w:eastAsia="Times New Roman" w:cstheme="minorHAnsi"/>
+          <w:color w:val="000000"/>
+          <w:kern w:val="0"/>
+          <w:sz w:val="28"/>
+          <w:szCs w:val="28"/>
+          <w:lang w:eastAsia="en-IN"/>
+          <w14:ligatures w14:val="none"/>
+        </w:rPr>
+      </w:pPr>
+      <w:r>
+        <w:rPr>
+          <w:rFonts w:eastAsia="Times New Roman" w:cstheme="minorHAnsi"/>
+          <w:color w:val="000000"/>
+          <w:kern w:val="0"/>
+          <w:sz w:val="28"/>
+          <w:szCs w:val="28"/>
+          <w:lang w:eastAsia="en-IN"/>
+          <w14:ligatures w14:val="none"/>
+        </w:rPr>
+        <w:t xml:space="preserve">More efficient when tables are properly indexed </w:t>
+      </w:r>
+    </w:p>
+    <w:p>
+      <w:pPr>
+        <w:pStyle w:val="ListParagraph"/>
+        <w:numPr>
+          <w:ilvl w:val="0"/>
+          <w:numId w:val="2"/>
+        </w:numPr>
+        <w:spacing w:after="0"/>
+        <w:rPr>
+          <w:rFonts w:eastAsia="Times New Roman" w:cstheme="minorHAnsi"/>
+          <w:b/>
+          <w:bCs/>
+          <w:color w:val="000000"/>
+          <w:kern w:val="0"/>
+          <w:sz w:val="28"/>
+          <w:szCs w:val="28"/>
+          <w:lang w:eastAsia="en-IN"/>
+          <w14:ligatures w14:val="none"/>
+        </w:rPr>
+      </w:pPr>
+      <w:r>
+        <w:rPr>
+          <w:rFonts w:eastAsia="Times New Roman" w:cstheme="minorHAnsi"/>
+          <w:b/>
+          <w:bCs/>
+          <w:color w:val="000000"/>
+          <w:kern w:val="0"/>
+          <w:sz w:val="28"/>
+          <w:szCs w:val="28"/>
+          <w:lang w:eastAsia="en-IN"/>
+          <w14:ligatures w14:val="none"/>
+        </w:rPr>
+        <w:t>FOR ALL ENTRIES</w:t>
+      </w:r>
+    </w:p>
+    <w:p>
+      <w:pPr>
+        <w:pStyle w:val="ListParagraph"/>
+        <w:numPr>
+          <w:ilvl w:val="0"/>
+          <w:numId w:val="2"/>
+        </w:numPr>
+        <w:spacing w:after="0"/>
+        <w:rPr>
+          <w:rFonts w:eastAsia="Times New Roman" w:cstheme="minorHAnsi"/>
+          <w:color w:val="000000"/>
+          <w:kern w:val="0"/>
+          <w:sz w:val="28"/>
+          <w:szCs w:val="28"/>
+          <w:lang w:eastAsia="en-IN"/>
+          <w14:ligatures w14:val="none"/>
+        </w:rPr>
+      </w:pPr>
+      <w:r>
+        <w:rPr>
+          <w:rFonts w:eastAsia="Times New Roman" w:cstheme="minorHAnsi"/>
+          <w:color w:val="000000"/>
+          <w:kern w:val="0"/>
+          <w:sz w:val="28"/>
+          <w:szCs w:val="28"/>
+          <w:lang w:eastAsia="en-IN"/>
+          <w14:ligatures w14:val="none"/>
+        </w:rPr>
+        <w:t xml:space="preserve">Internal table must NOT be empty </w:t>
+      </w:r>
+    </w:p>
+    <w:p>
+      <w:pPr>
+        <w:pStyle w:val="ListParagraph"/>
+        <w:numPr>
+          <w:ilvl w:val="0"/>
+          <w:numId w:val="2"/>
+        </w:numPr>
+        <w:spacing w:after="0"/>
+        <w:rPr>
+          <w:rFonts w:eastAsia="Times New Roman" w:cstheme="minorHAnsi"/>
+          <w:color w:val="000000"/>
+          <w:kern w:val="0"/>
+          <w:sz w:val="28"/>
+          <w:szCs w:val="28"/>
+          <w:lang w:eastAsia="en-IN"/>
+          <w14:ligatures w14:val="none"/>
+        </w:rPr>
+      </w:pPr>
+      <w:r>
+        <w:rPr>
+          <w:rFonts w:eastAsia="Times New Roman" w:cstheme="minorHAnsi"/>
+          <w:color w:val="000000"/>
+          <w:kern w:val="0"/>
+          <w:sz w:val="28"/>
+          <w:szCs w:val="28"/>
+          <w:lang w:eastAsia="en-IN"/>
+          <w14:ligatures w14:val="none"/>
+        </w:rPr>
+        <w:t>Otherwise → fetches all records (critical bug)</w:t>
+      </w:r>
+      <w:r>
+        <w:rPr>
+          <w:rFonts w:eastAsia="Times New Roman" w:cstheme="minorHAnsi"/>
+          <w:color w:val="000000"/>
+          <w:kern w:val="0"/>
+          <w:sz w:val="28"/>
+          <w:szCs w:val="28"/>
+          <w:lang w:eastAsia="en-IN"/>
+          <w14:ligatures w14:val="none"/>
+        </w:rPr>
+        <w:br/>
+      </w:r>
+    </w:p>
+    <w:p>
+      <w:pPr>
+        <w:pStyle w:val="ListParagraph"/>
+        <w:numPr>
+          <w:ilvl w:val="0"/>
+          <w:numId w:val="2"/>
+        </w:numPr>
+        <w:spacing w:after="0"/>
+        <w:rPr>
+          <w:rFonts w:eastAsia="Times New Roman" w:cstheme="minorHAnsi"/>
+          <w:b/>
+          <w:bCs/>
+          <w:color w:val="000000"/>
+          <w:kern w:val="0"/>
+          <w:sz w:val="28"/>
+          <w:szCs w:val="28"/>
+          <w:lang w:eastAsia="en-IN"/>
+          <w14:ligatures w14:val="none"/>
+        </w:rPr>
+      </w:pPr>
+      <w:r>
+        <w:rPr>
+          <w:rFonts w:eastAsia="Times New Roman" w:cstheme="minorHAnsi"/>
+          <w:b/>
+          <w:bCs/>
+          <w:color w:val="000000"/>
+          <w:kern w:val="0"/>
+          <w:sz w:val="28"/>
+          <w:szCs w:val="28"/>
+          <w:lang w:eastAsia="en-IN"/>
+          <w14:ligatures w14:val="none"/>
+        </w:rPr>
+        <w:t>When to Use</w:t>
+      </w:r>
+    </w:p>
+    <w:p>
+      <w:pPr>
+        <w:pStyle w:val="ListParagraph"/>
+        <w:numPr>
+          <w:ilvl w:val="0"/>
+          <w:numId w:val="2"/>
+        </w:numPr>
+        <w:spacing w:after="0"/>
+        <w:rPr>
+          <w:rFonts w:eastAsia="Times New Roman" w:cstheme="minorHAnsi"/>
+          <w:b/>
+          <w:bCs/>
+          <w:color w:val="000000"/>
+          <w:kern w:val="0"/>
+          <w:sz w:val="28"/>
+          <w:szCs w:val="28"/>
+          <w:lang w:eastAsia="en-IN"/>
+          <w14:ligatures w14:val="none"/>
+        </w:rPr>
+      </w:pPr>
+      <w:r>
+        <w:rPr>
+          <w:rFonts w:eastAsia="Times New Roman" w:cstheme="minorHAnsi"/>
+          <w:b/>
+          <w:bCs/>
+          <w:color w:val="000000"/>
+          <w:kern w:val="0"/>
+          <w:sz w:val="28"/>
+          <w:szCs w:val="28"/>
+          <w:lang w:eastAsia="en-IN"/>
+          <w14:ligatures w14:val="none"/>
+        </w:rPr>
+        <w:t>Use JOIN when:</w:t>
+      </w:r>
+    </w:p>
+    <w:p>
+      <w:pPr>
+        <w:pStyle w:val="ListParagraph"/>
+        <w:numPr>
+          <w:ilvl w:val="0"/>
+          <w:numId w:val="2"/>
+        </w:numPr>
+        <w:spacing w:after="0"/>
+        <w:rPr>
+          <w:rFonts w:eastAsia="Times New Roman" w:cstheme="minorHAnsi"/>
+          <w:color w:val="000000"/>
+          <w:kern w:val="0"/>
+          <w:sz w:val="28"/>
+          <w:szCs w:val="28"/>
+          <w:lang w:eastAsia="en-IN"/>
+          <w14:ligatures w14:val="none"/>
+        </w:rPr>
+      </w:pPr>
+      <w:r>
+        <w:rPr>
+          <w:rFonts w:eastAsia="Times New Roman" w:cstheme="minorHAnsi"/>
+          <w:color w:val="000000"/>
+          <w:kern w:val="0"/>
+          <w:sz w:val="28"/>
+          <w:szCs w:val="28"/>
+          <w:lang w:eastAsia="en-IN"/>
+          <w14:ligatures w14:val="none"/>
+        </w:rPr>
+        <w:t xml:space="preserve">Tables are directly related </w:t>
+      </w:r>
+    </w:p>
+    <w:p>
+      <w:pPr>
+        <w:pStyle w:val="ListParagraph"/>
+        <w:numPr>
+          <w:ilvl w:val="0"/>
+          <w:numId w:val="2"/>
+        </w:numPr>
+        <w:spacing w:after="0"/>
+        <w:rPr>
+          <w:rFonts w:eastAsia="Times New Roman" w:cstheme="minorHAnsi"/>
+          <w:color w:val="000000"/>
+          <w:kern w:val="0"/>
+          <w:sz w:val="28"/>
+          <w:szCs w:val="28"/>
+          <w:lang w:eastAsia="en-IN"/>
+          <w14:ligatures w14:val="none"/>
+        </w:rPr>
+      </w:pPr>
+      <w:r>
+        <w:rPr>
+          <w:rFonts w:eastAsia="Times New Roman" w:cstheme="minorHAnsi"/>
+          <w:color w:val="000000"/>
+          <w:kern w:val="0"/>
+          <w:sz w:val="28"/>
+          <w:szCs w:val="28"/>
+          <w:lang w:eastAsia="en-IN"/>
+          <w14:ligatures w14:val="none"/>
+        </w:rPr>
+        <w:t xml:space="preserve">Need simple and fast query </w:t>
+      </w:r>
+    </w:p>
+    <w:p>
+      <w:pPr>
+        <w:pStyle w:val="ListParagraph"/>
+        <w:numPr>
+          <w:ilvl w:val="0"/>
+          <w:numId w:val="2"/>
+        </w:numPr>
+        <w:spacing w:after="0"/>
+        <w:rPr>
+          <w:rFonts w:eastAsia="Times New Roman" w:cstheme="minorHAnsi"/>
+          <w:b/>
+          <w:bCs/>
+          <w:color w:val="000000"/>
+          <w:kern w:val="0"/>
+          <w:sz w:val="28"/>
+          <w:szCs w:val="28"/>
+          <w:lang w:eastAsia="en-IN"/>
+          <w14:ligatures w14:val="none"/>
+        </w:rPr>
+      </w:pPr>
+      <w:r>
+        <w:rPr>
+          <w:rFonts w:eastAsia="Times New Roman" w:cstheme="minorHAnsi"/>
+          <w:b/>
+          <w:bCs/>
+          <w:color w:val="000000"/>
+          <w:kern w:val="0"/>
+          <w:sz w:val="28"/>
+          <w:szCs w:val="28"/>
+          <w:lang w:eastAsia="en-IN"/>
+          <w14:ligatures w14:val="none"/>
+        </w:rPr>
+        <w:t>Use FOR ALL ENTRIES when:</w:t>
+      </w:r>
+    </w:p>
+    <w:p>
+      <w:pPr>
+        <w:pStyle w:val="ListParagraph"/>
+        <w:numPr>
+          <w:ilvl w:val="0"/>
+          <w:numId w:val="2"/>
+        </w:numPr>
+        <w:spacing w:after="0"/>
+        <w:rPr>
+          <w:rFonts w:eastAsia="Times New Roman" w:cstheme="minorHAnsi"/>
+          <w:color w:val="000000"/>
+          <w:kern w:val="0"/>
+          <w:sz w:val="28"/>
+          <w:szCs w:val="28"/>
+          <w:lang w:eastAsia="en-IN"/>
+          <w14:ligatures w14:val="none"/>
+        </w:rPr>
+      </w:pPr>
+      <w:r>
+        <w:rPr>
+          <w:rFonts w:eastAsia="Times New Roman" w:cstheme="minorHAnsi"/>
+          <w:color w:val="000000"/>
+          <w:kern w:val="0"/>
+          <w:sz w:val="28"/>
+          <w:szCs w:val="28"/>
+          <w:lang w:eastAsia="en-IN"/>
+          <w14:ligatures w14:val="none"/>
+        </w:rPr>
+        <w:t xml:space="preserve">Data is already in an internal table </w:t>
+      </w:r>
+    </w:p>
+    <w:p>
+      <w:pPr>
+        <w:pStyle w:val="ListParagraph"/>
+        <w:numPr>
+          <w:ilvl w:val="0"/>
+          <w:numId w:val="2"/>
+        </w:numPr>
+        <w:spacing w:after="0"/>
+        <w:rPr>
+          <w:rFonts w:eastAsia="Times New Roman" w:cstheme="minorHAnsi"/>
+          <w:color w:val="000000"/>
+          <w:kern w:val="0"/>
+          <w:sz w:val="28"/>
+          <w:szCs w:val="28"/>
+          <w:lang w:eastAsia="en-IN"/>
+          <w14:ligatures w14:val="none"/>
+        </w:rPr>
+      </w:pPr>
+      <w:r>
+        <w:rPr>
+          <w:rFonts w:eastAsia="Times New Roman" w:cstheme="minorHAnsi"/>
+          <w:color w:val="000000"/>
+          <w:kern w:val="0"/>
+          <w:sz w:val="28"/>
+          <w:szCs w:val="28"/>
+          <w:lang w:eastAsia="en-IN"/>
+          <w14:ligatures w14:val="none"/>
+        </w:rPr>
+        <w:t xml:space="preserve">Complex filtering required </w:t>
+      </w:r>
+    </w:p>
+    <w:p>
+      <w:pPr>
+        <w:pStyle w:val="ListParagraph"/>
+        <w:numPr>
+          <w:ilvl w:val="0"/>
+          <w:numId w:val="2"/>
+        </w:numPr>
+        <w:spacing w:after="0"/>
+        <w:rPr>
+          <w:rFonts w:eastAsia="Times New Roman" w:cstheme="minorHAnsi"/>
+          <w:color w:val="000000"/>
+          <w:kern w:val="0"/>
+          <w:sz w:val="28"/>
+          <w:szCs w:val="28"/>
+          <w:lang w:eastAsia="en-IN"/>
+          <w14:ligatures w14:val="none"/>
+        </w:rPr>
+      </w:pPr>
+      <w:r>
+        <w:rPr>
+          <w:rFonts w:eastAsia="Times New Roman" w:cstheme="minorHAnsi"/>
+          <w:color w:val="000000"/>
+          <w:kern w:val="0"/>
+          <w:sz w:val="28"/>
+          <w:szCs w:val="28"/>
+          <w:lang w:eastAsia="en-IN"/>
+          <w14:ligatures w14:val="none"/>
+        </w:rPr>
+        <w:t>Avoiding heavy joins</w:t>
+      </w:r>
+      <w:r>
+        <w:rPr>
+          <w:rFonts w:eastAsia="Times New Roman" w:cstheme="minorHAnsi"/>
+          <w:color w:val="000000"/>
+          <w:kern w:val="0"/>
+          <w:sz w:val="28"/>
+          <w:szCs w:val="28"/>
+          <w:lang w:eastAsia="en-IN"/>
+          <w14:ligatures w14:val="none"/>
+        </w:rPr>
+        <w:br/>
+      </w:r>
+    </w:p>
+    <w:p>
+      <w:pPr>
+        <w:pStyle w:val="ListParagraph"/>
+        <w:numPr>
+          <w:ilvl w:val="0"/>
+          <w:numId w:val="2"/>
+        </w:numPr>
+        <w:spacing w:after="0"/>
+        <w:rPr>
+          <w:rFonts w:eastAsia="Times New Roman" w:cstheme="minorHAnsi"/>
           <w:color w:val="000000"/>
           <w:kern w:val="0"/>
           <w:sz w:val="28"/>
@@ -787,6 +2599,155 @@
 <file path=word/numbering.xml><?xml version="1.0" encoding="utf-8"?>
 <w:numbering xmlns:wpc="http://schemas.microsoft.com/office/word/2010/wordprocessingCanvas" xmlns:cx="http://schemas.microsoft.com/office/drawing/2014/chartex" xmlns:cx1="http://schemas.microsoft.com/office/drawing/2015/9/8/chartex" xmlns:cx2="http://schemas.microsoft.com/office/drawing/2015/10/21/chartex" xmlns:cx3="http://schemas.microsoft.com/office/drawing/2016/5/9/chartex" xmlns:cx4="http://schemas.microsoft.com/office/drawing/2016/5/10/chartex" xmlns:cx5="http://schemas.microsoft.com/office/drawing/2016/5/11/chartex" xmlns:cx6="http://schemas.microsoft.com/office/drawing/2016/5/12/chartex" xmlns:cx7="http://schemas.microsoft.com/office/drawing/2016/5/13/chartex" xmlns:cx8="http://schemas.microsoft.com/office/drawing/2016/5/14/chartex" xmlns:mc="http://schemas.openxmlformats.org/markup-compatibility/2006" xmlns:aink="http://schemas.microsoft.com/office/drawing/2016/ink" xmlns:am3d="http://schemas.microsoft.com/office/drawing/2017/model3d" xmlns:o="urn:schemas-microsoft-com:office:office" xmlns:oel="http://schemas.microsoft.com/office/2019/extlst" xmlns:r="http://schemas.openxmlformats.org/officeDocument/2006/relationships" xmlns:m="http://schemas.openxmlformats.org/officeDocument/2006/math" xmlns:v="urn:schemas-microsoft-com:vml" xmlns:wp14="http://schemas.microsoft.com/office/word/2010/wordprocessingDrawing" xmlns:wp="http://schemas.openxmlformats.org/drawingml/2006/wordprocessingDrawing" xmlns:w10="urn:schemas-microsoft-com:office:word" xmlns:w="http://schemas.openxmlformats.org/wordprocessingml/2006/main" xmlns:w14="http://schemas.microsoft.com/office/word/2010/wordml" xmlns:w15="http://schemas.microsoft.com/office/word/2012/wordml" xmlns:w16cex="http://schemas.microsoft.com/office/word/2018/wordml/cex" xmlns:w16cid="http://schemas.microsoft.com/office/word/2016/wordml/cid" xmlns:w16="http://schemas.microsoft.com/office/word/2018/wordml" xmlns:w16du="http://schemas.microsoft.com/office/word/2023/wordml/word16du" xmlns:w16sdtdh="http://schemas.microsoft.com/office/word/2020/wordml/sdtdatahash" xmlns:w16sdtfl="http://schemas.microsoft.com/office/word/2024/wordml/sdtformatlock" xmlns:w16se="http://schemas.microsoft.com/office/word/2015/wordml/symex" xmlns:wpg="http://schemas.microsoft.com/office/word/2010/wordprocessingGroup" xmlns:wpi="http://schemas.microsoft.com/office/word/2010/wordprocessingInk" xmlns:wne="http://schemas.microsoft.com/office/word/2006/wordml" xmlns:wps="http://schemas.microsoft.com/office/word/2010/wordprocessingShape" mc:Ignorable="w14 w15 w16se w16cid w16 w16cex w16sdtdh w16sdtfl w16du wp14">
   <w:abstractNum w:abstractNumId="0" w15:restartNumberingAfterBreak="0">
+    <w:nsid w:val="12686166"/>
+    <w:multiLevelType w:val="multilevel"/>
+    <w:tmpl w:val="AD5AFB18"/>
+    <w:lvl w:ilvl="0">
+      <w:start w:val="1"/>
+      <w:numFmt w:val="bullet"/>
+      <w:lvlText w:val=""/>
+      <w:lvlJc w:val="left"/>
+      <w:pPr>
+        <w:tabs>
+          <w:tab w:val="num" w:pos="720"/>
+        </w:tabs>
+        <w:ind w:left="720" w:hanging="360"/>
+      </w:pPr>
+      <w:rPr>
+        <w:rFonts w:ascii="Symbol" w:hAnsi="Symbol" w:hint="default"/>
+        <w:sz w:val="20"/>
+      </w:rPr>
+    </w:lvl>
+    <w:lvl w:ilvl="1" w:tentative="1">
+      <w:start w:val="1"/>
+      <w:numFmt w:val="bullet"/>
+      <w:lvlText w:val="o"/>
+      <w:lvlJc w:val="left"/>
+      <w:pPr>
+        <w:tabs>
+          <w:tab w:val="num" w:pos="1440"/>
+        </w:tabs>
+        <w:ind w:left="1440" w:hanging="360"/>
+      </w:pPr>
+      <w:rPr>
+        <w:rFonts w:ascii="Courier New" w:hAnsi="Courier New" w:hint="default"/>
+        <w:sz w:val="20"/>
+      </w:rPr>
+    </w:lvl>
+    <w:lvl w:ilvl="2" w:tentative="1">
+      <w:start w:val="1"/>
+      <w:numFmt w:val="bullet"/>
+      <w:lvlText w:val=""/>
+      <w:lvlJc w:val="left"/>
+      <w:pPr>
+        <w:tabs>
+          <w:tab w:val="num" w:pos="2160"/>
+        </w:tabs>
+        <w:ind w:left="2160" w:hanging="360"/>
+      </w:pPr>
+      <w:rPr>
+        <w:rFonts w:ascii="Wingdings" w:hAnsi="Wingdings" w:hint="default"/>
+        <w:sz w:val="20"/>
+      </w:rPr>
+    </w:lvl>
+    <w:lvl w:ilvl="3" w:tentative="1">
+      <w:start w:val="1"/>
+      <w:numFmt w:val="bullet"/>
+      <w:lvlText w:val=""/>
+      <w:lvlJc w:val="left"/>
+      <w:pPr>
+        <w:tabs>
+          <w:tab w:val="num" w:pos="2880"/>
+        </w:tabs>
+        <w:ind w:left="2880" w:hanging="360"/>
+      </w:pPr>
+      <w:rPr>
+        <w:rFonts w:ascii="Wingdings" w:hAnsi="Wingdings" w:hint="default"/>
+        <w:sz w:val="20"/>
+      </w:rPr>
+    </w:lvl>
+    <w:lvl w:ilvl="4" w:tentative="1">
+      <w:start w:val="1"/>
+      <w:numFmt w:val="bullet"/>
+      <w:lvlText w:val=""/>
+      <w:lvlJc w:val="left"/>
+      <w:pPr>
+        <w:tabs>
+          <w:tab w:val="num" w:pos="3600"/>
+        </w:tabs>
+        <w:ind w:left="3600" w:hanging="360"/>
+      </w:pPr>
+      <w:rPr>
+        <w:rFonts w:ascii="Wingdings" w:hAnsi="Wingdings" w:hint="default"/>
+        <w:sz w:val="20"/>
+      </w:rPr>
+    </w:lvl>
+    <w:lvl w:ilvl="5" w:tentative="1">
+      <w:start w:val="1"/>
+      <w:numFmt w:val="bullet"/>
+      <w:lvlText w:val=""/>
+      <w:lvlJc w:val="left"/>
+      <w:pPr>
+        <w:tabs>
+          <w:tab w:val="num" w:pos="4320"/>
+        </w:tabs>
+        <w:ind w:left="4320" w:hanging="360"/>
+      </w:pPr>
+      <w:rPr>
+        <w:rFonts w:ascii="Wingdings" w:hAnsi="Wingdings" w:hint="default"/>
+        <w:sz w:val="20"/>
+      </w:rPr>
+    </w:lvl>
+    <w:lvl w:ilvl="6" w:tentative="1">
+      <w:start w:val="1"/>
+      <w:numFmt w:val="bullet"/>
+      <w:lvlText w:val=""/>
+      <w:lvlJc w:val="left"/>
+      <w:pPr>
+        <w:tabs>
+          <w:tab w:val="num" w:pos="5040"/>
+        </w:tabs>
+        <w:ind w:left="5040" w:hanging="360"/>
+      </w:pPr>
+      <w:rPr>
+        <w:rFonts w:ascii="Wingdings" w:hAnsi="Wingdings" w:hint="default"/>
+        <w:sz w:val="20"/>
+      </w:rPr>
+    </w:lvl>
+    <w:lvl w:ilvl="7" w:tentative="1">
+      <w:start w:val="1"/>
+      <w:numFmt w:val="bullet"/>
+      <w:lvlText w:val=""/>
+      <w:lvlJc w:val="left"/>
+      <w:pPr>
+        <w:tabs>
+          <w:tab w:val="num" w:pos="5760"/>
+        </w:tabs>
+        <w:ind w:left="5760" w:hanging="360"/>
+      </w:pPr>
+      <w:rPr>
+        <w:rFonts w:ascii="Wingdings" w:hAnsi="Wingdings" w:hint="default"/>
+        <w:sz w:val="20"/>
+      </w:rPr>
+    </w:lvl>
+    <w:lvl w:ilvl="8" w:tentative="1">
+      <w:start w:val="1"/>
+      <w:numFmt w:val="bullet"/>
+      <w:lvlText w:val=""/>
+      <w:lvlJc w:val="left"/>
+      <w:pPr>
+        <w:tabs>
+          <w:tab w:val="num" w:pos="6480"/>
+        </w:tabs>
+        <w:ind w:left="6480" w:hanging="360"/>
+      </w:pPr>
+      <w:rPr>
+        <w:rFonts w:ascii="Wingdings" w:hAnsi="Wingdings" w:hint="default"/>
+        <w:sz w:val="20"/>
+      </w:rPr>
+    </w:lvl>
+  </w:abstractNum>
+  <w:abstractNum w:abstractNumId="1" w15:restartNumberingAfterBreak="0">
     <w:nsid w:val="3A9705A7"/>
     <w:multiLevelType w:val="hybridMultilevel"/>
     <w:tmpl w:val="7D687ED6"/>
@@ -899,7 +2860,454 @@
       </w:rPr>
     </w:lvl>
   </w:abstractNum>
-  <w:abstractNum w:abstractNumId="1" w15:restartNumberingAfterBreak="0">
+  <w:abstractNum w:abstractNumId="2" w15:restartNumberingAfterBreak="0">
+    <w:nsid w:val="4FC90BDF"/>
+    <w:multiLevelType w:val="multilevel"/>
+    <w:tmpl w:val="46C0AEF6"/>
+    <w:lvl w:ilvl="0">
+      <w:start w:val="1"/>
+      <w:numFmt w:val="bullet"/>
+      <w:lvlText w:val=""/>
+      <w:lvlJc w:val="left"/>
+      <w:pPr>
+        <w:tabs>
+          <w:tab w:val="num" w:pos="720"/>
+        </w:tabs>
+        <w:ind w:left="720" w:hanging="360"/>
+      </w:pPr>
+      <w:rPr>
+        <w:rFonts w:ascii="Symbol" w:hAnsi="Symbol" w:hint="default"/>
+        <w:sz w:val="20"/>
+      </w:rPr>
+    </w:lvl>
+    <w:lvl w:ilvl="1" w:tentative="1">
+      <w:start w:val="1"/>
+      <w:numFmt w:val="bullet"/>
+      <w:lvlText w:val="o"/>
+      <w:lvlJc w:val="left"/>
+      <w:pPr>
+        <w:tabs>
+          <w:tab w:val="num" w:pos="1440"/>
+        </w:tabs>
+        <w:ind w:left="1440" w:hanging="360"/>
+      </w:pPr>
+      <w:rPr>
+        <w:rFonts w:ascii="Courier New" w:hAnsi="Courier New" w:hint="default"/>
+        <w:sz w:val="20"/>
+      </w:rPr>
+    </w:lvl>
+    <w:lvl w:ilvl="2" w:tentative="1">
+      <w:start w:val="1"/>
+      <w:numFmt w:val="bullet"/>
+      <w:lvlText w:val=""/>
+      <w:lvlJc w:val="left"/>
+      <w:pPr>
+        <w:tabs>
+          <w:tab w:val="num" w:pos="2160"/>
+        </w:tabs>
+        <w:ind w:left="2160" w:hanging="360"/>
+      </w:pPr>
+      <w:rPr>
+        <w:rFonts w:ascii="Wingdings" w:hAnsi="Wingdings" w:hint="default"/>
+        <w:sz w:val="20"/>
+      </w:rPr>
+    </w:lvl>
+    <w:lvl w:ilvl="3" w:tentative="1">
+      <w:start w:val="1"/>
+      <w:numFmt w:val="bullet"/>
+      <w:lvlText w:val=""/>
+      <w:lvlJc w:val="left"/>
+      <w:pPr>
+        <w:tabs>
+          <w:tab w:val="num" w:pos="2880"/>
+        </w:tabs>
+        <w:ind w:left="2880" w:hanging="360"/>
+      </w:pPr>
+      <w:rPr>
+        <w:rFonts w:ascii="Wingdings" w:hAnsi="Wingdings" w:hint="default"/>
+        <w:sz w:val="20"/>
+      </w:rPr>
+    </w:lvl>
+    <w:lvl w:ilvl="4" w:tentative="1">
+      <w:start w:val="1"/>
+      <w:numFmt w:val="bullet"/>
+      <w:lvlText w:val=""/>
+      <w:lvlJc w:val="left"/>
+      <w:pPr>
+        <w:tabs>
+          <w:tab w:val="num" w:pos="3600"/>
+        </w:tabs>
+        <w:ind w:left="3600" w:hanging="360"/>
+      </w:pPr>
+      <w:rPr>
+        <w:rFonts w:ascii="Wingdings" w:hAnsi="Wingdings" w:hint="default"/>
+        <w:sz w:val="20"/>
+      </w:rPr>
+    </w:lvl>
+    <w:lvl w:ilvl="5" w:tentative="1">
+      <w:start w:val="1"/>
+      <w:numFmt w:val="bullet"/>
+      <w:lvlText w:val=""/>
+      <w:lvlJc w:val="left"/>
+      <w:pPr>
+        <w:tabs>
+          <w:tab w:val="num" w:pos="4320"/>
+        </w:tabs>
+        <w:ind w:left="4320" w:hanging="360"/>
+      </w:pPr>
+      <w:rPr>
+        <w:rFonts w:ascii="Wingdings" w:hAnsi="Wingdings" w:hint="default"/>
+        <w:sz w:val="20"/>
+      </w:rPr>
+    </w:lvl>
+    <w:lvl w:ilvl="6" w:tentative="1">
+      <w:start w:val="1"/>
+      <w:numFmt w:val="bullet"/>
+      <w:lvlText w:val=""/>
+      <w:lvlJc w:val="left"/>
+      <w:pPr>
+        <w:tabs>
+          <w:tab w:val="num" w:pos="5040"/>
+        </w:tabs>
+        <w:ind w:left="5040" w:hanging="360"/>
+      </w:pPr>
+      <w:rPr>
+        <w:rFonts w:ascii="Wingdings" w:hAnsi="Wingdings" w:hint="default"/>
+        <w:sz w:val="20"/>
+      </w:rPr>
+    </w:lvl>
+    <w:lvl w:ilvl="7" w:tentative="1">
+      <w:start w:val="1"/>
+      <w:numFmt w:val="bullet"/>
+      <w:lvlText w:val=""/>
+      <w:lvlJc w:val="left"/>
+      <w:pPr>
+        <w:tabs>
+          <w:tab w:val="num" w:pos="5760"/>
+        </w:tabs>
+        <w:ind w:left="5760" w:hanging="360"/>
+      </w:pPr>
+      <w:rPr>
+        <w:rFonts w:ascii="Wingdings" w:hAnsi="Wingdings" w:hint="default"/>
+        <w:sz w:val="20"/>
+      </w:rPr>
+    </w:lvl>
+    <w:lvl w:ilvl="8" w:tentative="1">
+      <w:start w:val="1"/>
+      <w:numFmt w:val="bullet"/>
+      <w:lvlText w:val=""/>
+      <w:lvlJc w:val="left"/>
+      <w:pPr>
+        <w:tabs>
+          <w:tab w:val="num" w:pos="6480"/>
+        </w:tabs>
+        <w:ind w:left="6480" w:hanging="360"/>
+      </w:pPr>
+      <w:rPr>
+        <w:rFonts w:ascii="Wingdings" w:hAnsi="Wingdings" w:hint="default"/>
+        <w:sz w:val="20"/>
+      </w:rPr>
+    </w:lvl>
+  </w:abstractNum>
+  <w:abstractNum w:abstractNumId="3" w15:restartNumberingAfterBreak="0">
+    <w:nsid w:val="5D9F6F2A"/>
+    <w:multiLevelType w:val="multilevel"/>
+    <w:tmpl w:val="CB88B716"/>
+    <w:lvl w:ilvl="0">
+      <w:start w:val="1"/>
+      <w:numFmt w:val="bullet"/>
+      <w:lvlText w:val=""/>
+      <w:lvlJc w:val="left"/>
+      <w:pPr>
+        <w:tabs>
+          <w:tab w:val="num" w:pos="720"/>
+        </w:tabs>
+        <w:ind w:left="720" w:hanging="360"/>
+      </w:pPr>
+      <w:rPr>
+        <w:rFonts w:ascii="Symbol" w:hAnsi="Symbol" w:hint="default"/>
+        <w:sz w:val="20"/>
+      </w:rPr>
+    </w:lvl>
+    <w:lvl w:ilvl="1" w:tentative="1">
+      <w:start w:val="1"/>
+      <w:numFmt w:val="bullet"/>
+      <w:lvlText w:val="o"/>
+      <w:lvlJc w:val="left"/>
+      <w:pPr>
+        <w:tabs>
+          <w:tab w:val="num" w:pos="1440"/>
+        </w:tabs>
+        <w:ind w:left="1440" w:hanging="360"/>
+      </w:pPr>
+      <w:rPr>
+        <w:rFonts w:ascii="Courier New" w:hAnsi="Courier New" w:hint="default"/>
+        <w:sz w:val="20"/>
+      </w:rPr>
+    </w:lvl>
+    <w:lvl w:ilvl="2" w:tentative="1">
+      <w:start w:val="1"/>
+      <w:numFmt w:val="bullet"/>
+      <w:lvlText w:val=""/>
+      <w:lvlJc w:val="left"/>
+      <w:pPr>
+        <w:tabs>
+          <w:tab w:val="num" w:pos="2160"/>
+        </w:tabs>
+        <w:ind w:left="2160" w:hanging="360"/>
+      </w:pPr>
+      <w:rPr>
+        <w:rFonts w:ascii="Wingdings" w:hAnsi="Wingdings" w:hint="default"/>
+        <w:sz w:val="20"/>
+      </w:rPr>
+    </w:lvl>
+    <w:lvl w:ilvl="3" w:tentative="1">
+      <w:start w:val="1"/>
+      <w:numFmt w:val="bullet"/>
+      <w:lvlText w:val=""/>
+      <w:lvlJc w:val="left"/>
+      <w:pPr>
+        <w:tabs>
+          <w:tab w:val="num" w:pos="2880"/>
+        </w:tabs>
+        <w:ind w:left="2880" w:hanging="360"/>
+      </w:pPr>
+      <w:rPr>
+        <w:rFonts w:ascii="Wingdings" w:hAnsi="Wingdings" w:hint="default"/>
+        <w:sz w:val="20"/>
+      </w:rPr>
+    </w:lvl>
+    <w:lvl w:ilvl="4" w:tentative="1">
+      <w:start w:val="1"/>
+      <w:numFmt w:val="bullet"/>
+      <w:lvlText w:val=""/>
+      <w:lvlJc w:val="left"/>
+      <w:pPr>
+        <w:tabs>
+          <w:tab w:val="num" w:pos="3600"/>
+        </w:tabs>
+        <w:ind w:left="3600" w:hanging="360"/>
+      </w:pPr>
+      <w:rPr>
+        <w:rFonts w:ascii="Wingdings" w:hAnsi="Wingdings" w:hint="default"/>
+        <w:sz w:val="20"/>
+      </w:rPr>
+    </w:lvl>
+    <w:lvl w:ilvl="5" w:tentative="1">
+      <w:start w:val="1"/>
+      <w:numFmt w:val="bullet"/>
+      <w:lvlText w:val=""/>
+      <w:lvlJc w:val="left"/>
+      <w:pPr>
+        <w:tabs>
+          <w:tab w:val="num" w:pos="4320"/>
+        </w:tabs>
+        <w:ind w:left="4320" w:hanging="360"/>
+      </w:pPr>
+      <w:rPr>
+        <w:rFonts w:ascii="Wingdings" w:hAnsi="Wingdings" w:hint="default"/>
+        <w:sz w:val="20"/>
+      </w:rPr>
+    </w:lvl>
+    <w:lvl w:ilvl="6" w:tentative="1">
+      <w:start w:val="1"/>
+      <w:numFmt w:val="bullet"/>
+      <w:lvlText w:val=""/>
+      <w:lvlJc w:val="left"/>
+      <w:pPr>
+        <w:tabs>
+          <w:tab w:val="num" w:pos="5040"/>
+        </w:tabs>
+        <w:ind w:left="5040" w:hanging="360"/>
+      </w:pPr>
+      <w:rPr>
+        <w:rFonts w:ascii="Wingdings" w:hAnsi="Wingdings" w:hint="default"/>
+        <w:sz w:val="20"/>
+      </w:rPr>
+    </w:lvl>
+    <w:lvl w:ilvl="7" w:tentative="1">
+      <w:start w:val="1"/>
+      <w:numFmt w:val="bullet"/>
+      <w:lvlText w:val=""/>
+      <w:lvlJc w:val="left"/>
+      <w:pPr>
+        <w:tabs>
+          <w:tab w:val="num" w:pos="5760"/>
+        </w:tabs>
+        <w:ind w:left="5760" w:hanging="360"/>
+      </w:pPr>
+      <w:rPr>
+        <w:rFonts w:ascii="Wingdings" w:hAnsi="Wingdings" w:hint="default"/>
+        <w:sz w:val="20"/>
+      </w:rPr>
+    </w:lvl>
+    <w:lvl w:ilvl="8" w:tentative="1">
+      <w:start w:val="1"/>
+      <w:numFmt w:val="bullet"/>
+      <w:lvlText w:val=""/>
+      <w:lvlJc w:val="left"/>
+      <w:pPr>
+        <w:tabs>
+          <w:tab w:val="num" w:pos="6480"/>
+        </w:tabs>
+        <w:ind w:left="6480" w:hanging="360"/>
+      </w:pPr>
+      <w:rPr>
+        <w:rFonts w:ascii="Wingdings" w:hAnsi="Wingdings" w:hint="default"/>
+        <w:sz w:val="20"/>
+      </w:rPr>
+    </w:lvl>
+  </w:abstractNum>
+  <w:abstractNum w:abstractNumId="4" w15:restartNumberingAfterBreak="0">
+    <w:nsid w:val="6B1C518D"/>
+    <w:multiLevelType w:val="multilevel"/>
+    <w:tmpl w:val="B71E8578"/>
+    <w:lvl w:ilvl="0">
+      <w:start w:val="1"/>
+      <w:numFmt w:val="bullet"/>
+      <w:lvlText w:val=""/>
+      <w:lvlJc w:val="left"/>
+      <w:pPr>
+        <w:tabs>
+          <w:tab w:val="num" w:pos="720"/>
+        </w:tabs>
+        <w:ind w:left="720" w:hanging="360"/>
+      </w:pPr>
+      <w:rPr>
+        <w:rFonts w:ascii="Symbol" w:hAnsi="Symbol" w:hint="default"/>
+        <w:sz w:val="20"/>
+      </w:rPr>
+    </w:lvl>
+    <w:lvl w:ilvl="1" w:tentative="1">
+      <w:start w:val="1"/>
+      <w:numFmt w:val="bullet"/>
+      <w:lvlText w:val="o"/>
+      <w:lvlJc w:val="left"/>
+      <w:pPr>
+        <w:tabs>
+          <w:tab w:val="num" w:pos="1440"/>
+        </w:tabs>
+        <w:ind w:left="1440" w:hanging="360"/>
+      </w:pPr>
+      <w:rPr>
+        <w:rFonts w:ascii="Courier New" w:hAnsi="Courier New" w:hint="default"/>
+        <w:sz w:val="20"/>
+      </w:rPr>
+    </w:lvl>
+    <w:lvl w:ilvl="2" w:tentative="1">
+      <w:start w:val="1"/>
+      <w:numFmt w:val="bullet"/>
+      <w:lvlText w:val=""/>
+      <w:lvlJc w:val="left"/>
+      <w:pPr>
+        <w:tabs>
+          <w:tab w:val="num" w:pos="2160"/>
+        </w:tabs>
+        <w:ind w:left="2160" w:hanging="360"/>
+      </w:pPr>
+      <w:rPr>
+        <w:rFonts w:ascii="Wingdings" w:hAnsi="Wingdings" w:hint="default"/>
+        <w:sz w:val="20"/>
+      </w:rPr>
+    </w:lvl>
+    <w:lvl w:ilvl="3" w:tentative="1">
+      <w:start w:val="1"/>
+      <w:numFmt w:val="bullet"/>
+      <w:lvlText w:val=""/>
+      <w:lvlJc w:val="left"/>
+      <w:pPr>
+        <w:tabs>
+          <w:tab w:val="num" w:pos="2880"/>
+        </w:tabs>
+        <w:ind w:left="2880" w:hanging="360"/>
+      </w:pPr>
+      <w:rPr>
+        <w:rFonts w:ascii="Wingdings" w:hAnsi="Wingdings" w:hint="default"/>
+        <w:sz w:val="20"/>
+      </w:rPr>
+    </w:lvl>
+    <w:lvl w:ilvl="4" w:tentative="1">
+      <w:start w:val="1"/>
+      <w:numFmt w:val="bullet"/>
+      <w:lvlText w:val=""/>
+      <w:lvlJc w:val="left"/>
+      <w:pPr>
+        <w:tabs>
+          <w:tab w:val="num" w:pos="3600"/>
+        </w:tabs>
+        <w:ind w:left="3600" w:hanging="360"/>
+      </w:pPr>
+      <w:rPr>
+        <w:rFonts w:ascii="Wingdings" w:hAnsi="Wingdings" w:hint="default"/>
+        <w:sz w:val="20"/>
+      </w:rPr>
+    </w:lvl>
+    <w:lvl w:ilvl="5" w:tentative="1">
+      <w:start w:val="1"/>
+      <w:numFmt w:val="bullet"/>
+      <w:lvlText w:val=""/>
+      <w:lvlJc w:val="left"/>
+      <w:pPr>
+        <w:tabs>
+          <w:tab w:val="num" w:pos="4320"/>
+        </w:tabs>
+        <w:ind w:left="4320" w:hanging="360"/>
+      </w:pPr>
+      <w:rPr>
+        <w:rFonts w:ascii="Wingdings" w:hAnsi="Wingdings" w:hint="default"/>
+        <w:sz w:val="20"/>
+      </w:rPr>
+    </w:lvl>
+    <w:lvl w:ilvl="6" w:tentative="1">
+      <w:start w:val="1"/>
+      <w:numFmt w:val="bullet"/>
+      <w:lvlText w:val=""/>
+      <w:lvlJc w:val="left"/>
+      <w:pPr>
+        <w:tabs>
+          <w:tab w:val="num" w:pos="5040"/>
+        </w:tabs>
+        <w:ind w:left="5040" w:hanging="360"/>
+      </w:pPr>
+      <w:rPr>
+        <w:rFonts w:ascii="Wingdings" w:hAnsi="Wingdings" w:hint="default"/>
+        <w:sz w:val="20"/>
+      </w:rPr>
+    </w:lvl>
+    <w:lvl w:ilvl="7" w:tentative="1">
+      <w:start w:val="1"/>
+      <w:numFmt w:val="bullet"/>
+      <w:lvlText w:val=""/>
+      <w:lvlJc w:val="left"/>
+      <w:pPr>
+        <w:tabs>
+          <w:tab w:val="num" w:pos="5760"/>
+        </w:tabs>
+        <w:ind w:left="5760" w:hanging="360"/>
+      </w:pPr>
+      <w:rPr>
+        <w:rFonts w:ascii="Wingdings" w:hAnsi="Wingdings" w:hint="default"/>
+        <w:sz w:val="20"/>
+      </w:rPr>
+    </w:lvl>
+    <w:lvl w:ilvl="8" w:tentative="1">
+      <w:start w:val="1"/>
+      <w:numFmt w:val="bullet"/>
+      <w:lvlText w:val=""/>
+      <w:lvlJc w:val="left"/>
+      <w:pPr>
+        <w:tabs>
+          <w:tab w:val="num" w:pos="6480"/>
+        </w:tabs>
+        <w:ind w:left="6480" w:hanging="360"/>
+      </w:pPr>
+      <w:rPr>
+        <w:rFonts w:ascii="Wingdings" w:hAnsi="Wingdings" w:hint="default"/>
+        <w:sz w:val="20"/>
+      </w:rPr>
+    </w:lvl>
+  </w:abstractNum>
+  <w:abstractNum w:abstractNumId="5" w15:restartNumberingAfterBreak="0">
     <w:nsid w:val="7D70798D"/>
     <w:multiLevelType w:val="hybridMultilevel"/>
     <w:tmpl w:val="60842D68"/>
@@ -989,9 +3397,21 @@
     </w:lvl>
   </w:abstractNum>
   <w:num w:numId="1" w16cid:durableId="1040281151">
+    <w:abstractNumId w:val="5"/>
+  </w:num>
+  <w:num w:numId="2" w16cid:durableId="924799478">
     <w:abstractNumId w:val="1"/>
   </w:num>
-  <w:num w:numId="2" w16cid:durableId="924799478">
+  <w:num w:numId="3" w16cid:durableId="1635913884">
+    <w:abstractNumId w:val="2"/>
+  </w:num>
+  <w:num w:numId="4" w16cid:durableId="2030989265">
+    <w:abstractNumId w:val="4"/>
+  </w:num>
+  <w:num w:numId="5" w16cid:durableId="949357111">
+    <w:abstractNumId w:val="3"/>
+  </w:num>
+  <w:num w:numId="6" w16cid:durableId="904729664">
     <w:abstractNumId w:val="0"/>
   </w:num>
 </w:numbering>
@@ -1600,7 +4020,6 @@
   <w:style w:type="character" w:default="1" w:styleId="DefaultParagraphFont">
     <w:name w:val="Default Paragraph Font"/>
     <w:uiPriority w:val="1"/>
-    <w:semiHidden/>
     <w:unhideWhenUsed/>
   </w:style>
   <w:style w:type="table" w:default="1" w:styleId="TableNormal">
@@ -1914,6 +4333,25 @@
       <w:spacing w:val="5"/>
     </w:rPr>
   </w:style>
+  <w:style w:type="table" w:styleId="TableGrid">
+    <w:name w:val="Table Grid"/>
+    <w:basedOn w:val="TableNormal"/>
+    <w:uiPriority w:val="39"/>
+    <w:rsid w:val="001A566C"/>
+    <w:pPr>
+      <w:spacing w:after="0" w:line="240" w:lineRule="auto"/>
+    </w:pPr>
+    <w:tblPr>
+      <w:tblBorders>
+        <w:top w:val="single" w:sz="4" w:space="0" w:color="auto"/>
+        <w:left w:val="single" w:sz="4" w:space="0" w:color="auto"/>
+        <w:bottom w:val="single" w:sz="4" w:space="0" w:color="auto"/>
+        <w:right w:val="single" w:sz="4" w:space="0" w:color="auto"/>
+        <w:insideH w:val="single" w:sz="4" w:space="0" w:color="auto"/>
+        <w:insideV w:val="single" w:sz="4" w:space="0" w:color="auto"/>
+      </w:tblBorders>
+    </w:tblPr>
+  </w:style>
 </w:styles>
 </file>
 

--- a/Assignment 23.docx
+++ b/Assignment 23.docx
@@ -112,39 +112,7 @@
           <w:szCs w:val="28"/>
           <w:lang w:val="en-US"/>
         </w:rPr>
-        <w:t>Purchase order</w:t>
-      </w:r>
-      <w:r>
-        <w:rPr>
-          <w:sz w:val="28"/>
-          <w:szCs w:val="28"/>
-          <w:lang w:val="en-US"/>
-        </w:rPr>
-        <w:t xml:space="preserve"> item</w:t>
-      </w:r>
-      <w:r>
-        <w:rPr>
-          <w:sz w:val="28"/>
-          <w:szCs w:val="28"/>
-          <w:lang w:val="en-US"/>
-        </w:rPr>
-        <w:t xml:space="preserve"> table: EK</w:t>
-      </w:r>
-      <w:r>
-        <w:rPr>
-          <w:sz w:val="28"/>
-          <w:szCs w:val="28"/>
-          <w:lang w:val="en-US"/>
-        </w:rPr>
-        <w:t>P</w:t>
-      </w:r>
-      <w:r>
-        <w:rPr>
-          <w:sz w:val="28"/>
-          <w:szCs w:val="28"/>
-          <w:lang w:val="en-US"/>
-        </w:rPr>
-        <w:t>O</w:t>
+        <w:t>Purchase order item table: EKPO</w:t>
       </w:r>
       <w:r>
         <w:rPr>
@@ -284,6 +252,7 @@
       </w:pPr>
       <w:r>
         <w:rPr>
+          <w:noProof/>
           <w:sz w:val="28"/>
           <w:szCs w:val="28"/>
           <w:lang w:val="en-US"/>
@@ -431,6 +400,7 @@
       <w:r>
         <w:rPr>
           <w:rFonts w:eastAsia="Times New Roman" w:cstheme="minorHAnsi"/>
+          <w:noProof/>
           <w:color w:val="000000"/>
           <w:kern w:val="0"/>
           <w:sz w:val="28"/>
@@ -616,7 +586,7 @@
           <w14:ligatures w14:val="none"/>
         </w:rPr>
         <w:lastRenderedPageBreak/>
-        <w:t>3. Retrieve data from purchase order header table and item table to create purchase order by parallel curser techAQ1?</w:t>
+        <w:t>Retrieve data from purchase order header table and item table to create purchase order by parallel curser techAQ1?</w:t>
       </w:r>
     </w:p>
     <w:p>
@@ -629,14 +599,231 @@
         <w:spacing w:after="0" w:line="240" w:lineRule="auto"/>
         <w:rPr>
           <w:rFonts w:eastAsia="Times New Roman" w:cstheme="minorHAnsi"/>
-          <w:color w:val="000000"/>
-          <w:kern w:val="0"/>
-          <w:sz w:val="28"/>
-          <w:szCs w:val="28"/>
-          <w:lang w:eastAsia="en-IN"/>
-          <w14:ligatures w14:val="none"/>
-        </w:rPr>
-      </w:pPr>
+          <w:b/>
+          <w:bCs/>
+          <w:color w:val="000000"/>
+          <w:kern w:val="0"/>
+          <w:sz w:val="28"/>
+          <w:szCs w:val="28"/>
+          <w:lang w:eastAsia="en-IN"/>
+          <w14:ligatures w14:val="none"/>
+        </w:rPr>
+      </w:pPr>
+      <w:r>
+        <w:rPr>
+          <w:rFonts w:eastAsia="Times New Roman" w:cstheme="minorHAnsi"/>
+          <w:b/>
+          <w:bCs/>
+          <w:color w:val="000000"/>
+          <w:kern w:val="0"/>
+          <w:sz w:val="28"/>
+          <w:szCs w:val="28"/>
+          <w:lang w:eastAsia="en-IN"/>
+          <w14:ligatures w14:val="none"/>
+        </w:rPr>
+        <w:t>Parallel Cursor</w:t>
+      </w:r>
+      <w:r>
+        <w:rPr>
+          <w:rFonts w:eastAsia="Times New Roman" w:cstheme="minorHAnsi"/>
+          <w:b/>
+          <w:bCs/>
+          <w:color w:val="000000"/>
+          <w:kern w:val="0"/>
+          <w:sz w:val="28"/>
+          <w:szCs w:val="28"/>
+          <w:lang w:eastAsia="en-IN"/>
+          <w14:ligatures w14:val="none"/>
+        </w:rPr>
+        <w:t>:</w:t>
+      </w:r>
+      <w:r>
+        <w:rPr>
+          <w:rFonts w:eastAsia="Times New Roman" w:cstheme="minorHAnsi"/>
+          <w:b/>
+          <w:bCs/>
+          <w:color w:val="000000"/>
+          <w:kern w:val="0"/>
+          <w:sz w:val="28"/>
+          <w:szCs w:val="28"/>
+          <w:lang w:eastAsia="en-IN"/>
+          <w14:ligatures w14:val="none"/>
+        </w:rPr>
+        <w:t xml:space="preserve"> </w:t>
+      </w:r>
+      <w:r>
+        <w:rPr>
+          <w:rFonts w:eastAsia="Times New Roman" w:cstheme="minorHAnsi"/>
+          <w:color w:val="000000"/>
+          <w:kern w:val="0"/>
+          <w:sz w:val="28"/>
+          <w:szCs w:val="28"/>
+          <w:lang w:eastAsia="en-IN"/>
+          <w14:ligatures w14:val="none"/>
+        </w:rPr>
+        <w:t>Parallel Cursor is a performance optimization technique used to process two internal tables together efficiently by avoiding nested loops.</w:t>
+      </w:r>
+    </w:p>
+    <w:p>
+      <w:pPr>
+        <w:pStyle w:val="ListParagraph"/>
+        <w:numPr>
+          <w:ilvl w:val="0"/>
+          <w:numId w:val="2"/>
+        </w:numPr>
+        <w:spacing w:after="0" w:line="240" w:lineRule="auto"/>
+        <w:rPr>
+          <w:rFonts w:eastAsia="Times New Roman" w:cstheme="minorHAnsi"/>
+          <w:color w:val="000000"/>
+          <w:kern w:val="0"/>
+          <w:sz w:val="28"/>
+          <w:szCs w:val="28"/>
+          <w:lang w:eastAsia="en-IN"/>
+          <w14:ligatures w14:val="none"/>
+        </w:rPr>
+      </w:pPr>
+      <w:r>
+        <w:rPr>
+          <w:rFonts w:eastAsia="Times New Roman" w:cstheme="minorHAnsi"/>
+          <w:b/>
+          <w:bCs/>
+          <w:color w:val="000000"/>
+          <w:kern w:val="0"/>
+          <w:sz w:val="28"/>
+          <w:szCs w:val="28"/>
+          <w:lang w:eastAsia="en-IN"/>
+          <w14:ligatures w14:val="none"/>
+        </w:rPr>
+        <w:t xml:space="preserve">In </w:t>
+      </w:r>
+      <w:r>
+        <w:rPr>
+          <w:rFonts w:eastAsia="Times New Roman" w:cstheme="minorHAnsi"/>
+          <w:color w:val="000000"/>
+          <w:kern w:val="0"/>
+          <w:sz w:val="28"/>
+          <w:szCs w:val="28"/>
+          <w:lang w:eastAsia="en-IN"/>
+          <w14:ligatures w14:val="none"/>
+        </w:rPr>
+        <w:t xml:space="preserve">nested loop: </w:t>
+      </w:r>
+    </w:p>
+    <w:p>
+      <w:pPr>
+        <w:pStyle w:val="ListParagraph"/>
+        <w:numPr>
+          <w:ilvl w:val="0"/>
+          <w:numId w:val="2"/>
+        </w:numPr>
+        <w:spacing w:after="0" w:line="240" w:lineRule="auto"/>
+        <w:rPr>
+          <w:rFonts w:eastAsia="Times New Roman" w:cstheme="minorHAnsi"/>
+          <w:color w:val="000000"/>
+          <w:kern w:val="0"/>
+          <w:sz w:val="28"/>
+          <w:szCs w:val="28"/>
+          <w:lang w:eastAsia="en-IN"/>
+          <w14:ligatures w14:val="none"/>
+        </w:rPr>
+      </w:pPr>
+      <w:r>
+        <w:rPr>
+          <w:rFonts w:eastAsia="Times New Roman" w:cstheme="minorHAnsi"/>
+          <w:color w:val="000000"/>
+          <w:kern w:val="0"/>
+          <w:sz w:val="28"/>
+          <w:szCs w:val="28"/>
+          <w:lang w:eastAsia="en-IN"/>
+          <w14:ligatures w14:val="none"/>
+        </w:rPr>
+        <w:t xml:space="preserve">For every row in </w:t>
+      </w:r>
+      <w:proofErr w:type="spellStart"/>
+      <w:r>
+        <w:rPr>
+          <w:rFonts w:eastAsia="Times New Roman" w:cstheme="minorHAnsi"/>
+          <w:color w:val="000000"/>
+          <w:kern w:val="0"/>
+          <w:sz w:val="28"/>
+          <w:szCs w:val="28"/>
+          <w:lang w:eastAsia="en-IN"/>
+          <w14:ligatures w14:val="none"/>
+        </w:rPr>
+        <w:t>lt_dept</w:t>
+      </w:r>
+      <w:proofErr w:type="spellEnd"/>
+      <w:r>
+        <w:rPr>
+          <w:rFonts w:eastAsia="Times New Roman" w:cstheme="minorHAnsi"/>
+          <w:color w:val="000000"/>
+          <w:kern w:val="0"/>
+          <w:sz w:val="28"/>
+          <w:szCs w:val="28"/>
+          <w:lang w:eastAsia="en-IN"/>
+          <w14:ligatures w14:val="none"/>
+        </w:rPr>
+        <w:t xml:space="preserve">, full </w:t>
+      </w:r>
+      <w:proofErr w:type="spellStart"/>
+      <w:r>
+        <w:rPr>
+          <w:rFonts w:eastAsia="Times New Roman" w:cstheme="minorHAnsi"/>
+          <w:color w:val="000000"/>
+          <w:kern w:val="0"/>
+          <w:sz w:val="28"/>
+          <w:szCs w:val="28"/>
+          <w:lang w:eastAsia="en-IN"/>
+          <w14:ligatures w14:val="none"/>
+        </w:rPr>
+        <w:t>lt_emp</w:t>
+      </w:r>
+      <w:proofErr w:type="spellEnd"/>
+      <w:r>
+        <w:rPr>
+          <w:rFonts w:eastAsia="Times New Roman" w:cstheme="minorHAnsi"/>
+          <w:color w:val="000000"/>
+          <w:kern w:val="0"/>
+          <w:sz w:val="28"/>
+          <w:szCs w:val="28"/>
+          <w:lang w:eastAsia="en-IN"/>
+          <w14:ligatures w14:val="none"/>
+        </w:rPr>
+        <w:t xml:space="preserve"> is scanned</w:t>
+      </w:r>
+    </w:p>
+    <w:p>
+      <w:pPr>
+        <w:pStyle w:val="ListParagraph"/>
+        <w:numPr>
+          <w:ilvl w:val="0"/>
+          <w:numId w:val="2"/>
+        </w:numPr>
+        <w:spacing w:after="0" w:line="240" w:lineRule="auto"/>
+        <w:rPr>
+          <w:rFonts w:eastAsia="Times New Roman" w:cstheme="minorHAnsi"/>
+          <w:b/>
+          <w:bCs/>
+          <w:color w:val="000000"/>
+          <w:kern w:val="0"/>
+          <w:sz w:val="28"/>
+          <w:szCs w:val="28"/>
+          <w:lang w:eastAsia="en-IN"/>
+          <w14:ligatures w14:val="none"/>
+        </w:rPr>
+      </w:pPr>
+      <w:r>
+        <w:rPr>
+          <w:rFonts w:eastAsia="Times New Roman" w:cstheme="minorHAnsi"/>
+          <w:color w:val="000000"/>
+          <w:kern w:val="0"/>
+          <w:sz w:val="28"/>
+          <w:szCs w:val="28"/>
+          <w:lang w:eastAsia="en-IN"/>
+          <w14:ligatures w14:val="none"/>
+        </w:rPr>
+        <w:t>Performance becomes very slow for large data</w:t>
+      </w:r>
       <w:r>
         <w:rPr>
           <w:rFonts w:eastAsia="Times New Roman" w:cstheme="minorHAnsi"/>
@@ -652,6 +839,11 @@
     </w:p>
     <w:p>
       <w:pPr>
+        <w:pStyle w:val="ListParagraph"/>
+        <w:numPr>
+          <w:ilvl w:val="0"/>
+          <w:numId w:val="2"/>
+        </w:numPr>
         <w:spacing w:after="0" w:line="240" w:lineRule="auto"/>
         <w:rPr>
           <w:rFonts w:eastAsia="Times New Roman" w:cstheme="minorHAnsi"/>
@@ -663,6 +855,823 @@
           <w14:ligatures w14:val="none"/>
         </w:rPr>
       </w:pPr>
+      <w:r>
+        <w:rPr>
+          <w:rFonts w:eastAsia="Times New Roman" w:cstheme="minorHAnsi"/>
+          <w:color w:val="000000"/>
+          <w:kern w:val="0"/>
+          <w:sz w:val="28"/>
+          <w:szCs w:val="28"/>
+          <w:lang w:eastAsia="en-IN"/>
+          <w14:ligatures w14:val="none"/>
+        </w:rPr>
+        <w:t>Parallel Cursor Concept</w:t>
+      </w:r>
+      <w:r>
+        <w:rPr>
+          <w:rFonts w:eastAsia="Times New Roman" w:cstheme="minorHAnsi"/>
+          <w:color w:val="000000"/>
+          <w:kern w:val="0"/>
+          <w:sz w:val="28"/>
+          <w:szCs w:val="28"/>
+          <w:lang w:eastAsia="en-IN"/>
+          <w14:ligatures w14:val="none"/>
+        </w:rPr>
+        <w:t>:</w:t>
+      </w:r>
+    </w:p>
+    <w:p>
+      <w:pPr>
+        <w:pStyle w:val="ListParagraph"/>
+        <w:numPr>
+          <w:ilvl w:val="0"/>
+          <w:numId w:val="2"/>
+        </w:numPr>
+        <w:spacing w:after="0" w:line="240" w:lineRule="auto"/>
+        <w:rPr>
+          <w:rFonts w:eastAsia="Times New Roman" w:cstheme="minorHAnsi"/>
+          <w:color w:val="000000"/>
+          <w:kern w:val="0"/>
+          <w:sz w:val="28"/>
+          <w:szCs w:val="28"/>
+          <w:lang w:eastAsia="en-IN"/>
+          <w14:ligatures w14:val="none"/>
+        </w:rPr>
+      </w:pPr>
+      <w:r>
+        <w:rPr>
+          <w:rFonts w:eastAsia="Times New Roman" w:cstheme="minorHAnsi"/>
+          <w:color w:val="000000"/>
+          <w:kern w:val="0"/>
+          <w:sz w:val="28"/>
+          <w:szCs w:val="28"/>
+          <w:lang w:eastAsia="en-IN"/>
+          <w14:ligatures w14:val="none"/>
+        </w:rPr>
+        <w:t xml:space="preserve">Sort both tables </w:t>
+      </w:r>
+    </w:p>
+    <w:p>
+      <w:pPr>
+        <w:pStyle w:val="ListParagraph"/>
+        <w:numPr>
+          <w:ilvl w:val="0"/>
+          <w:numId w:val="2"/>
+        </w:numPr>
+        <w:spacing w:after="0" w:line="240" w:lineRule="auto"/>
+        <w:rPr>
+          <w:rFonts w:eastAsia="Times New Roman" w:cstheme="minorHAnsi"/>
+          <w:color w:val="000000"/>
+          <w:kern w:val="0"/>
+          <w:sz w:val="28"/>
+          <w:szCs w:val="28"/>
+          <w:lang w:eastAsia="en-IN"/>
+          <w14:ligatures w14:val="none"/>
+        </w:rPr>
+      </w:pPr>
+      <w:r>
+        <w:rPr>
+          <w:rFonts w:eastAsia="Times New Roman" w:cstheme="minorHAnsi"/>
+          <w:color w:val="000000"/>
+          <w:kern w:val="0"/>
+          <w:sz w:val="28"/>
+          <w:szCs w:val="28"/>
+          <w:lang w:eastAsia="en-IN"/>
+          <w14:ligatures w14:val="none"/>
+        </w:rPr>
+        <w:t xml:space="preserve">Use READ TABLE with BINARY SEARCH </w:t>
+      </w:r>
+    </w:p>
+    <w:p>
+      <w:pPr>
+        <w:pStyle w:val="ListParagraph"/>
+        <w:numPr>
+          <w:ilvl w:val="0"/>
+          <w:numId w:val="2"/>
+        </w:numPr>
+        <w:spacing w:after="0" w:line="240" w:lineRule="auto"/>
+        <w:rPr>
+          <w:rFonts w:eastAsia="Times New Roman" w:cstheme="minorHAnsi"/>
+          <w:color w:val="000000"/>
+          <w:kern w:val="0"/>
+          <w:sz w:val="28"/>
+          <w:szCs w:val="28"/>
+          <w:lang w:eastAsia="en-IN"/>
+          <w14:ligatures w14:val="none"/>
+        </w:rPr>
+      </w:pPr>
+      <w:r>
+        <w:rPr>
+          <w:rFonts w:eastAsia="Times New Roman" w:cstheme="minorHAnsi"/>
+          <w:color w:val="000000"/>
+          <w:kern w:val="0"/>
+          <w:sz w:val="28"/>
+          <w:szCs w:val="28"/>
+          <w:lang w:eastAsia="en-IN"/>
+          <w14:ligatures w14:val="none"/>
+        </w:rPr>
+        <w:t xml:space="preserve">Start inner loop from matching index </w:t>
+      </w:r>
+    </w:p>
+    <w:p>
+      <w:pPr>
+        <w:pStyle w:val="ListParagraph"/>
+        <w:numPr>
+          <w:ilvl w:val="0"/>
+          <w:numId w:val="2"/>
+        </w:numPr>
+        <w:spacing w:after="0" w:line="240" w:lineRule="auto"/>
+        <w:rPr>
+          <w:rFonts w:eastAsia="Times New Roman" w:cstheme="minorHAnsi"/>
+          <w:color w:val="000000"/>
+          <w:kern w:val="0"/>
+          <w:sz w:val="28"/>
+          <w:szCs w:val="28"/>
+          <w:lang w:eastAsia="en-IN"/>
+          <w14:ligatures w14:val="none"/>
+        </w:rPr>
+      </w:pPr>
+      <w:r>
+        <w:rPr>
+          <w:rFonts w:eastAsia="Times New Roman" w:cstheme="minorHAnsi"/>
+          <w:color w:val="000000"/>
+          <w:kern w:val="0"/>
+          <w:sz w:val="28"/>
+          <w:szCs w:val="28"/>
+          <w:lang w:eastAsia="en-IN"/>
+          <w14:ligatures w14:val="none"/>
+        </w:rPr>
+        <w:t>Exit when key changes</w:t>
+      </w:r>
+      <w:r>
+        <w:rPr>
+          <w:rFonts w:eastAsia="Times New Roman" w:cstheme="minorHAnsi"/>
+          <w:color w:val="000000"/>
+          <w:kern w:val="0"/>
+          <w:sz w:val="28"/>
+          <w:szCs w:val="28"/>
+          <w:lang w:eastAsia="en-IN"/>
+          <w14:ligatures w14:val="none"/>
+        </w:rPr>
+        <w:br/>
+      </w:r>
+    </w:p>
+    <w:p>
+      <w:pPr>
+        <w:pStyle w:val="ListParagraph"/>
+        <w:numPr>
+          <w:ilvl w:val="0"/>
+          <w:numId w:val="2"/>
+        </w:numPr>
+        <w:spacing w:after="0" w:line="240" w:lineRule="auto"/>
+        <w:rPr>
+          <w:rFonts w:eastAsia="Times New Roman" w:cstheme="minorHAnsi"/>
+          <w:color w:val="000000"/>
+          <w:kern w:val="0"/>
+          <w:sz w:val="28"/>
+          <w:szCs w:val="28"/>
+          <w:lang w:eastAsia="en-IN"/>
+          <w14:ligatures w14:val="none"/>
+        </w:rPr>
+      </w:pPr>
+      <w:r>
+        <w:rPr>
+          <w:rFonts w:eastAsia="Times New Roman" w:cstheme="minorHAnsi"/>
+          <w:color w:val="000000"/>
+          <w:kern w:val="0"/>
+          <w:sz w:val="28"/>
+          <w:szCs w:val="28"/>
+          <w:lang w:eastAsia="en-IN"/>
+          <w14:ligatures w14:val="none"/>
+        </w:rPr>
+        <w:t>Program:</w:t>
+      </w:r>
+    </w:p>
+    <w:p>
+      <w:pPr>
+        <w:pStyle w:val="ListParagraph"/>
+        <w:spacing w:after="0" w:line="240" w:lineRule="auto"/>
+        <w:rPr>
+          <w:rFonts w:eastAsia="Times New Roman" w:cstheme="minorHAnsi"/>
+          <w:color w:val="000000"/>
+          <w:kern w:val="0"/>
+          <w:sz w:val="28"/>
+          <w:szCs w:val="28"/>
+          <w:lang w:eastAsia="en-IN"/>
+          <w14:ligatures w14:val="none"/>
+        </w:rPr>
+      </w:pPr>
+      <w:r>
+        <w:rPr>
+          <w:rFonts w:eastAsia="Times New Roman" w:cstheme="minorHAnsi"/>
+          <w:b/>
+          <w:bCs/>
+          <w:color w:val="000000"/>
+          <w:kern w:val="0"/>
+          <w:sz w:val="28"/>
+          <w:szCs w:val="28"/>
+          <w:lang w:eastAsia="en-IN"/>
+          <w14:ligatures w14:val="none"/>
+        </w:rPr>
+        <w:drawing>
+          <wp:inline distT="0" distB="0" distL="0" distR="0" wp14:anchorId="50B69AAF" wp14:editId="460159D0">
+            <wp:extent cx="5201654" cy="4885267"/>
+            <wp:effectExtent l="0" t="0" r="0" b="0"/>
+            <wp:docPr id="1688108426" name="Picture 1"/>
+            <wp:cNvGraphicFramePr>
+              <a:graphicFrameLocks xmlns:a="http://schemas.openxmlformats.org/drawingml/2006/main" noChangeAspect="1"/>
+            </wp:cNvGraphicFramePr>
+            <a:graphic xmlns:a="http://schemas.openxmlformats.org/drawingml/2006/main">
+              <a:graphicData uri="http://schemas.openxmlformats.org/drawingml/2006/picture">
+                <pic:pic xmlns:pic="http://schemas.openxmlformats.org/drawingml/2006/picture">
+                  <pic:nvPicPr>
+                    <pic:cNvPr id="1688108426" name=""/>
+                    <pic:cNvPicPr/>
+                  </pic:nvPicPr>
+                  <pic:blipFill>
+                    <a:blip r:embed="rId9"/>
+                    <a:stretch>
+                      <a:fillRect/>
+                    </a:stretch>
+                  </pic:blipFill>
+                  <pic:spPr>
+                    <a:xfrm>
+                      <a:off x="0" y="0"/>
+                      <a:ext cx="5206931" cy="4890223"/>
+                    </a:xfrm>
+                    <a:prstGeom prst="rect">
+                      <a:avLst/>
+                    </a:prstGeom>
+                  </pic:spPr>
+                </pic:pic>
+              </a:graphicData>
+            </a:graphic>
+          </wp:inline>
+        </w:drawing>
+      </w:r>
+    </w:p>
+    <w:p>
+      <w:pPr>
+        <w:pStyle w:val="ListParagraph"/>
+        <w:numPr>
+          <w:ilvl w:val="0"/>
+          <w:numId w:val="2"/>
+        </w:numPr>
+        <w:spacing w:after="0" w:line="240" w:lineRule="auto"/>
+        <w:rPr>
+          <w:rFonts w:eastAsia="Times New Roman" w:cstheme="minorHAnsi"/>
+          <w:color w:val="000000"/>
+          <w:kern w:val="0"/>
+          <w:sz w:val="28"/>
+          <w:szCs w:val="28"/>
+          <w:lang w:eastAsia="en-IN"/>
+          <w14:ligatures w14:val="none"/>
+        </w:rPr>
+      </w:pPr>
+      <w:r>
+        <w:rPr>
+          <w:rFonts w:eastAsia="Times New Roman" w:cstheme="minorHAnsi"/>
+          <w:b/>
+          <w:bCs/>
+          <w:color w:val="000000"/>
+          <w:kern w:val="0"/>
+          <w:sz w:val="28"/>
+          <w:szCs w:val="28"/>
+          <w:lang w:eastAsia="en-IN"/>
+          <w14:ligatures w14:val="none"/>
+        </w:rPr>
+        <w:lastRenderedPageBreak/>
+        <w:drawing>
+          <wp:inline distT="0" distB="0" distL="0" distR="0" wp14:anchorId="276390B1" wp14:editId="258CD692">
+            <wp:extent cx="4995333" cy="3520420"/>
+            <wp:effectExtent l="0" t="0" r="0" b="4445"/>
+            <wp:docPr id="1511215163" name="Picture 1"/>
+            <wp:cNvGraphicFramePr>
+              <a:graphicFrameLocks xmlns:a="http://schemas.openxmlformats.org/drawingml/2006/main" noChangeAspect="1"/>
+            </wp:cNvGraphicFramePr>
+            <a:graphic xmlns:a="http://schemas.openxmlformats.org/drawingml/2006/main">
+              <a:graphicData uri="http://schemas.openxmlformats.org/drawingml/2006/picture">
+                <pic:pic xmlns:pic="http://schemas.openxmlformats.org/drawingml/2006/picture">
+                  <pic:nvPicPr>
+                    <pic:cNvPr id="1511215163" name=""/>
+                    <pic:cNvPicPr/>
+                  </pic:nvPicPr>
+                  <pic:blipFill>
+                    <a:blip r:embed="rId10"/>
+                    <a:stretch>
+                      <a:fillRect/>
+                    </a:stretch>
+                  </pic:blipFill>
+                  <pic:spPr>
+                    <a:xfrm>
+                      <a:off x="0" y="0"/>
+                      <a:ext cx="5003618" cy="3526259"/>
+                    </a:xfrm>
+                    <a:prstGeom prst="rect">
+                      <a:avLst/>
+                    </a:prstGeom>
+                  </pic:spPr>
+                </pic:pic>
+              </a:graphicData>
+            </a:graphic>
+          </wp:inline>
+        </w:drawing>
+      </w:r>
+      <w:r>
+        <w:rPr>
+          <w:rFonts w:eastAsia="Times New Roman" w:cstheme="minorHAnsi"/>
+          <w:color w:val="000000"/>
+          <w:kern w:val="0"/>
+          <w:sz w:val="28"/>
+          <w:szCs w:val="28"/>
+          <w:lang w:eastAsia="en-IN"/>
+          <w14:ligatures w14:val="none"/>
+        </w:rPr>
+        <w:br/>
+      </w:r>
+    </w:p>
+    <w:p>
+      <w:pPr>
+        <w:pStyle w:val="ListParagraph"/>
+        <w:numPr>
+          <w:ilvl w:val="0"/>
+          <w:numId w:val="2"/>
+        </w:numPr>
+        <w:spacing w:after="0" w:line="240" w:lineRule="auto"/>
+        <w:rPr>
+          <w:rFonts w:eastAsia="Times New Roman" w:cstheme="minorHAnsi"/>
+          <w:color w:val="000000"/>
+          <w:kern w:val="0"/>
+          <w:sz w:val="28"/>
+          <w:szCs w:val="28"/>
+          <w:lang w:eastAsia="en-IN"/>
+          <w14:ligatures w14:val="none"/>
+        </w:rPr>
+      </w:pPr>
+      <w:r>
+        <w:rPr>
+          <w:rFonts w:eastAsia="Times New Roman" w:cstheme="minorHAnsi"/>
+          <w:color w:val="000000"/>
+          <w:kern w:val="0"/>
+          <w:sz w:val="28"/>
+          <w:szCs w:val="28"/>
+          <w:lang w:eastAsia="en-IN"/>
+          <w14:ligatures w14:val="none"/>
+        </w:rPr>
+        <w:t xml:space="preserve">Output: </w:t>
+      </w:r>
+    </w:p>
+    <w:p>
+      <w:pPr>
+        <w:pStyle w:val="ListParagraph"/>
+        <w:numPr>
+          <w:ilvl w:val="0"/>
+          <w:numId w:val="2"/>
+        </w:numPr>
+        <w:spacing w:after="0" w:line="240" w:lineRule="auto"/>
+        <w:rPr>
+          <w:rFonts w:eastAsia="Times New Roman" w:cstheme="minorHAnsi"/>
+          <w:color w:val="000000"/>
+          <w:kern w:val="0"/>
+          <w:sz w:val="28"/>
+          <w:szCs w:val="28"/>
+          <w:lang w:eastAsia="en-IN"/>
+          <w14:ligatures w14:val="none"/>
+        </w:rPr>
+      </w:pPr>
+      <w:r>
+        <w:rPr>
+          <w:rFonts w:eastAsia="Times New Roman" w:cstheme="minorHAnsi"/>
+          <w:color w:val="000000"/>
+          <w:kern w:val="0"/>
+          <w:sz w:val="28"/>
+          <w:szCs w:val="28"/>
+          <w:lang w:eastAsia="en-IN"/>
+          <w14:ligatures w14:val="none"/>
+        </w:rPr>
+        <w:drawing>
+          <wp:inline distT="0" distB="0" distL="0" distR="0" wp14:anchorId="0445EC7D" wp14:editId="381CEC00">
+            <wp:extent cx="5968883" cy="2192867"/>
+            <wp:effectExtent l="0" t="0" r="0" b="0"/>
+            <wp:docPr id="2058218040" name="Picture 1"/>
+            <wp:cNvGraphicFramePr>
+              <a:graphicFrameLocks xmlns:a="http://schemas.openxmlformats.org/drawingml/2006/main" noChangeAspect="1"/>
+            </wp:cNvGraphicFramePr>
+            <a:graphic xmlns:a="http://schemas.openxmlformats.org/drawingml/2006/main">
+              <a:graphicData uri="http://schemas.openxmlformats.org/drawingml/2006/picture">
+                <pic:pic xmlns:pic="http://schemas.openxmlformats.org/drawingml/2006/picture">
+                  <pic:nvPicPr>
+                    <pic:cNvPr id="2058218040" name=""/>
+                    <pic:cNvPicPr/>
+                  </pic:nvPicPr>
+                  <pic:blipFill>
+                    <a:blip r:embed="rId11"/>
+                    <a:stretch>
+                      <a:fillRect/>
+                    </a:stretch>
+                  </pic:blipFill>
+                  <pic:spPr>
+                    <a:xfrm>
+                      <a:off x="0" y="0"/>
+                      <a:ext cx="5977202" cy="2195923"/>
+                    </a:xfrm>
+                    <a:prstGeom prst="rect">
+                      <a:avLst/>
+                    </a:prstGeom>
+                  </pic:spPr>
+                </pic:pic>
+              </a:graphicData>
+            </a:graphic>
+          </wp:inline>
+        </w:drawing>
+      </w:r>
+      <w:r>
+        <w:rPr>
+          <w:rFonts w:eastAsia="Times New Roman" w:cstheme="minorHAnsi"/>
+          <w:color w:val="000000"/>
+          <w:kern w:val="0"/>
+          <w:sz w:val="28"/>
+          <w:szCs w:val="28"/>
+          <w:lang w:eastAsia="en-IN"/>
+          <w14:ligatures w14:val="none"/>
+        </w:rPr>
+        <w:br/>
+      </w:r>
+    </w:p>
+    <w:p>
+      <w:pPr>
+        <w:pStyle w:val="ListParagraph"/>
+        <w:numPr>
+          <w:ilvl w:val="0"/>
+          <w:numId w:val="2"/>
+        </w:numPr>
+        <w:spacing w:after="0" w:line="240" w:lineRule="auto"/>
+        <w:rPr>
+          <w:rFonts w:eastAsia="Times New Roman" w:cstheme="minorHAnsi"/>
+          <w:color w:val="000000"/>
+          <w:kern w:val="0"/>
+          <w:sz w:val="28"/>
+          <w:szCs w:val="28"/>
+          <w:lang w:eastAsia="en-IN"/>
+          <w14:ligatures w14:val="none"/>
+        </w:rPr>
+      </w:pPr>
+      <w:r>
+        <w:rPr>
+          <w:rFonts w:eastAsia="Times New Roman" w:cstheme="minorHAnsi"/>
+          <w:color w:val="000000"/>
+          <w:kern w:val="0"/>
+          <w:sz w:val="28"/>
+          <w:szCs w:val="28"/>
+          <w:lang w:eastAsia="en-IN"/>
+          <w14:ligatures w14:val="none"/>
+        </w:rPr>
+        <w:t>1:</w:t>
+      </w:r>
+      <w:r>
+        <w:rPr>
+          <w:rFonts w:eastAsia="Times New Roman" w:cstheme="minorHAnsi"/>
+          <w:color w:val="000000"/>
+          <w:kern w:val="0"/>
+          <w:sz w:val="28"/>
+          <w:szCs w:val="28"/>
+          <w:lang w:eastAsia="en-IN"/>
+          <w14:ligatures w14:val="none"/>
+        </w:rPr>
+        <w:t xml:space="preserve"> </w:t>
+      </w:r>
+      <w:r>
+        <w:rPr>
+          <w:rFonts w:eastAsia="Times New Roman" w:cstheme="minorHAnsi"/>
+          <w:color w:val="000000"/>
+          <w:kern w:val="0"/>
+          <w:sz w:val="28"/>
+          <w:szCs w:val="28"/>
+          <w:lang w:eastAsia="en-IN"/>
+          <w14:ligatures w14:val="none"/>
+        </w:rPr>
+        <w:t>Fetch header data from EKKO into internal table.</w:t>
+      </w:r>
+      <w:r>
+        <w:rPr>
+          <w:rFonts w:eastAsia="Times New Roman" w:cstheme="minorHAnsi"/>
+          <w:color w:val="000000"/>
+          <w:kern w:val="0"/>
+          <w:sz w:val="28"/>
+          <w:szCs w:val="28"/>
+          <w:lang w:eastAsia="en-IN"/>
+          <w14:ligatures w14:val="none"/>
+        </w:rPr>
+        <w:t xml:space="preserve"> </w:t>
+      </w:r>
+      <w:proofErr w:type="gramStart"/>
+      <w:r>
+        <w:rPr>
+          <w:rFonts w:eastAsia="Times New Roman" w:cstheme="minorHAnsi"/>
+          <w:color w:val="000000"/>
+          <w:kern w:val="0"/>
+          <w:sz w:val="28"/>
+          <w:szCs w:val="28"/>
+          <w:lang w:eastAsia="en-IN"/>
+          <w14:ligatures w14:val="none"/>
+        </w:rPr>
+        <w:t>(</w:t>
+      </w:r>
+      <w:proofErr w:type="gramEnd"/>
+      <w:r>
+        <w:rPr>
+          <w:rFonts w:eastAsia="Times New Roman" w:cstheme="minorHAnsi"/>
+          <w:color w:val="000000"/>
+          <w:kern w:val="0"/>
+          <w:sz w:val="28"/>
+          <w:szCs w:val="28"/>
+          <w:lang w:eastAsia="en-IN"/>
+          <w14:ligatures w14:val="none"/>
+        </w:rPr>
+        <w:t>Header Table)</w:t>
+      </w:r>
+    </w:p>
+    <w:p>
+      <w:pPr>
+        <w:pStyle w:val="ListParagraph"/>
+        <w:numPr>
+          <w:ilvl w:val="0"/>
+          <w:numId w:val="2"/>
+        </w:numPr>
+        <w:spacing w:after="0" w:line="240" w:lineRule="auto"/>
+        <w:rPr>
+          <w:rFonts w:eastAsia="Times New Roman" w:cstheme="minorHAnsi"/>
+          <w:color w:val="000000"/>
+          <w:kern w:val="0"/>
+          <w:sz w:val="28"/>
+          <w:szCs w:val="28"/>
+          <w:lang w:eastAsia="en-IN"/>
+          <w14:ligatures w14:val="none"/>
+        </w:rPr>
+      </w:pPr>
+      <w:r>
+        <w:rPr>
+          <w:rFonts w:eastAsia="Times New Roman" w:cstheme="minorHAnsi"/>
+          <w:color w:val="000000"/>
+          <w:kern w:val="0"/>
+          <w:sz w:val="28"/>
+          <w:szCs w:val="28"/>
+          <w:lang w:eastAsia="en-IN"/>
+          <w14:ligatures w14:val="none"/>
+        </w:rPr>
+        <w:t>2:</w:t>
+      </w:r>
+      <w:r>
+        <w:rPr>
+          <w:rFonts w:eastAsia="Times New Roman" w:cstheme="minorHAnsi"/>
+          <w:color w:val="000000"/>
+          <w:kern w:val="0"/>
+          <w:sz w:val="28"/>
+          <w:szCs w:val="28"/>
+          <w:lang w:eastAsia="en-IN"/>
+          <w14:ligatures w14:val="none"/>
+        </w:rPr>
+        <w:t xml:space="preserve"> </w:t>
+      </w:r>
+      <w:r>
+        <w:rPr>
+          <w:rFonts w:eastAsia="Times New Roman" w:cstheme="minorHAnsi"/>
+          <w:color w:val="000000"/>
+          <w:kern w:val="0"/>
+          <w:sz w:val="28"/>
+          <w:szCs w:val="28"/>
+          <w:lang w:eastAsia="en-IN"/>
+          <w14:ligatures w14:val="none"/>
+        </w:rPr>
+        <w:t>Fetch item data from EKPO into internal table.</w:t>
+      </w:r>
+      <w:r>
+        <w:rPr>
+          <w:rFonts w:eastAsia="Times New Roman" w:cstheme="minorHAnsi"/>
+          <w:color w:val="000000"/>
+          <w:kern w:val="0"/>
+          <w:sz w:val="28"/>
+          <w:szCs w:val="28"/>
+          <w:lang w:eastAsia="en-IN"/>
+          <w14:ligatures w14:val="none"/>
+        </w:rPr>
+        <w:t xml:space="preserve"> (Item Table)</w:t>
+      </w:r>
+    </w:p>
+    <w:p>
+      <w:pPr>
+        <w:pStyle w:val="ListParagraph"/>
+        <w:numPr>
+          <w:ilvl w:val="0"/>
+          <w:numId w:val="2"/>
+        </w:numPr>
+        <w:spacing w:after="0" w:line="240" w:lineRule="auto"/>
+        <w:rPr>
+          <w:rFonts w:eastAsia="Times New Roman" w:cstheme="minorHAnsi"/>
+          <w:color w:val="000000"/>
+          <w:kern w:val="0"/>
+          <w:sz w:val="28"/>
+          <w:szCs w:val="28"/>
+          <w:lang w:eastAsia="en-IN"/>
+          <w14:ligatures w14:val="none"/>
+        </w:rPr>
+      </w:pPr>
+      <w:r>
+        <w:rPr>
+          <w:rFonts w:eastAsia="Times New Roman" w:cstheme="minorHAnsi"/>
+          <w:color w:val="000000"/>
+          <w:kern w:val="0"/>
+          <w:sz w:val="28"/>
+          <w:szCs w:val="28"/>
+          <w:lang w:eastAsia="en-IN"/>
+          <w14:ligatures w14:val="none"/>
+        </w:rPr>
+        <w:t>3:</w:t>
+      </w:r>
+      <w:r>
+        <w:rPr>
+          <w:rFonts w:eastAsia="Times New Roman" w:cstheme="minorHAnsi"/>
+          <w:color w:val="000000"/>
+          <w:kern w:val="0"/>
+          <w:sz w:val="28"/>
+          <w:szCs w:val="28"/>
+          <w:lang w:eastAsia="en-IN"/>
+          <w14:ligatures w14:val="none"/>
+        </w:rPr>
+        <w:t xml:space="preserve"> </w:t>
+      </w:r>
+      <w:r>
+        <w:rPr>
+          <w:rFonts w:eastAsia="Times New Roman" w:cstheme="minorHAnsi"/>
+          <w:color w:val="000000"/>
+          <w:kern w:val="0"/>
+          <w:sz w:val="28"/>
+          <w:szCs w:val="28"/>
+          <w:lang w:eastAsia="en-IN"/>
+          <w14:ligatures w14:val="none"/>
+        </w:rPr>
+        <w:t>Sort both tables by EBELN (common key).</w:t>
+      </w:r>
+    </w:p>
+    <w:p>
+      <w:pPr>
+        <w:pStyle w:val="ListParagraph"/>
+        <w:numPr>
+          <w:ilvl w:val="0"/>
+          <w:numId w:val="2"/>
+        </w:numPr>
+        <w:spacing w:after="0" w:line="240" w:lineRule="auto"/>
+        <w:rPr>
+          <w:rFonts w:eastAsia="Times New Roman" w:cstheme="minorHAnsi"/>
+          <w:color w:val="000000"/>
+          <w:kern w:val="0"/>
+          <w:sz w:val="28"/>
+          <w:szCs w:val="28"/>
+          <w:lang w:eastAsia="en-IN"/>
+          <w14:ligatures w14:val="none"/>
+        </w:rPr>
+      </w:pPr>
+      <w:r>
+        <w:rPr>
+          <w:rFonts w:eastAsia="Times New Roman" w:cstheme="minorHAnsi"/>
+          <w:color w:val="000000"/>
+          <w:kern w:val="0"/>
+          <w:sz w:val="28"/>
+          <w:szCs w:val="28"/>
+          <w:lang w:eastAsia="en-IN"/>
+          <w14:ligatures w14:val="none"/>
+        </w:rPr>
+        <w:t>4:</w:t>
+      </w:r>
+      <w:r>
+        <w:rPr>
+          <w:rFonts w:eastAsia="Times New Roman" w:cstheme="minorHAnsi"/>
+          <w:color w:val="000000"/>
+          <w:kern w:val="0"/>
+          <w:sz w:val="28"/>
+          <w:szCs w:val="28"/>
+          <w:lang w:eastAsia="en-IN"/>
+          <w14:ligatures w14:val="none"/>
+        </w:rPr>
+        <w:t xml:space="preserve"> </w:t>
+      </w:r>
+      <w:r>
+        <w:rPr>
+          <w:rFonts w:eastAsia="Times New Roman" w:cstheme="minorHAnsi"/>
+          <w:color w:val="000000"/>
+          <w:kern w:val="0"/>
+          <w:sz w:val="28"/>
+          <w:szCs w:val="28"/>
+          <w:lang w:eastAsia="en-IN"/>
+          <w14:ligatures w14:val="none"/>
+        </w:rPr>
+        <w:t>Use READ TABLE with binary search</w:t>
+      </w:r>
+    </w:p>
+    <w:p>
+      <w:pPr>
+        <w:pStyle w:val="ListParagraph"/>
+        <w:numPr>
+          <w:ilvl w:val="0"/>
+          <w:numId w:val="2"/>
+        </w:numPr>
+        <w:spacing w:after="0" w:line="240" w:lineRule="auto"/>
+        <w:rPr>
+          <w:rFonts w:eastAsia="Times New Roman" w:cstheme="minorHAnsi"/>
+          <w:color w:val="000000"/>
+          <w:kern w:val="0"/>
+          <w:sz w:val="28"/>
+          <w:szCs w:val="28"/>
+          <w:lang w:eastAsia="en-IN"/>
+          <w14:ligatures w14:val="none"/>
+        </w:rPr>
+      </w:pPr>
+      <w:r>
+        <w:rPr>
+          <w:rFonts w:eastAsia="Times New Roman" w:cstheme="minorHAnsi"/>
+          <w:color w:val="000000"/>
+          <w:kern w:val="0"/>
+          <w:sz w:val="28"/>
+          <w:szCs w:val="28"/>
+          <w:lang w:eastAsia="en-IN"/>
+          <w14:ligatures w14:val="none"/>
+        </w:rPr>
+        <w:t>Get starting index</w:t>
+      </w:r>
+    </w:p>
+    <w:p>
+      <w:pPr>
+        <w:pStyle w:val="ListParagraph"/>
+        <w:numPr>
+          <w:ilvl w:val="0"/>
+          <w:numId w:val="2"/>
+        </w:numPr>
+        <w:spacing w:after="0" w:line="240" w:lineRule="auto"/>
+        <w:rPr>
+          <w:rFonts w:eastAsia="Times New Roman" w:cstheme="minorHAnsi"/>
+          <w:color w:val="000000"/>
+          <w:kern w:val="0"/>
+          <w:sz w:val="28"/>
+          <w:szCs w:val="28"/>
+          <w:lang w:eastAsia="en-IN"/>
+          <w14:ligatures w14:val="none"/>
+        </w:rPr>
+      </w:pPr>
+      <w:r>
+        <w:rPr>
+          <w:rFonts w:eastAsia="Times New Roman" w:cstheme="minorHAnsi"/>
+          <w:color w:val="000000"/>
+          <w:kern w:val="0"/>
+          <w:sz w:val="28"/>
+          <w:szCs w:val="28"/>
+          <w:lang w:eastAsia="en-IN"/>
+          <w14:ligatures w14:val="none"/>
+        </w:rPr>
+        <w:t>Loop from that index</w:t>
+      </w:r>
+    </w:p>
+    <w:p>
+      <w:pPr>
+        <w:pStyle w:val="ListParagraph"/>
+        <w:numPr>
+          <w:ilvl w:val="0"/>
+          <w:numId w:val="2"/>
+        </w:numPr>
+        <w:spacing w:after="0" w:line="240" w:lineRule="auto"/>
+        <w:rPr>
+          <w:rFonts w:eastAsia="Times New Roman" w:cstheme="minorHAnsi"/>
+          <w:color w:val="000000"/>
+          <w:kern w:val="0"/>
+          <w:sz w:val="28"/>
+          <w:szCs w:val="28"/>
+          <w:lang w:eastAsia="en-IN"/>
+          <w14:ligatures w14:val="none"/>
+        </w:rPr>
+      </w:pPr>
+      <w:r>
+        <w:rPr>
+          <w:rFonts w:eastAsia="Times New Roman" w:cstheme="minorHAnsi"/>
+          <w:color w:val="000000"/>
+          <w:kern w:val="0"/>
+          <w:sz w:val="28"/>
+          <w:szCs w:val="28"/>
+          <w:lang w:eastAsia="en-IN"/>
+          <w14:ligatures w14:val="none"/>
+        </w:rPr>
+        <w:t>Exit when PO number change</w:t>
+      </w:r>
+      <w:r>
+        <w:rPr>
+          <w:rFonts w:eastAsia="Times New Roman" w:cstheme="minorHAnsi"/>
+          <w:color w:val="000000"/>
+          <w:kern w:val="0"/>
+          <w:sz w:val="28"/>
+          <w:szCs w:val="28"/>
+          <w:lang w:eastAsia="en-IN"/>
+          <w14:ligatures w14:val="none"/>
+        </w:rPr>
+        <w:t>s</w:t>
+      </w:r>
     </w:p>
     <w:p>
       <w:pPr>
@@ -752,6 +1761,7 @@
           <w:lang w:eastAsia="en-IN"/>
           <w14:ligatures w14:val="none"/>
         </w:rPr>
+        <w:lastRenderedPageBreak/>
         <w:t>Explore on the exact difference between all of the above techniques?</w:t>
       </w:r>
     </w:p>
@@ -787,21 +1797,7 @@
           <w:lang w:eastAsia="en-IN"/>
           <w14:ligatures w14:val="none"/>
         </w:rPr>
-        <w:t>JOIN</w:t>
-      </w:r>
-      <w:r>
-        <w:rPr>
-          <w:rFonts w:eastAsia="Times New Roman" w:cstheme="minorHAnsi"/>
-          <w:b/>
-          <w:bCs/>
-          <w:color w:val="000000"/>
-          <w:kern w:val="0"/>
-          <w:sz w:val="28"/>
-          <w:szCs w:val="28"/>
-          <w:lang w:eastAsia="en-IN"/>
-          <w14:ligatures w14:val="none"/>
-        </w:rPr>
-        <w:t>:</w:t>
+        <w:t>JOIN:</w:t>
       </w:r>
     </w:p>
     <w:p>
@@ -881,21 +1877,7 @@
           <w:lang w:eastAsia="en-IN"/>
           <w14:ligatures w14:val="none"/>
         </w:rPr>
-        <w:t>FOR ALL ENTRIES</w:t>
-      </w:r>
-      <w:r>
-        <w:rPr>
-          <w:rFonts w:eastAsia="Times New Roman" w:cstheme="minorHAnsi"/>
-          <w:b/>
-          <w:bCs/>
-          <w:color w:val="000000"/>
-          <w:kern w:val="0"/>
-          <w:sz w:val="28"/>
-          <w:szCs w:val="28"/>
-          <w:lang w:eastAsia="en-IN"/>
-          <w14:ligatures w14:val="none"/>
-        </w:rPr>
-        <w:t>:</w:t>
+        <w:t>FOR ALL ENTRIES:</w:t>
       </w:r>
     </w:p>
     <w:p>
@@ -1838,7 +2820,6 @@
                       <w:lang w:eastAsia="en-IN"/>
                       <w14:ligatures w14:val="none"/>
                     </w:rPr>
-                    <w:lastRenderedPageBreak/>
                     <w:t>Flexibility</w:t>
                   </w:r>
                 </w:p>
@@ -2183,6 +3164,7 @@
           <w:lang w:eastAsia="en-IN"/>
           <w14:ligatures w14:val="none"/>
         </w:rPr>
+        <w:lastRenderedPageBreak/>
         <w:t xml:space="preserve">More efficient when tables are properly indexed </w:t>
       </w:r>
     </w:p>
@@ -2554,37 +3536,6 @@
         </w:rPr>
         <w:t>Avoiding heavy joins</w:t>
       </w:r>
-      <w:r>
-        <w:rPr>
-          <w:rFonts w:eastAsia="Times New Roman" w:cstheme="minorHAnsi"/>
-          <w:color w:val="000000"/>
-          <w:kern w:val="0"/>
-          <w:sz w:val="28"/>
-          <w:szCs w:val="28"/>
-          <w:lang w:eastAsia="en-IN"/>
-          <w14:ligatures w14:val="none"/>
-        </w:rPr>
-        <w:br/>
-      </w:r>
-    </w:p>
-    <w:p>
-      <w:pPr>
-        <w:pStyle w:val="ListParagraph"/>
-        <w:numPr>
-          <w:ilvl w:val="0"/>
-          <w:numId w:val="2"/>
-        </w:numPr>
-        <w:spacing w:after="0"/>
-        <w:rPr>
-          <w:rFonts w:eastAsia="Times New Roman" w:cstheme="minorHAnsi"/>
-          <w:color w:val="000000"/>
-          <w:kern w:val="0"/>
-          <w:sz w:val="28"/>
-          <w:szCs w:val="28"/>
-          <w:lang w:eastAsia="en-IN"/>
-          <w14:ligatures w14:val="none"/>
-        </w:rPr>
-      </w:pPr>
     </w:p>
     <w:sectPr>
       <w:pgSz w:w="11906" w:h="16838"/>

--- a/Assignment 23.docx
+++ b/Assignment 23.docx
@@ -737,59 +737,7 @@
           <w:lang w:eastAsia="en-IN"/>
           <w14:ligatures w14:val="none"/>
         </w:rPr>
-        <w:t xml:space="preserve">For every row in </w:t>
-      </w:r>
-      <w:proofErr w:type="spellStart"/>
-      <w:r>
-        <w:rPr>
-          <w:rFonts w:eastAsia="Times New Roman" w:cstheme="minorHAnsi"/>
-          <w:color w:val="000000"/>
-          <w:kern w:val="0"/>
-          <w:sz w:val="28"/>
-          <w:szCs w:val="28"/>
-          <w:lang w:eastAsia="en-IN"/>
-          <w14:ligatures w14:val="none"/>
-        </w:rPr>
-        <w:t>lt_dept</w:t>
-      </w:r>
-      <w:proofErr w:type="spellEnd"/>
-      <w:r>
-        <w:rPr>
-          <w:rFonts w:eastAsia="Times New Roman" w:cstheme="minorHAnsi"/>
-          <w:color w:val="000000"/>
-          <w:kern w:val="0"/>
-          <w:sz w:val="28"/>
-          <w:szCs w:val="28"/>
-          <w:lang w:eastAsia="en-IN"/>
-          <w14:ligatures w14:val="none"/>
-        </w:rPr>
-        <w:t xml:space="preserve">, full </w:t>
-      </w:r>
-      <w:proofErr w:type="spellStart"/>
-      <w:r>
-        <w:rPr>
-          <w:rFonts w:eastAsia="Times New Roman" w:cstheme="minorHAnsi"/>
-          <w:color w:val="000000"/>
-          <w:kern w:val="0"/>
-          <w:sz w:val="28"/>
-          <w:szCs w:val="28"/>
-          <w:lang w:eastAsia="en-IN"/>
-          <w14:ligatures w14:val="none"/>
-        </w:rPr>
-        <w:t>lt_emp</w:t>
-      </w:r>
-      <w:proofErr w:type="spellEnd"/>
-      <w:r>
-        <w:rPr>
-          <w:rFonts w:eastAsia="Times New Roman" w:cstheme="minorHAnsi"/>
-          <w:color w:val="000000"/>
-          <w:kern w:val="0"/>
-          <w:sz w:val="28"/>
-          <w:szCs w:val="28"/>
-          <w:lang w:eastAsia="en-IN"/>
-          <w14:ligatures w14:val="none"/>
-        </w:rPr>
-        <w:t xml:space="preserve"> is scanned</w:t>
+        <w:t>For every row in lt_dept, full lt_emp is scanned</w:t>
       </w:r>
     </w:p>
     <w:p>
@@ -1066,6 +1014,7 @@
           <w:rFonts w:eastAsia="Times New Roman" w:cstheme="minorHAnsi"/>
           <w:b/>
           <w:bCs/>
+          <w:noProof/>
           <w:color w:val="000000"/>
           <w:kern w:val="0"/>
           <w:sz w:val="28"/>
@@ -1133,6 +1082,7 @@
           <w:rFonts w:eastAsia="Times New Roman" w:cstheme="minorHAnsi"/>
           <w:b/>
           <w:bCs/>
+          <w:noProof/>
           <w:color w:val="000000"/>
           <w:kern w:val="0"/>
           <w:sz w:val="28"/>
@@ -1142,9 +1092,9 @@
         </w:rPr>
         <w:lastRenderedPageBreak/>
         <w:drawing>
-          <wp:inline distT="0" distB="0" distL="0" distR="0" wp14:anchorId="276390B1" wp14:editId="258CD692">
-            <wp:extent cx="4995333" cy="3520420"/>
-            <wp:effectExtent l="0" t="0" r="0" b="4445"/>
+          <wp:inline distT="0" distB="0" distL="0" distR="0" wp14:anchorId="276390B1" wp14:editId="1596D800">
+            <wp:extent cx="5001491" cy="3519674"/>
+            <wp:effectExtent l="0" t="0" r="8890" b="5080"/>
             <wp:docPr id="1511215163" name="Picture 1"/>
             <wp:cNvGraphicFramePr>
               <a:graphicFrameLocks xmlns:a="http://schemas.openxmlformats.org/drawingml/2006/main" noChangeAspect="1"/>
@@ -1165,7 +1115,7 @@
                   <pic:spPr>
                     <a:xfrm>
                       <a:off x="0" y="0"/>
-                      <a:ext cx="5003618" cy="3526259"/>
+                      <a:ext cx="5001491" cy="3519674"/>
                     </a:xfrm>
                     <a:prstGeom prst="rect">
                       <a:avLst/>
@@ -1177,18 +1127,6 @@
           </wp:inline>
         </w:drawing>
       </w:r>
-      <w:r>
-        <w:rPr>
-          <w:rFonts w:eastAsia="Times New Roman" w:cstheme="minorHAnsi"/>
-          <w:color w:val="000000"/>
-          <w:kern w:val="0"/>
-          <w:sz w:val="28"/>
-          <w:szCs w:val="28"/>
-          <w:lang w:eastAsia="en-IN"/>
-          <w14:ligatures w14:val="none"/>
-        </w:rPr>
-        <w:br/>
-      </w:r>
     </w:p>
     <w:p>
       <w:pPr>
@@ -1218,7 +1156,7 @@
           <w:lang w:eastAsia="en-IN"/>
           <w14:ligatures w14:val="none"/>
         </w:rPr>
-        <w:t xml:space="preserve">Output: </w:t>
+        <w:br/>
       </w:r>
     </w:p>
     <w:p>
@@ -1249,10 +1187,42 @@
           <w:lang w:eastAsia="en-IN"/>
           <w14:ligatures w14:val="none"/>
         </w:rPr>
+        <w:t xml:space="preserve">Output: </w:t>
+      </w:r>
+    </w:p>
+    <w:p>
+      <w:pPr>
+        <w:pStyle w:val="ListParagraph"/>
+        <w:numPr>
+          <w:ilvl w:val="0"/>
+          <w:numId w:val="2"/>
+        </w:numPr>
+        <w:spacing w:after="0" w:line="240" w:lineRule="auto"/>
+        <w:rPr>
+          <w:rFonts w:eastAsia="Times New Roman" w:cstheme="minorHAnsi"/>
+          <w:color w:val="000000"/>
+          <w:kern w:val="0"/>
+          <w:sz w:val="28"/>
+          <w:szCs w:val="28"/>
+          <w:lang w:eastAsia="en-IN"/>
+          <w14:ligatures w14:val="none"/>
+        </w:rPr>
+      </w:pPr>
+      <w:r>
+        <w:rPr>
+          <w:rFonts w:eastAsia="Times New Roman" w:cstheme="minorHAnsi"/>
+          <w:noProof/>
+          <w:color w:val="000000"/>
+          <w:kern w:val="0"/>
+          <w:sz w:val="28"/>
+          <w:szCs w:val="28"/>
+          <w:lang w:eastAsia="en-IN"/>
+          <w14:ligatures w14:val="none"/>
+        </w:rPr>
         <w:drawing>
-          <wp:inline distT="0" distB="0" distL="0" distR="0" wp14:anchorId="0445EC7D" wp14:editId="381CEC00">
+          <wp:inline distT="0" distB="0" distL="0" distR="0" wp14:anchorId="0445EC7D" wp14:editId="10228374">
             <wp:extent cx="5968883" cy="2192867"/>
-            <wp:effectExtent l="0" t="0" r="0" b="0"/>
+            <wp:effectExtent l="0" t="0" r="0" b="635"/>
             <wp:docPr id="2058218040" name="Picture 1"/>
             <wp:cNvGraphicFramePr>
               <a:graphicFrameLocks xmlns:a="http://schemas.openxmlformats.org/drawingml/2006/main" noChangeAspect="1"/>
@@ -1273,7 +1243,7 @@
                   <pic:spPr>
                     <a:xfrm>
                       <a:off x="0" y="0"/>
-                      <a:ext cx="5977202" cy="2195923"/>
+                      <a:ext cx="5968883" cy="2192867"/>
                     </a:xfrm>
                     <a:prstGeom prst="rect">
                       <a:avLst/>
@@ -1364,31 +1334,17 @@
         </w:rPr>
         <w:t xml:space="preserve"> </w:t>
       </w:r>
-      <w:proofErr w:type="gramStart"/>
-      <w:r>
-        <w:rPr>
-          <w:rFonts w:eastAsia="Times New Roman" w:cstheme="minorHAnsi"/>
-          <w:color w:val="000000"/>
-          <w:kern w:val="0"/>
-          <w:sz w:val="28"/>
-          <w:szCs w:val="28"/>
-          <w:lang w:eastAsia="en-IN"/>
-          <w14:ligatures w14:val="none"/>
-        </w:rPr>
-        <w:t>(</w:t>
-      </w:r>
-      <w:proofErr w:type="gramEnd"/>
-      <w:r>
-        <w:rPr>
-          <w:rFonts w:eastAsia="Times New Roman" w:cstheme="minorHAnsi"/>
-          <w:color w:val="000000"/>
-          <w:kern w:val="0"/>
-          <w:sz w:val="28"/>
-          <w:szCs w:val="28"/>
-          <w:lang w:eastAsia="en-IN"/>
-          <w14:ligatures w14:val="none"/>
-        </w:rPr>
-        <w:t>Header Table)</w:t>
+      <w:r>
+        <w:rPr>
+          <w:rFonts w:eastAsia="Times New Roman" w:cstheme="minorHAnsi"/>
+          <w:color w:val="000000"/>
+          <w:kern w:val="0"/>
+          <w:sz w:val="28"/>
+          <w:szCs w:val="28"/>
+          <w:lang w:eastAsia="en-IN"/>
+          <w14:ligatures w14:val="none"/>
+        </w:rPr>
+        <w:t>(Header Table)</w:t>
       </w:r>
     </w:p>
     <w:p>
@@ -1510,7 +1466,33 @@
           <w:lang w:eastAsia="en-IN"/>
           <w14:ligatures w14:val="none"/>
         </w:rPr>
-        <w:t>Sort both tables by EBELN (common key).</w:t>
+        <w:t>Sort</w:t>
+      </w:r>
+      <w:r>
+        <w:rPr>
+          <w:rFonts w:eastAsia="Times New Roman" w:cstheme="minorHAnsi"/>
+          <w:b/>
+          <w:bCs/>
+          <w:color w:val="000000"/>
+          <w:kern w:val="0"/>
+          <w:sz w:val="28"/>
+          <w:szCs w:val="28"/>
+          <w:lang w:eastAsia="en-IN"/>
+          <w14:ligatures w14:val="none"/>
+        </w:rPr>
+        <w:t xml:space="preserve"> both</w:t>
+      </w:r>
+      <w:r>
+        <w:rPr>
+          <w:rFonts w:eastAsia="Times New Roman" w:cstheme="minorHAnsi"/>
+          <w:color w:val="000000"/>
+          <w:kern w:val="0"/>
+          <w:sz w:val="28"/>
+          <w:szCs w:val="28"/>
+          <w:lang w:eastAsia="en-IN"/>
+          <w14:ligatures w14:val="none"/>
+        </w:rPr>
+        <w:t xml:space="preserve"> tables by EBELN (common key).</w:t>
       </w:r>
     </w:p>
     <w:p>
@@ -1761,7 +1743,6 @@
           <w:lang w:eastAsia="en-IN"/>
           <w14:ligatures w14:val="none"/>
         </w:rPr>
-        <w:lastRenderedPageBreak/>
         <w:t>Explore on the exact difference between all of the above techniques?</w:t>
       </w:r>
     </w:p>
@@ -3133,6 +3114,7 @@
           <w:lang w:eastAsia="en-IN"/>
           <w14:ligatures w14:val="none"/>
         </w:rPr>
+        <w:lastRenderedPageBreak/>
         <w:t xml:space="preserve">Executes at database level </w:t>
       </w:r>
     </w:p>
@@ -3164,7 +3146,6 @@
           <w:lang w:eastAsia="en-IN"/>
           <w14:ligatures w14:val="none"/>
         </w:rPr>
-        <w:lastRenderedPageBreak/>
         <w:t xml:space="preserve">More efficient when tables are properly indexed </w:t>
       </w:r>
     </w:p>
@@ -4971,6 +4952,7 @@
   <w:style w:type="character" w:default="1" w:styleId="DefaultParagraphFont">
     <w:name w:val="Default Paragraph Font"/>
     <w:uiPriority w:val="1"/>
+    <w:semiHidden/>
     <w:unhideWhenUsed/>
   </w:style>
   <w:style w:type="table" w:default="1" w:styleId="TableNormal">

--- a/Assignment 23.docx
+++ b/Assignment 23.docx
@@ -737,7 +737,59 @@
           <w:lang w:eastAsia="en-IN"/>
           <w14:ligatures w14:val="none"/>
         </w:rPr>
-        <w:t>For every row in lt_dept, full lt_emp is scanned</w:t>
+        <w:t xml:space="preserve">For every row in </w:t>
+      </w:r>
+      <w:proofErr w:type="spellStart"/>
+      <w:r>
+        <w:rPr>
+          <w:rFonts w:eastAsia="Times New Roman" w:cstheme="minorHAnsi"/>
+          <w:color w:val="000000"/>
+          <w:kern w:val="0"/>
+          <w:sz w:val="28"/>
+          <w:szCs w:val="28"/>
+          <w:lang w:eastAsia="en-IN"/>
+          <w14:ligatures w14:val="none"/>
+        </w:rPr>
+        <w:t>lt_dept</w:t>
+      </w:r>
+      <w:proofErr w:type="spellEnd"/>
+      <w:r>
+        <w:rPr>
+          <w:rFonts w:eastAsia="Times New Roman" w:cstheme="minorHAnsi"/>
+          <w:color w:val="000000"/>
+          <w:kern w:val="0"/>
+          <w:sz w:val="28"/>
+          <w:szCs w:val="28"/>
+          <w:lang w:eastAsia="en-IN"/>
+          <w14:ligatures w14:val="none"/>
+        </w:rPr>
+        <w:t xml:space="preserve">, full </w:t>
+      </w:r>
+      <w:proofErr w:type="spellStart"/>
+      <w:r>
+        <w:rPr>
+          <w:rFonts w:eastAsia="Times New Roman" w:cstheme="minorHAnsi"/>
+          <w:color w:val="000000"/>
+          <w:kern w:val="0"/>
+          <w:sz w:val="28"/>
+          <w:szCs w:val="28"/>
+          <w:lang w:eastAsia="en-IN"/>
+          <w14:ligatures w14:val="none"/>
+        </w:rPr>
+        <w:t>lt_emp</w:t>
+      </w:r>
+      <w:proofErr w:type="spellEnd"/>
+      <w:r>
+        <w:rPr>
+          <w:rFonts w:eastAsia="Times New Roman" w:cstheme="minorHAnsi"/>
+          <w:color w:val="000000"/>
+          <w:kern w:val="0"/>
+          <w:sz w:val="28"/>
+          <w:szCs w:val="28"/>
+          <w:lang w:eastAsia="en-IN"/>
+          <w14:ligatures w14:val="none"/>
+        </w:rPr>
+        <w:t xml:space="preserve"> is scanned</w:t>
       </w:r>
     </w:p>
     <w:p>
@@ -1127,25 +1179,6 @@
           </wp:inline>
         </w:drawing>
       </w:r>
-    </w:p>
-    <w:p>
-      <w:pPr>
-        <w:pStyle w:val="ListParagraph"/>
-        <w:numPr>
-          <w:ilvl w:val="0"/>
-          <w:numId w:val="2"/>
-        </w:numPr>
-        <w:spacing w:after="0" w:line="240" w:lineRule="auto"/>
-        <w:rPr>
-          <w:rFonts w:eastAsia="Times New Roman" w:cstheme="minorHAnsi"/>
-          <w:color w:val="000000"/>
-          <w:kern w:val="0"/>
-          <w:sz w:val="28"/>
-          <w:szCs w:val="28"/>
-          <w:lang w:eastAsia="en-IN"/>
-          <w14:ligatures w14:val="none"/>
-        </w:rPr>
-      </w:pPr>
       <w:r>
         <w:rPr>
           <w:rFonts w:eastAsia="Times New Roman" w:cstheme="minorHAnsi"/>
@@ -1611,6 +1644,43 @@
         </w:rPr>
         <w:t>Loop from that index</w:t>
       </w:r>
+      <w:r>
+        <w:rPr>
+          <w:rFonts w:eastAsia="Times New Roman" w:cstheme="minorHAnsi"/>
+          <w:color w:val="000000"/>
+          <w:kern w:val="0"/>
+          <w:sz w:val="28"/>
+          <w:szCs w:val="28"/>
+          <w:lang w:eastAsia="en-IN"/>
+          <w14:ligatures w14:val="none"/>
+        </w:rPr>
+        <w:t xml:space="preserve"> (2</w:t>
+      </w:r>
+      <w:r>
+        <w:rPr>
+          <w:rFonts w:eastAsia="Times New Roman" w:cstheme="minorHAnsi"/>
+          <w:color w:val="000000"/>
+          <w:kern w:val="0"/>
+          <w:sz w:val="28"/>
+          <w:szCs w:val="28"/>
+          <w:vertAlign w:val="superscript"/>
+          <w:lang w:eastAsia="en-IN"/>
+          <w14:ligatures w14:val="none"/>
+        </w:rPr>
+        <w:t>nd</w:t>
+      </w:r>
+      <w:r>
+        <w:rPr>
+          <w:rFonts w:eastAsia="Times New Roman" w:cstheme="minorHAnsi"/>
+          <w:color w:val="000000"/>
+          <w:kern w:val="0"/>
+          <w:sz w:val="28"/>
+          <w:szCs w:val="28"/>
+          <w:lang w:eastAsia="en-IN"/>
+          <w14:ligatures w14:val="none"/>
+        </w:rPr>
+        <w:t xml:space="preserve"> table).</w:t>
+      </w:r>
     </w:p>
     <w:p>
       <w:pPr>
@@ -1743,6 +1813,7 @@
           <w:lang w:eastAsia="en-IN"/>
           <w14:ligatures w14:val="none"/>
         </w:rPr>
+        <w:lastRenderedPageBreak/>
         <w:t>Explore on the exact difference between all of the above techniques?</w:t>
       </w:r>
     </w:p>
@@ -1924,30 +1995,19 @@
           </w:tcPr>
           <w:tbl>
             <w:tblPr>
+              <w:tblStyle w:val="TableGrid"/>
               <w:tblW w:w="0" w:type="auto"/>
-              <w:tblCellSpacing w:w="15" w:type="dxa"/>
-              <w:tblCellMar>
-                <w:top w:w="15" w:type="dxa"/>
-                <w:left w:w="15" w:type="dxa"/>
-                <w:bottom w:w="15" w:type="dxa"/>
-                <w:right w:w="15" w:type="dxa"/>
-              </w:tblCellMar>
               <w:tblLook w:val="04A0" w:firstRow="1" w:lastRow="0" w:firstColumn="1" w:lastColumn="0" w:noHBand="0" w:noVBand="1"/>
             </w:tblPr>
             <w:tblGrid>
-              <w:gridCol w:w="2359"/>
-              <w:gridCol w:w="3033"/>
-              <w:gridCol w:w="2688"/>
+              <w:gridCol w:w="2176"/>
+              <w:gridCol w:w="3076"/>
+              <w:gridCol w:w="2818"/>
             </w:tblGrid>
             <w:tr>
-              <w:trPr>
-                <w:tblHeader/>
-                <w:tblCellSpacing w:w="15" w:type="dxa"/>
-              </w:trPr>
               <w:tc>
                 <w:tcPr>
                   <w:tcW w:w="0" w:type="auto"/>
-                  <w:vAlign w:val="center"/>
                   <w:hideMark/>
                 </w:tcPr>
                 <w:p>
@@ -1988,7 +2048,6 @@
               <w:tc>
                 <w:tcPr>
                   <w:tcW w:w="0" w:type="auto"/>
-                  <w:vAlign w:val="center"/>
                   <w:hideMark/>
                 </w:tcPr>
                 <w:p>
@@ -2029,7 +2088,6 @@
               <w:tc>
                 <w:tcPr>
                   <w:tcW w:w="0" w:type="auto"/>
-                  <w:vAlign w:val="center"/>
                   <w:hideMark/>
                 </w:tcPr>
                 <w:p>
@@ -2069,13 +2127,9 @@
               </w:tc>
             </w:tr>
             <w:tr>
-              <w:trPr>
-                <w:tblCellSpacing w:w="15" w:type="dxa"/>
-              </w:trPr>
               <w:tc>
                 <w:tcPr>
                   <w:tcW w:w="0" w:type="auto"/>
-                  <w:vAlign w:val="center"/>
                   <w:hideMark/>
                 </w:tcPr>
                 <w:p>
@@ -2112,7 +2166,6 @@
               <w:tc>
                 <w:tcPr>
                   <w:tcW w:w="0" w:type="auto"/>
-                  <w:vAlign w:val="center"/>
                   <w:hideMark/>
                 </w:tcPr>
                 <w:p>
@@ -2149,7 +2202,6 @@
               <w:tc>
                 <w:tcPr>
                   <w:tcW w:w="0" w:type="auto"/>
-                  <w:vAlign w:val="center"/>
                   <w:hideMark/>
                 </w:tcPr>
                 <w:p>
@@ -2185,13 +2237,9 @@
               </w:tc>
             </w:tr>
             <w:tr>
-              <w:trPr>
-                <w:tblCellSpacing w:w="15" w:type="dxa"/>
-              </w:trPr>
               <w:tc>
                 <w:tcPr>
                   <w:tcW w:w="0" w:type="auto"/>
-                  <w:vAlign w:val="center"/>
                   <w:hideMark/>
                 </w:tcPr>
                 <w:p>
@@ -2228,7 +2276,6 @@
               <w:tc>
                 <w:tcPr>
                   <w:tcW w:w="0" w:type="auto"/>
-                  <w:vAlign w:val="center"/>
                   <w:hideMark/>
                 </w:tcPr>
                 <w:p>
@@ -2265,7 +2312,6 @@
               <w:tc>
                 <w:tcPr>
                   <w:tcW w:w="0" w:type="auto"/>
-                  <w:vAlign w:val="center"/>
                   <w:hideMark/>
                 </w:tcPr>
                 <w:p>
@@ -2301,13 +2347,9 @@
               </w:tc>
             </w:tr>
             <w:tr>
-              <w:trPr>
-                <w:tblCellSpacing w:w="15" w:type="dxa"/>
-              </w:trPr>
               <w:tc>
                 <w:tcPr>
                   <w:tcW w:w="0" w:type="auto"/>
-                  <w:vAlign w:val="center"/>
                   <w:hideMark/>
                 </w:tcPr>
                 <w:p>
@@ -2344,7 +2386,6 @@
               <w:tc>
                 <w:tcPr>
                   <w:tcW w:w="0" w:type="auto"/>
-                  <w:vAlign w:val="center"/>
                   <w:hideMark/>
                 </w:tcPr>
                 <w:p>
@@ -2381,7 +2422,6 @@
               <w:tc>
                 <w:tcPr>
                   <w:tcW w:w="0" w:type="auto"/>
-                  <w:vAlign w:val="center"/>
                   <w:hideMark/>
                 </w:tcPr>
                 <w:p>
@@ -2417,13 +2457,9 @@
               </w:tc>
             </w:tr>
             <w:tr>
-              <w:trPr>
-                <w:tblCellSpacing w:w="15" w:type="dxa"/>
-              </w:trPr>
               <w:tc>
                 <w:tcPr>
                   <w:tcW w:w="0" w:type="auto"/>
-                  <w:vAlign w:val="center"/>
                   <w:hideMark/>
                 </w:tcPr>
                 <w:p>
@@ -2460,7 +2496,6 @@
               <w:tc>
                 <w:tcPr>
                   <w:tcW w:w="0" w:type="auto"/>
-                  <w:vAlign w:val="center"/>
                   <w:hideMark/>
                 </w:tcPr>
                 <w:p>
@@ -2497,7 +2532,6 @@
               <w:tc>
                 <w:tcPr>
                   <w:tcW w:w="0" w:type="auto"/>
-                  <w:vAlign w:val="center"/>
                   <w:hideMark/>
                 </w:tcPr>
                 <w:p>
@@ -2533,13 +2567,9 @@
               </w:tc>
             </w:tr>
             <w:tr>
-              <w:trPr>
-                <w:tblCellSpacing w:w="15" w:type="dxa"/>
-              </w:trPr>
               <w:tc>
                 <w:tcPr>
                   <w:tcW w:w="0" w:type="auto"/>
-                  <w:vAlign w:val="center"/>
                   <w:hideMark/>
                 </w:tcPr>
                 <w:p>
@@ -2576,7 +2606,6 @@
               <w:tc>
                 <w:tcPr>
                   <w:tcW w:w="0" w:type="auto"/>
-                  <w:vAlign w:val="center"/>
                   <w:hideMark/>
                 </w:tcPr>
                 <w:p>
@@ -2613,7 +2642,6 @@
               <w:tc>
                 <w:tcPr>
                   <w:tcW w:w="0" w:type="auto"/>
-                  <w:vAlign w:val="center"/>
                   <w:hideMark/>
                 </w:tcPr>
                 <w:p>
@@ -2649,13 +2677,9 @@
               </w:tc>
             </w:tr>
             <w:tr>
-              <w:trPr>
-                <w:tblCellSpacing w:w="15" w:type="dxa"/>
-              </w:trPr>
               <w:tc>
                 <w:tcPr>
                   <w:tcW w:w="0" w:type="auto"/>
-                  <w:vAlign w:val="center"/>
                   <w:hideMark/>
                 </w:tcPr>
                 <w:p>
@@ -2692,7 +2716,6 @@
               <w:tc>
                 <w:tcPr>
                   <w:tcW w:w="0" w:type="auto"/>
-                  <w:vAlign w:val="center"/>
                   <w:hideMark/>
                 </w:tcPr>
                 <w:p>
@@ -2729,7 +2752,6 @@
               <w:tc>
                 <w:tcPr>
                   <w:tcW w:w="0" w:type="auto"/>
-                  <w:vAlign w:val="center"/>
                   <w:hideMark/>
                 </w:tcPr>
                 <w:p>
@@ -2765,13 +2787,9 @@
               </w:tc>
             </w:tr>
             <w:tr>
-              <w:trPr>
-                <w:tblCellSpacing w:w="15" w:type="dxa"/>
-              </w:trPr>
               <w:tc>
                 <w:tcPr>
                   <w:tcW w:w="0" w:type="auto"/>
-                  <w:vAlign w:val="center"/>
                   <w:hideMark/>
                 </w:tcPr>
                 <w:p>
@@ -2808,7 +2826,6 @@
               <w:tc>
                 <w:tcPr>
                   <w:tcW w:w="0" w:type="auto"/>
-                  <w:vAlign w:val="center"/>
                   <w:hideMark/>
                 </w:tcPr>
                 <w:p>
@@ -2845,7 +2862,6 @@
               <w:tc>
                 <w:tcPr>
                   <w:tcW w:w="0" w:type="auto"/>
-                  <w:vAlign w:val="center"/>
                   <w:hideMark/>
                 </w:tcPr>
                 <w:p>
@@ -2883,12 +2899,10 @@
             <w:tr>
               <w:trPr>
                 <w:trHeight w:val="346"/>
-                <w:tblCellSpacing w:w="15" w:type="dxa"/>
               </w:trPr>
               <w:tc>
                 <w:tcPr>
                   <w:tcW w:w="0" w:type="auto"/>
-                  <w:vAlign w:val="center"/>
                   <w:hideMark/>
                 </w:tcPr>
                 <w:p>
@@ -2925,7 +2939,6 @@
               <w:tc>
                 <w:tcPr>
                   <w:tcW w:w="0" w:type="auto"/>
-                  <w:vAlign w:val="center"/>
                   <w:hideMark/>
                 </w:tcPr>
                 <w:p>
@@ -2962,7 +2975,6 @@
               <w:tc>
                 <w:tcPr>
                   <w:tcW w:w="0" w:type="auto"/>
-                  <w:vAlign w:val="center"/>
                   <w:hideMark/>
                 </w:tcPr>
                 <w:p>
@@ -3114,7 +3126,6 @@
           <w:lang w:eastAsia="en-IN"/>
           <w14:ligatures w14:val="none"/>
         </w:rPr>
-        <w:lastRenderedPageBreak/>
         <w:t xml:space="preserve">Executes at database level </w:t>
       </w:r>
     </w:p>
@@ -3422,6 +3433,7 @@
           <w:lang w:eastAsia="en-IN"/>
           <w14:ligatures w14:val="none"/>
         </w:rPr>
+        <w:lastRenderedPageBreak/>
         <w:t>Use FOR ALL ENTRIES when:</w:t>
       </w:r>
     </w:p>
@@ -3689,7 +3701,7 @@
       <w:lvlText w:val=""/>
       <w:lvlJc w:val="left"/>
       <w:pPr>
-        <w:ind w:left="720" w:hanging="360"/>
+        <w:ind w:left="360" w:hanging="360"/>
       </w:pPr>
       <w:rPr>
         <w:rFonts w:ascii="Wingdings" w:eastAsiaTheme="minorHAnsi" w:hAnsi="Wingdings" w:cstheme="minorBidi" w:hint="default"/>
@@ -4249,7 +4261,7 @@
       <w:lvlText w:val="%1."/>
       <w:lvlJc w:val="left"/>
       <w:pPr>
-        <w:ind w:left="720" w:hanging="360"/>
+        <w:ind w:left="360" w:hanging="360"/>
       </w:pPr>
       <w:rPr>
         <w:rFonts w:hint="default"/>

--- a/Assignment 23.docx
+++ b/Assignment 23.docx
@@ -1,6 +1,6 @@
 
 <file path=word/document.xml><?xml version="1.0" encoding="utf-8"?>
-<w:document xmlns:wpc="http://schemas.microsoft.com/office/word/2010/wordprocessingCanvas" xmlns:cx="http://schemas.microsoft.com/office/drawing/2014/chartex" xmlns:cx1="http://schemas.microsoft.com/office/drawing/2015/9/8/chartex" xmlns:cx2="http://schemas.microsoft.com/office/drawing/2015/10/21/chartex" xmlns:cx3="http://schemas.microsoft.com/office/drawing/2016/5/9/chartex" xmlns:cx4="http://schemas.microsoft.com/office/drawing/2016/5/10/chartex" xmlns:cx5="http://schemas.microsoft.com/office/drawing/2016/5/11/chartex" xmlns:cx6="http://schemas.microsoft.com/office/drawing/2016/5/12/chartex" xmlns:cx7="http://schemas.microsoft.com/office/drawing/2016/5/13/chartex" xmlns:cx8="http://schemas.microsoft.com/office/drawing/2016/5/14/chartex" xmlns:mc="http://schemas.openxmlformats.org/markup-compatibility/2006" xmlns:aink="http://schemas.microsoft.com/office/drawing/2016/ink" xmlns:am3d="http://schemas.microsoft.com/office/drawing/2017/model3d" xmlns:o="urn:schemas-microsoft-com:office:office" xmlns:oel="http://schemas.microsoft.com/office/2019/extlst" xmlns:r="http://schemas.openxmlformats.org/officeDocument/2006/relationships" xmlns:m="http://schemas.openxmlformats.org/officeDocument/2006/math" xmlns:v="urn:schemas-microsoft-com:vml" xmlns:wp14="http://schemas.microsoft.com/office/word/2010/wordprocessingDrawing" xmlns:wp="http://schemas.openxmlformats.org/drawingml/2006/wordprocessingDrawing" xmlns:w10="urn:schemas-microsoft-com:office:word" xmlns:w="http://schemas.openxmlformats.org/wordprocessingml/2006/main" xmlns:w14="http://schemas.microsoft.com/office/word/2010/wordml" xmlns:w15="http://schemas.microsoft.com/office/word/2012/wordml" xmlns:w16cex="http://schemas.microsoft.com/office/word/2018/wordml/cex" xmlns:w16cid="http://schemas.microsoft.com/office/word/2016/wordml/cid" xmlns:w16="http://schemas.microsoft.com/office/word/2018/wordml" xmlns:w16du="http://schemas.microsoft.com/office/word/2023/wordml/word16du" xmlns:w16sdtdh="http://schemas.microsoft.com/office/word/2020/wordml/sdtdatahash" xmlns:w16sdtfl="http://schemas.microsoft.com/office/word/2024/wordml/sdtformatlock" xmlns:w16se="http://schemas.microsoft.com/office/word/2015/wordml/symex" xmlns:wpg="http://schemas.microsoft.com/office/word/2010/wordprocessingGroup" xmlns:wpi="http://schemas.microsoft.com/office/word/2010/wordprocessingInk" xmlns:wne="http://schemas.microsoft.com/office/word/2006/wordml" xmlns:wps="http://schemas.microsoft.com/office/word/2010/wordprocessingShape" mc:Ignorable="w14 w15 w16se w16cid w16 w16cex w16sdtdh w16sdtfl w16du wp14">
+<w:document xmlns:wpc="http://schemas.microsoft.com/office/word/2010/wordprocessingCanvas" xmlns:cx="http://schemas.microsoft.com/office/drawing/2014/chartex" xmlns:cx1="http://schemas.microsoft.com/office/drawing/2015/9/8/chartex" xmlns:cx2="http://schemas.microsoft.com/office/drawing/2015/10/21/chartex" xmlns:cx3="http://schemas.microsoft.com/office/drawing/2016/5/9/chartex" xmlns:cx4="http://schemas.microsoft.com/office/drawing/2016/5/10/chartex" xmlns:cx5="http://schemas.microsoft.com/office/drawing/2016/5/11/chartex" xmlns:cx6="http://schemas.microsoft.com/office/drawing/2016/5/12/chartex" xmlns:cx7="http://schemas.microsoft.com/office/drawing/2016/5/13/chartex" xmlns:cx8="http://schemas.microsoft.com/office/drawing/2016/5/14/chartex" xmlns:mc="http://schemas.openxmlformats.org/markup-compatibility/2006" xmlns:aink="http://schemas.microsoft.com/office/drawing/2016/ink" xmlns:am3d="http://schemas.microsoft.com/office/drawing/2017/model3d" xmlns:o="urn:schemas-microsoft-com:office:office" xmlns:oel="http://schemas.microsoft.com/office/2019/extlst" xmlns:r="http://schemas.openxmlformats.org/officeDocument/2006/relationships" xmlns:m="http://schemas.openxmlformats.org/officeDocument/2006/math" xmlns:v="urn:schemas-microsoft-com:vml" xmlns:wp14="http://schemas.microsoft.com/office/word/2010/wordprocessingDrawing" xmlns:wp="http://schemas.openxmlformats.org/drawingml/2006/wordprocessingDrawing" xmlns:w10="urn:schemas-microsoft-com:office:word" xmlns:w="http://schemas.openxmlformats.org/wordprocessingml/2006/main" xmlns:w14="http://schemas.microsoft.com/office/word/2010/wordml" xmlns:w15="http://schemas.microsoft.com/office/word/2012/wordml" xmlns:w16cex="http://schemas.microsoft.com/office/word/2018/wordml/cex" xmlns:w16cid="http://schemas.microsoft.com/office/word/2016/wordml/cid" xmlns:w16="http://schemas.microsoft.com/office/word/2018/wordml" xmlns:w16du="http://schemas.microsoft.com/office/word/2023/wordml/word16du" xmlns:w16sdtdh="http://schemas.microsoft.com/office/word/2020/wordml/sdtdatahash" xmlns:w16sdtfl="http://schemas.microsoft.com/office/word/2024/wordml/sdtformatlock" xmlns:w16se="http://schemas.microsoft.com/office/word/2015/wordml/symex" xmlns:wpg="http://schemas.microsoft.com/office/word/2010/wordprocessingGroup" xmlns:wpi="http://schemas.microsoft.com/office/word/2010/wordprocessingInk" xmlns:wne="http://schemas.microsoft.com/office/word/2006/wordml" xmlns:wps="http://schemas.microsoft.com/office/word/2010/wordprocessingShape" xmlns:a="http://schemas.openxmlformats.org/drawingml/2006/main" xmlns:pic="http://schemas.openxmlformats.org/drawingml/2006/picture" mc:Ignorable="w14 w15 w16se w16cid w16 w16cex w16sdtdh w16sdtfl w16du wp14">
   <w:body>
     <w:p>
       <w:pPr>
@@ -1049,48 +1049,41 @@
     </w:p>
     <w:p>
       <w:pPr>
-        <w:pStyle w:val="ListParagraph"/>
+        <w:pStyle w:val="Normal"/>
         <w:spacing w:after="0" w:line="240" w:lineRule="auto"/>
-        <w:rPr>
-          <w:rFonts w:eastAsia="Times New Roman" w:cstheme="minorHAnsi"/>
-          <w:color w:val="000000"/>
-          <w:kern w:val="0"/>
-          <w:sz w:val="28"/>
-          <w:szCs w:val="28"/>
-          <w:lang w:eastAsia="en-IN"/>
-          <w14:ligatures w14:val="none"/>
-        </w:rPr>
-      </w:pPr>
-      <w:r>
-        <w:rPr>
-          <w:rFonts w:eastAsia="Times New Roman" w:cstheme="minorHAnsi"/>
-          <w:b/>
-          <w:bCs/>
-          <w:noProof/>
-          <w:color w:val="000000"/>
-          <w:kern w:val="0"/>
-          <w:sz w:val="28"/>
-          <w:szCs w:val="28"/>
-          <w:lang w:eastAsia="en-IN"/>
-          <w14:ligatures w14:val="none"/>
-        </w:rPr>
+        <w:ind w:left="0"/>
+        <w:rPr>
+          <w:rFonts w:eastAsia="Times New Roman" w:cs="Calibri" w:cstheme="minorAscii"/>
+          <w:color w:val="000000"/>
+          <w:kern w:val="0"/>
+          <w:sz w:val="28"/>
+          <w:szCs w:val="28"/>
+          <w:lang w:eastAsia="en-IN"/>
+          <w14:ligatures w14:val="none"/>
+        </w:rPr>
+      </w:pPr>
+      <w:r>
+        <w:rPr/>
+        <w:t xml:space="preserve">      </w:t>
+      </w:r>
+      <w:r>
         <w:drawing>
-          <wp:inline distT="0" distB="0" distL="0" distR="0" wp14:anchorId="50B69AAF" wp14:editId="460159D0">
+          <wp:inline wp14:editId="5E3140B6" wp14:anchorId="50B69AAF">
             <wp:extent cx="5201654" cy="4885267"/>
             <wp:effectExtent l="0" t="0" r="0" b="0"/>
             <wp:docPr id="1688108426" name="Picture 1"/>
             <wp:cNvGraphicFramePr>
-              <a:graphicFrameLocks xmlns:a="http://schemas.openxmlformats.org/drawingml/2006/main" noChangeAspect="1"/>
+              <a:graphicFrameLocks noChangeAspect="1"/>
             </wp:cNvGraphicFramePr>
-            <a:graphic xmlns:a="http://schemas.openxmlformats.org/drawingml/2006/main">
-              <a:graphicData uri="http://schemas.openxmlformats.org/drawingml/2006/picture">
+            <a:graphic>
+              <a:graphicData xmlns:a="http://schemas.openxmlformats.org/drawingml/2006/main" uri="http://schemas.openxmlformats.org/drawingml/2006/picture">
                 <pic:pic xmlns:pic="http://schemas.openxmlformats.org/drawingml/2006/picture">
                   <pic:nvPicPr>
                     <pic:cNvPr id="1688108426" name=""/>
                     <pic:cNvPicPr/>
                   </pic:nvPicPr>
                   <pic:blipFill>
-                    <a:blip r:embed="rId9"/>
+                    <a:blip xmlns:r="http://schemas.openxmlformats.org/officeDocument/2006/relationships" r:embed="rId9"/>
                     <a:stretch>
                       <a:fillRect/>
                     </a:stretch>
@@ -3531,7 +3524,7 @@
       </w:r>
     </w:p>
     <w:sectPr>
-      <w:pgSz w:w="11906" w:h="16838"/>
+      <w:pgSz w:w="11906" w:h="16838" w:orient="portrait"/>
       <w:pgMar w:top="1440" w:right="1440" w:bottom="1440" w:left="1440" w:header="708" w:footer="708" w:gutter="0"/>
       <w:cols w:space="708"/>
       <w:docGrid w:linePitch="360"/>
@@ -3558,7 +3551,7 @@
         <w:ind w:left="720" w:hanging="360"/>
       </w:pPr>
       <w:rPr>
-        <w:rFonts w:ascii="Symbol" w:hAnsi="Symbol" w:hint="default"/>
+        <w:rFonts w:hint="default" w:ascii="Symbol" w:hAnsi="Symbol"/>
         <w:sz w:val="20"/>
       </w:rPr>
     </w:lvl>
@@ -3574,7 +3567,7 @@
         <w:ind w:left="1440" w:hanging="360"/>
       </w:pPr>
       <w:rPr>
-        <w:rFonts w:ascii="Courier New" w:hAnsi="Courier New" w:hint="default"/>
+        <w:rFonts w:hint="default" w:ascii="Courier New" w:hAnsi="Courier New"/>
         <w:sz w:val="20"/>
       </w:rPr>
     </w:lvl>
@@ -3590,7 +3583,7 @@
         <w:ind w:left="2160" w:hanging="360"/>
       </w:pPr>
       <w:rPr>
-        <w:rFonts w:ascii="Wingdings" w:hAnsi="Wingdings" w:hint="default"/>
+        <w:rFonts w:hint="default" w:ascii="Wingdings" w:hAnsi="Wingdings"/>
         <w:sz w:val="20"/>
       </w:rPr>
     </w:lvl>
@@ -3606,7 +3599,7 @@
         <w:ind w:left="2880" w:hanging="360"/>
       </w:pPr>
       <w:rPr>
-        <w:rFonts w:ascii="Wingdings" w:hAnsi="Wingdings" w:hint="default"/>
+        <w:rFonts w:hint="default" w:ascii="Wingdings" w:hAnsi="Wingdings"/>
         <w:sz w:val="20"/>
       </w:rPr>
     </w:lvl>
@@ -3622,7 +3615,7 @@
         <w:ind w:left="3600" w:hanging="360"/>
       </w:pPr>
       <w:rPr>
-        <w:rFonts w:ascii="Wingdings" w:hAnsi="Wingdings" w:hint="default"/>
+        <w:rFonts w:hint="default" w:ascii="Wingdings" w:hAnsi="Wingdings"/>
         <w:sz w:val="20"/>
       </w:rPr>
     </w:lvl>
@@ -3638,7 +3631,7 @@
         <w:ind w:left="4320" w:hanging="360"/>
       </w:pPr>
       <w:rPr>
-        <w:rFonts w:ascii="Wingdings" w:hAnsi="Wingdings" w:hint="default"/>
+        <w:rFonts w:hint="default" w:ascii="Wingdings" w:hAnsi="Wingdings"/>
         <w:sz w:val="20"/>
       </w:rPr>
     </w:lvl>
@@ -3654,7 +3647,7 @@
         <w:ind w:left="5040" w:hanging="360"/>
       </w:pPr>
       <w:rPr>
-        <w:rFonts w:ascii="Wingdings" w:hAnsi="Wingdings" w:hint="default"/>
+        <w:rFonts w:hint="default" w:ascii="Wingdings" w:hAnsi="Wingdings"/>
         <w:sz w:val="20"/>
       </w:rPr>
     </w:lvl>
@@ -3670,7 +3663,7 @@
         <w:ind w:left="5760" w:hanging="360"/>
       </w:pPr>
       <w:rPr>
-        <w:rFonts w:ascii="Wingdings" w:hAnsi="Wingdings" w:hint="default"/>
+        <w:rFonts w:hint="default" w:ascii="Wingdings" w:hAnsi="Wingdings"/>
         <w:sz w:val="20"/>
       </w:rPr>
     </w:lvl>
@@ -3686,7 +3679,7 @@
         <w:ind w:left="6480" w:hanging="360"/>
       </w:pPr>
       <w:rPr>
-        <w:rFonts w:ascii="Wingdings" w:hAnsi="Wingdings" w:hint="default"/>
+        <w:rFonts w:hint="default" w:ascii="Wingdings" w:hAnsi="Wingdings"/>
         <w:sz w:val="20"/>
       </w:rPr>
     </w:lvl>
@@ -3704,7 +3697,7 @@
         <w:ind w:left="360" w:hanging="360"/>
       </w:pPr>
       <w:rPr>
-        <w:rFonts w:ascii="Wingdings" w:eastAsiaTheme="minorHAnsi" w:hAnsi="Wingdings" w:cstheme="minorBidi" w:hint="default"/>
+        <w:rFonts w:hint="default" w:ascii="Wingdings" w:hAnsi="Wingdings" w:eastAsiaTheme="minorHAnsi" w:cstheme="minorBidi"/>
       </w:rPr>
     </w:lvl>
     <w:lvl w:ilvl="1" w:tplc="40090003" w:tentative="1">
@@ -3716,7 +3709,7 @@
         <w:ind w:left="1440" w:hanging="360"/>
       </w:pPr>
       <w:rPr>
-        <w:rFonts w:ascii="Courier New" w:hAnsi="Courier New" w:cs="Courier New" w:hint="default"/>
+        <w:rFonts w:hint="default" w:ascii="Courier New" w:hAnsi="Courier New" w:cs="Courier New"/>
       </w:rPr>
     </w:lvl>
     <w:lvl w:ilvl="2" w:tplc="40090005" w:tentative="1">
@@ -3728,7 +3721,7 @@
         <w:ind w:left="2160" w:hanging="360"/>
       </w:pPr>
       <w:rPr>
-        <w:rFonts w:ascii="Wingdings" w:hAnsi="Wingdings" w:hint="default"/>
+        <w:rFonts w:hint="default" w:ascii="Wingdings" w:hAnsi="Wingdings"/>
       </w:rPr>
     </w:lvl>
     <w:lvl w:ilvl="3" w:tplc="40090001" w:tentative="1">
@@ -3740,7 +3733,7 @@
         <w:ind w:left="2880" w:hanging="360"/>
       </w:pPr>
       <w:rPr>
-        <w:rFonts w:ascii="Symbol" w:hAnsi="Symbol" w:hint="default"/>
+        <w:rFonts w:hint="default" w:ascii="Symbol" w:hAnsi="Symbol"/>
       </w:rPr>
     </w:lvl>
     <w:lvl w:ilvl="4" w:tplc="40090003" w:tentative="1">
@@ -3752,7 +3745,7 @@
         <w:ind w:left="3600" w:hanging="360"/>
       </w:pPr>
       <w:rPr>
-        <w:rFonts w:ascii="Courier New" w:hAnsi="Courier New" w:cs="Courier New" w:hint="default"/>
+        <w:rFonts w:hint="default" w:ascii="Courier New" w:hAnsi="Courier New" w:cs="Courier New"/>
       </w:rPr>
     </w:lvl>
     <w:lvl w:ilvl="5" w:tplc="40090005" w:tentative="1">
@@ -3764,7 +3757,7 @@
         <w:ind w:left="4320" w:hanging="360"/>
       </w:pPr>
       <w:rPr>
-        <w:rFonts w:ascii="Wingdings" w:hAnsi="Wingdings" w:hint="default"/>
+        <w:rFonts w:hint="default" w:ascii="Wingdings" w:hAnsi="Wingdings"/>
       </w:rPr>
     </w:lvl>
     <w:lvl w:ilvl="6" w:tplc="40090001" w:tentative="1">
@@ -3776,7 +3769,7 @@
         <w:ind w:left="5040" w:hanging="360"/>
       </w:pPr>
       <w:rPr>
-        <w:rFonts w:ascii="Symbol" w:hAnsi="Symbol" w:hint="default"/>
+        <w:rFonts w:hint="default" w:ascii="Symbol" w:hAnsi="Symbol"/>
       </w:rPr>
     </w:lvl>
     <w:lvl w:ilvl="7" w:tplc="40090003" w:tentative="1">
@@ -3788,7 +3781,7 @@
         <w:ind w:left="5760" w:hanging="360"/>
       </w:pPr>
       <w:rPr>
-        <w:rFonts w:ascii="Courier New" w:hAnsi="Courier New" w:cs="Courier New" w:hint="default"/>
+        <w:rFonts w:hint="default" w:ascii="Courier New" w:hAnsi="Courier New" w:cs="Courier New"/>
       </w:rPr>
     </w:lvl>
     <w:lvl w:ilvl="8" w:tplc="40090005" w:tentative="1">
@@ -3800,7 +3793,7 @@
         <w:ind w:left="6480" w:hanging="360"/>
       </w:pPr>
       <w:rPr>
-        <w:rFonts w:ascii="Wingdings" w:hAnsi="Wingdings" w:hint="default"/>
+        <w:rFonts w:hint="default" w:ascii="Wingdings" w:hAnsi="Wingdings"/>
       </w:rPr>
     </w:lvl>
   </w:abstractNum>
@@ -3820,7 +3813,7 @@
         <w:ind w:left="720" w:hanging="360"/>
       </w:pPr>
       <w:rPr>
-        <w:rFonts w:ascii="Symbol" w:hAnsi="Symbol" w:hint="default"/>
+        <w:rFonts w:hint="default" w:ascii="Symbol" w:hAnsi="Symbol"/>
         <w:sz w:val="20"/>
       </w:rPr>
     </w:lvl>
@@ -3836,7 +3829,7 @@
         <w:ind w:left="1440" w:hanging="360"/>
       </w:pPr>
       <w:rPr>
-        <w:rFonts w:ascii="Courier New" w:hAnsi="Courier New" w:hint="default"/>
+        <w:rFonts w:hint="default" w:ascii="Courier New" w:hAnsi="Courier New"/>
         <w:sz w:val="20"/>
       </w:rPr>
     </w:lvl>
@@ -3852,7 +3845,7 @@
         <w:ind w:left="2160" w:hanging="360"/>
       </w:pPr>
       <w:rPr>
-        <w:rFonts w:ascii="Wingdings" w:hAnsi="Wingdings" w:hint="default"/>
+        <w:rFonts w:hint="default" w:ascii="Wingdings" w:hAnsi="Wingdings"/>
         <w:sz w:val="20"/>
       </w:rPr>
     </w:lvl>
@@ -3868,7 +3861,7 @@
         <w:ind w:left="2880" w:hanging="360"/>
       </w:pPr>
       <w:rPr>
-        <w:rFonts w:ascii="Wingdings" w:hAnsi="Wingdings" w:hint="default"/>
+        <w:rFonts w:hint="default" w:ascii="Wingdings" w:hAnsi="Wingdings"/>
         <w:sz w:val="20"/>
       </w:rPr>
     </w:lvl>
@@ -3884,7 +3877,7 @@
         <w:ind w:left="3600" w:hanging="360"/>
       </w:pPr>
       <w:rPr>
-        <w:rFonts w:ascii="Wingdings" w:hAnsi="Wingdings" w:hint="default"/>
+        <w:rFonts w:hint="default" w:ascii="Wingdings" w:hAnsi="Wingdings"/>
         <w:sz w:val="20"/>
       </w:rPr>
     </w:lvl>
@@ -3900,7 +3893,7 @@
         <w:ind w:left="4320" w:hanging="360"/>
       </w:pPr>
       <w:rPr>
-        <w:rFonts w:ascii="Wingdings" w:hAnsi="Wingdings" w:hint="default"/>
+        <w:rFonts w:hint="default" w:ascii="Wingdings" w:hAnsi="Wingdings"/>
         <w:sz w:val="20"/>
       </w:rPr>
     </w:lvl>
@@ -3916,7 +3909,7 @@
         <w:ind w:left="5040" w:hanging="360"/>
       </w:pPr>
       <w:rPr>
-        <w:rFonts w:ascii="Wingdings" w:hAnsi="Wingdings" w:hint="default"/>
+        <w:rFonts w:hint="default" w:ascii="Wingdings" w:hAnsi="Wingdings"/>
         <w:sz w:val="20"/>
       </w:rPr>
     </w:lvl>
@@ -3932,7 +3925,7 @@
         <w:ind w:left="5760" w:hanging="360"/>
       </w:pPr>
       <w:rPr>
-        <w:rFonts w:ascii="Wingdings" w:hAnsi="Wingdings" w:hint="default"/>
+        <w:rFonts w:hint="default" w:ascii="Wingdings" w:hAnsi="Wingdings"/>
         <w:sz w:val="20"/>
       </w:rPr>
     </w:lvl>
@@ -3948,7 +3941,7 @@
         <w:ind w:left="6480" w:hanging="360"/>
       </w:pPr>
       <w:rPr>
-        <w:rFonts w:ascii="Wingdings" w:hAnsi="Wingdings" w:hint="default"/>
+        <w:rFonts w:hint="default" w:ascii="Wingdings" w:hAnsi="Wingdings"/>
         <w:sz w:val="20"/>
       </w:rPr>
     </w:lvl>
@@ -3969,7 +3962,7 @@
         <w:ind w:left="720" w:hanging="360"/>
       </w:pPr>
       <w:rPr>
-        <w:rFonts w:ascii="Symbol" w:hAnsi="Symbol" w:hint="default"/>
+        <w:rFonts w:hint="default" w:ascii="Symbol" w:hAnsi="Symbol"/>
         <w:sz w:val="20"/>
       </w:rPr>
     </w:lvl>
@@ -3985,7 +3978,7 @@
         <w:ind w:left="1440" w:hanging="360"/>
       </w:pPr>
       <w:rPr>
-        <w:rFonts w:ascii="Courier New" w:hAnsi="Courier New" w:hint="default"/>
+        <w:rFonts w:hint="default" w:ascii="Courier New" w:hAnsi="Courier New"/>
         <w:sz w:val="20"/>
       </w:rPr>
     </w:lvl>
@@ -4001,7 +3994,7 @@
         <w:ind w:left="2160" w:hanging="360"/>
       </w:pPr>
       <w:rPr>
-        <w:rFonts w:ascii="Wingdings" w:hAnsi="Wingdings" w:hint="default"/>
+        <w:rFonts w:hint="default" w:ascii="Wingdings" w:hAnsi="Wingdings"/>
         <w:sz w:val="20"/>
       </w:rPr>
     </w:lvl>
@@ -4017,7 +4010,7 @@
         <w:ind w:left="2880" w:hanging="360"/>
       </w:pPr>
       <w:rPr>
-        <w:rFonts w:ascii="Wingdings" w:hAnsi="Wingdings" w:hint="default"/>
+        <w:rFonts w:hint="default" w:ascii="Wingdings" w:hAnsi="Wingdings"/>
         <w:sz w:val="20"/>
       </w:rPr>
     </w:lvl>
@@ -4033,7 +4026,7 @@
         <w:ind w:left="3600" w:hanging="360"/>
       </w:pPr>
       <w:rPr>
-        <w:rFonts w:ascii="Wingdings" w:hAnsi="Wingdings" w:hint="default"/>
+        <w:rFonts w:hint="default" w:ascii="Wingdings" w:hAnsi="Wingdings"/>
         <w:sz w:val="20"/>
       </w:rPr>
     </w:lvl>
@@ -4049,7 +4042,7 @@
         <w:ind w:left="4320" w:hanging="360"/>
       </w:pPr>
       <w:rPr>
-        <w:rFonts w:ascii="Wingdings" w:hAnsi="Wingdings" w:hint="default"/>
+        <w:rFonts w:hint="default" w:ascii="Wingdings" w:hAnsi="Wingdings"/>
         <w:sz w:val="20"/>
       </w:rPr>
     </w:lvl>
@@ -4065,7 +4058,7 @@
         <w:ind w:left="5040" w:hanging="360"/>
       </w:pPr>
       <w:rPr>
-        <w:rFonts w:ascii="Wingdings" w:hAnsi="Wingdings" w:hint="default"/>
+        <w:rFonts w:hint="default" w:ascii="Wingdings" w:hAnsi="Wingdings"/>
         <w:sz w:val="20"/>
       </w:rPr>
     </w:lvl>
@@ -4081,7 +4074,7 @@
         <w:ind w:left="5760" w:hanging="360"/>
       </w:pPr>
       <w:rPr>
-        <w:rFonts w:ascii="Wingdings" w:hAnsi="Wingdings" w:hint="default"/>
+        <w:rFonts w:hint="default" w:ascii="Wingdings" w:hAnsi="Wingdings"/>
         <w:sz w:val="20"/>
       </w:rPr>
     </w:lvl>
@@ -4097,7 +4090,7 @@
         <w:ind w:left="6480" w:hanging="360"/>
       </w:pPr>
       <w:rPr>
-        <w:rFonts w:ascii="Wingdings" w:hAnsi="Wingdings" w:hint="default"/>
+        <w:rFonts w:hint="default" w:ascii="Wingdings" w:hAnsi="Wingdings"/>
         <w:sz w:val="20"/>
       </w:rPr>
     </w:lvl>
@@ -4118,7 +4111,7 @@
         <w:ind w:left="720" w:hanging="360"/>
       </w:pPr>
       <w:rPr>
-        <w:rFonts w:ascii="Symbol" w:hAnsi="Symbol" w:hint="default"/>
+        <w:rFonts w:hint="default" w:ascii="Symbol" w:hAnsi="Symbol"/>
         <w:sz w:val="20"/>
       </w:rPr>
     </w:lvl>
@@ -4134,7 +4127,7 @@
         <w:ind w:left="1440" w:hanging="360"/>
       </w:pPr>
       <w:rPr>
-        <w:rFonts w:ascii="Courier New" w:hAnsi="Courier New" w:hint="default"/>
+        <w:rFonts w:hint="default" w:ascii="Courier New" w:hAnsi="Courier New"/>
         <w:sz w:val="20"/>
       </w:rPr>
     </w:lvl>
@@ -4150,7 +4143,7 @@
         <w:ind w:left="2160" w:hanging="360"/>
       </w:pPr>
       <w:rPr>
-        <w:rFonts w:ascii="Wingdings" w:hAnsi="Wingdings" w:hint="default"/>
+        <w:rFonts w:hint="default" w:ascii="Wingdings" w:hAnsi="Wingdings"/>
         <w:sz w:val="20"/>
       </w:rPr>
     </w:lvl>
@@ -4166,7 +4159,7 @@
         <w:ind w:left="2880" w:hanging="360"/>
       </w:pPr>
       <w:rPr>
-        <w:rFonts w:ascii="Wingdings" w:hAnsi="Wingdings" w:hint="default"/>
+        <w:rFonts w:hint="default" w:ascii="Wingdings" w:hAnsi="Wingdings"/>
         <w:sz w:val="20"/>
       </w:rPr>
     </w:lvl>
@@ -4182,7 +4175,7 @@
         <w:ind w:left="3600" w:hanging="360"/>
       </w:pPr>
       <w:rPr>
-        <w:rFonts w:ascii="Wingdings" w:hAnsi="Wingdings" w:hint="default"/>
+        <w:rFonts w:hint="default" w:ascii="Wingdings" w:hAnsi="Wingdings"/>
         <w:sz w:val="20"/>
       </w:rPr>
     </w:lvl>
@@ -4198,7 +4191,7 @@
         <w:ind w:left="4320" w:hanging="360"/>
       </w:pPr>
       <w:rPr>
-        <w:rFonts w:ascii="Wingdings" w:hAnsi="Wingdings" w:hint="default"/>
+        <w:rFonts w:hint="default" w:ascii="Wingdings" w:hAnsi="Wingdings"/>
         <w:sz w:val="20"/>
       </w:rPr>
     </w:lvl>
@@ -4214,7 +4207,7 @@
         <w:ind w:left="5040" w:hanging="360"/>
       </w:pPr>
       <w:rPr>
-        <w:rFonts w:ascii="Wingdings" w:hAnsi="Wingdings" w:hint="default"/>
+        <w:rFonts w:hint="default" w:ascii="Wingdings" w:hAnsi="Wingdings"/>
         <w:sz w:val="20"/>
       </w:rPr>
     </w:lvl>
@@ -4230,7 +4223,7 @@
         <w:ind w:left="5760" w:hanging="360"/>
       </w:pPr>
       <w:rPr>
-        <w:rFonts w:ascii="Wingdings" w:hAnsi="Wingdings" w:hint="default"/>
+        <w:rFonts w:hint="default" w:ascii="Wingdings" w:hAnsi="Wingdings"/>
         <w:sz w:val="20"/>
       </w:rPr>
     </w:lvl>
@@ -4246,7 +4239,7 @@
         <w:ind w:left="6480" w:hanging="360"/>
       </w:pPr>
       <w:rPr>
-        <w:rFonts w:ascii="Wingdings" w:hAnsi="Wingdings" w:hint="default"/>
+        <w:rFonts w:hint="default" w:ascii="Wingdings" w:hAnsi="Wingdings"/>
         <w:sz w:val="20"/>
       </w:rPr>
     </w:lvl>
@@ -4366,7 +4359,7 @@
   <w:docDefaults>
     <w:rPrDefault>
       <w:rPr>
-        <w:rFonts w:asciiTheme="minorHAnsi" w:eastAsiaTheme="minorHAnsi" w:hAnsiTheme="minorHAnsi" w:cstheme="minorBidi"/>
+        <w:rFonts w:asciiTheme="minorHAnsi" w:hAnsiTheme="minorHAnsi" w:eastAsiaTheme="minorHAnsi" w:cstheme="minorBidi"/>
         <w:kern w:val="2"/>
         <w:sz w:val="24"/>
         <w:szCs w:val="24"/>
@@ -4383,14 +4376,14 @@
   <w:latentStyles w:defLockedState="0" w:defUIPriority="99" w:defSemiHidden="0" w:defUnhideWhenUsed="0" w:defQFormat="0" w:count="376">
     <w:lsdException w:name="Normal" w:uiPriority="0" w:qFormat="1"/>
     <w:lsdException w:name="heading 1" w:uiPriority="9" w:qFormat="1"/>
-    <w:lsdException w:name="heading 2" w:semiHidden="1" w:uiPriority="9" w:unhideWhenUsed="1" w:qFormat="1"/>
-    <w:lsdException w:name="heading 3" w:semiHidden="1" w:uiPriority="9" w:unhideWhenUsed="1" w:qFormat="1"/>
-    <w:lsdException w:name="heading 4" w:semiHidden="1" w:uiPriority="9" w:unhideWhenUsed="1" w:qFormat="1"/>
-    <w:lsdException w:name="heading 5" w:semiHidden="1" w:uiPriority="9" w:unhideWhenUsed="1" w:qFormat="1"/>
-    <w:lsdException w:name="heading 6" w:semiHidden="1" w:uiPriority="9" w:unhideWhenUsed="1" w:qFormat="1"/>
-    <w:lsdException w:name="heading 7" w:semiHidden="1" w:uiPriority="9" w:unhideWhenUsed="1" w:qFormat="1"/>
-    <w:lsdException w:name="heading 8" w:semiHidden="1" w:uiPriority="9" w:unhideWhenUsed="1" w:qFormat="1"/>
-    <w:lsdException w:name="heading 9" w:semiHidden="1" w:uiPriority="9" w:unhideWhenUsed="1" w:qFormat="1"/>
+    <w:lsdException w:name="heading 2" w:uiPriority="9" w:semiHidden="1" w:unhideWhenUsed="1" w:qFormat="1"/>
+    <w:lsdException w:name="heading 3" w:uiPriority="9" w:semiHidden="1" w:unhideWhenUsed="1" w:qFormat="1"/>
+    <w:lsdException w:name="heading 4" w:uiPriority="9" w:semiHidden="1" w:unhideWhenUsed="1" w:qFormat="1"/>
+    <w:lsdException w:name="heading 5" w:uiPriority="9" w:semiHidden="1" w:unhideWhenUsed="1" w:qFormat="1"/>
+    <w:lsdException w:name="heading 6" w:uiPriority="9" w:semiHidden="1" w:unhideWhenUsed="1" w:qFormat="1"/>
+    <w:lsdException w:name="heading 7" w:uiPriority="9" w:semiHidden="1" w:unhideWhenUsed="1" w:qFormat="1"/>
+    <w:lsdException w:name="heading 8" w:uiPriority="9" w:semiHidden="1" w:unhideWhenUsed="1" w:qFormat="1"/>
+    <w:lsdException w:name="heading 9" w:uiPriority="9" w:semiHidden="1" w:unhideWhenUsed="1" w:qFormat="1"/>
     <w:lsdException w:name="index 1" w:semiHidden="1" w:unhideWhenUsed="1"/>
     <w:lsdException w:name="index 2" w:semiHidden="1" w:unhideWhenUsed="1"/>
     <w:lsdException w:name="index 3" w:semiHidden="1" w:unhideWhenUsed="1"/>
@@ -4400,22 +4393,22 @@
     <w:lsdException w:name="index 7" w:semiHidden="1" w:unhideWhenUsed="1"/>
     <w:lsdException w:name="index 8" w:semiHidden="1" w:unhideWhenUsed="1"/>
     <w:lsdException w:name="index 9" w:semiHidden="1" w:unhideWhenUsed="1"/>
-    <w:lsdException w:name="toc 1" w:semiHidden="1" w:uiPriority="39" w:unhideWhenUsed="1"/>
-    <w:lsdException w:name="toc 2" w:semiHidden="1" w:uiPriority="39" w:unhideWhenUsed="1"/>
-    <w:lsdException w:name="toc 3" w:semiHidden="1" w:uiPriority="39" w:unhideWhenUsed="1"/>
-    <w:lsdException w:name="toc 4" w:semiHidden="1" w:uiPriority="39" w:unhideWhenUsed="1"/>
-    <w:lsdException w:name="toc 5" w:semiHidden="1" w:uiPriority="39" w:unhideWhenUsed="1"/>
-    <w:lsdException w:name="toc 6" w:semiHidden="1" w:uiPriority="39" w:unhideWhenUsed="1"/>
-    <w:lsdException w:name="toc 7" w:semiHidden="1" w:uiPriority="39" w:unhideWhenUsed="1"/>
-    <w:lsdException w:name="toc 8" w:semiHidden="1" w:uiPriority="39" w:unhideWhenUsed="1"/>
-    <w:lsdException w:name="toc 9" w:semiHidden="1" w:uiPriority="39" w:unhideWhenUsed="1"/>
+    <w:lsdException w:name="toc 1" w:uiPriority="39" w:semiHidden="1" w:unhideWhenUsed="1"/>
+    <w:lsdException w:name="toc 2" w:uiPriority="39" w:semiHidden="1" w:unhideWhenUsed="1"/>
+    <w:lsdException w:name="toc 3" w:uiPriority="39" w:semiHidden="1" w:unhideWhenUsed="1"/>
+    <w:lsdException w:name="toc 4" w:uiPriority="39" w:semiHidden="1" w:unhideWhenUsed="1"/>
+    <w:lsdException w:name="toc 5" w:uiPriority="39" w:semiHidden="1" w:unhideWhenUsed="1"/>
+    <w:lsdException w:name="toc 6" w:uiPriority="39" w:semiHidden="1" w:unhideWhenUsed="1"/>
+    <w:lsdException w:name="toc 7" w:uiPriority="39" w:semiHidden="1" w:unhideWhenUsed="1"/>
+    <w:lsdException w:name="toc 8" w:uiPriority="39" w:semiHidden="1" w:unhideWhenUsed="1"/>
+    <w:lsdException w:name="toc 9" w:uiPriority="39" w:semiHidden="1" w:unhideWhenUsed="1"/>
     <w:lsdException w:name="Normal Indent" w:semiHidden="1" w:unhideWhenUsed="1"/>
     <w:lsdException w:name="footnote text" w:semiHidden="1" w:unhideWhenUsed="1"/>
     <w:lsdException w:name="annotation text" w:semiHidden="1" w:unhideWhenUsed="1"/>
     <w:lsdException w:name="header" w:semiHidden="1" w:unhideWhenUsed="1"/>
     <w:lsdException w:name="footer" w:semiHidden="1" w:unhideWhenUsed="1"/>
     <w:lsdException w:name="index heading" w:semiHidden="1" w:unhideWhenUsed="1"/>
-    <w:lsdException w:name="caption" w:semiHidden="1" w:uiPriority="35" w:unhideWhenUsed="1" w:qFormat="1"/>
+    <w:lsdException w:name="caption" w:uiPriority="35" w:semiHidden="1" w:unhideWhenUsed="1" w:qFormat="1"/>
     <w:lsdException w:name="table of figures" w:semiHidden="1" w:unhideWhenUsed="1"/>
     <w:lsdException w:name="envelope address" w:semiHidden="1" w:unhideWhenUsed="1"/>
     <w:lsdException w:name="envelope return" w:semiHidden="1" w:unhideWhenUsed="1"/>
@@ -4446,7 +4439,7 @@
     <w:lsdException w:name="Title" w:uiPriority="10" w:qFormat="1"/>
     <w:lsdException w:name="Closing" w:semiHidden="1" w:unhideWhenUsed="1"/>
     <w:lsdException w:name="Signature" w:semiHidden="1" w:unhideWhenUsed="1"/>
-    <w:lsdException w:name="Default Paragraph Font" w:semiHidden="1" w:uiPriority="1" w:unhideWhenUsed="1"/>
+    <w:lsdException w:name="Default Paragraph Font" w:uiPriority="1" w:semiHidden="1" w:unhideWhenUsed="1"/>
     <w:lsdException w:name="Body Text" w:semiHidden="1" w:unhideWhenUsed="1"/>
     <w:lsdException w:name="Body Text Indent" w:semiHidden="1" w:unhideWhenUsed="1"/>
     <w:lsdException w:name="List Continue" w:semiHidden="1" w:unhideWhenUsed="1"/>
@@ -4646,8 +4639,8 @@
     <w:lsdException w:name="Subtle Reference" w:uiPriority="31" w:qFormat="1"/>
     <w:lsdException w:name="Intense Reference" w:uiPriority="32" w:qFormat="1"/>
     <w:lsdException w:name="Book Title" w:uiPriority="33" w:qFormat="1"/>
-    <w:lsdException w:name="Bibliography" w:semiHidden="1" w:uiPriority="37" w:unhideWhenUsed="1"/>
-    <w:lsdException w:name="TOC Heading" w:semiHidden="1" w:uiPriority="39" w:unhideWhenUsed="1" w:qFormat="1"/>
+    <w:lsdException w:name="Bibliography" w:uiPriority="37" w:semiHidden="1" w:unhideWhenUsed="1"/>
+    <w:lsdException w:name="TOC Heading" w:uiPriority="39" w:semiHidden="1" w:unhideWhenUsed="1" w:qFormat="1"/>
     <w:lsdException w:name="Plain Table 1" w:uiPriority="41"/>
     <w:lsdException w:name="Plain Table 2" w:uiPriority="42"/>
     <w:lsdException w:name="Plain Table 3" w:uiPriority="43"/>
@@ -4758,7 +4751,7 @@
     <w:lsdException w:name="Unresolved Mention" w:semiHidden="1" w:unhideWhenUsed="1"/>
     <w:lsdException w:name="Smart Link" w:semiHidden="1" w:unhideWhenUsed="1"/>
   </w:latentStyles>
-  <w:style w:type="paragraph" w:default="1" w:styleId="Normal">
+  <w:style w:type="paragraph" w:styleId="Normal" w:default="1">
     <w:name w:val="Normal"/>
     <w:qFormat/>
   </w:style>
@@ -4777,7 +4770,7 @@
       <w:outlineLvl w:val="0"/>
     </w:pPr>
     <w:rPr>
-      <w:rFonts w:asciiTheme="majorHAnsi" w:eastAsiaTheme="majorEastAsia" w:hAnsiTheme="majorHAnsi" w:cstheme="majorBidi"/>
+      <w:rFonts w:asciiTheme="majorHAnsi" w:hAnsiTheme="majorHAnsi" w:eastAsiaTheme="majorEastAsia" w:cstheme="majorBidi"/>
       <w:color w:val="2F5496" w:themeColor="accent1" w:themeShade="BF"/>
       <w:sz w:val="40"/>
       <w:szCs w:val="40"/>
@@ -4800,7 +4793,7 @@
       <w:outlineLvl w:val="1"/>
     </w:pPr>
     <w:rPr>
-      <w:rFonts w:asciiTheme="majorHAnsi" w:eastAsiaTheme="majorEastAsia" w:hAnsiTheme="majorHAnsi" w:cstheme="majorBidi"/>
+      <w:rFonts w:asciiTheme="majorHAnsi" w:hAnsiTheme="majorHAnsi" w:eastAsiaTheme="majorEastAsia" w:cstheme="majorBidi"/>
       <w:color w:val="2F5496" w:themeColor="accent1" w:themeShade="BF"/>
       <w:sz w:val="32"/>
       <w:szCs w:val="32"/>
@@ -4961,13 +4954,13 @@
       <w:color w:val="272727" w:themeColor="text1" w:themeTint="D8"/>
     </w:rPr>
   </w:style>
-  <w:style w:type="character" w:default="1" w:styleId="DefaultParagraphFont">
+  <w:style w:type="character" w:styleId="DefaultParagraphFont" w:default="1">
     <w:name w:val="Default Paragraph Font"/>
     <w:uiPriority w:val="1"/>
     <w:semiHidden/>
     <w:unhideWhenUsed/>
   </w:style>
-  <w:style w:type="table" w:default="1" w:styleId="TableNormal">
+  <w:style w:type="table" w:styleId="TableNormal" w:default="1">
     <w:name w:val="Normal Table"/>
     <w:uiPriority w:val="99"/>
     <w:semiHidden/>
@@ -4982,26 +4975,26 @@
       </w:tblCellMar>
     </w:tblPr>
   </w:style>
-  <w:style w:type="numbering" w:default="1" w:styleId="NoList">
+  <w:style w:type="numbering" w:styleId="NoList" w:default="1">
     <w:name w:val="No List"/>
     <w:uiPriority w:val="99"/>
     <w:semiHidden/>
     <w:unhideWhenUsed/>
   </w:style>
-  <w:style w:type="character" w:customStyle="1" w:styleId="Heading1Char">
+  <w:style w:type="character" w:styleId="Heading1Char" w:customStyle="1">
     <w:name w:val="Heading 1 Char"/>
     <w:basedOn w:val="DefaultParagraphFont"/>
     <w:link w:val="Heading1"/>
     <w:uiPriority w:val="9"/>
     <w:rsid w:val="004E698B"/>
     <w:rPr>
-      <w:rFonts w:asciiTheme="majorHAnsi" w:eastAsiaTheme="majorEastAsia" w:hAnsiTheme="majorHAnsi" w:cstheme="majorBidi"/>
+      <w:rFonts w:asciiTheme="majorHAnsi" w:hAnsiTheme="majorHAnsi" w:eastAsiaTheme="majorEastAsia" w:cstheme="majorBidi"/>
       <w:color w:val="2F5496" w:themeColor="accent1" w:themeShade="BF"/>
       <w:sz w:val="40"/>
       <w:szCs w:val="40"/>
     </w:rPr>
   </w:style>
-  <w:style w:type="character" w:customStyle="1" w:styleId="Heading2Char">
+  <w:style w:type="character" w:styleId="Heading2Char" w:customStyle="1">
     <w:name w:val="Heading 2 Char"/>
     <w:basedOn w:val="DefaultParagraphFont"/>
     <w:link w:val="Heading2"/>
@@ -5009,13 +5002,13 @@
     <w:semiHidden/>
     <w:rsid w:val="004E698B"/>
     <w:rPr>
-      <w:rFonts w:asciiTheme="majorHAnsi" w:eastAsiaTheme="majorEastAsia" w:hAnsiTheme="majorHAnsi" w:cstheme="majorBidi"/>
+      <w:rFonts w:asciiTheme="majorHAnsi" w:hAnsiTheme="majorHAnsi" w:eastAsiaTheme="majorEastAsia" w:cstheme="majorBidi"/>
       <w:color w:val="2F5496" w:themeColor="accent1" w:themeShade="BF"/>
       <w:sz w:val="32"/>
       <w:szCs w:val="32"/>
     </w:rPr>
   </w:style>
-  <w:style w:type="character" w:customStyle="1" w:styleId="Heading3Char">
+  <w:style w:type="character" w:styleId="Heading3Char" w:customStyle="1">
     <w:name w:val="Heading 3 Char"/>
     <w:basedOn w:val="DefaultParagraphFont"/>
     <w:link w:val="Heading3"/>
@@ -5029,7 +5022,7 @@
       <w:szCs w:val="28"/>
     </w:rPr>
   </w:style>
-  <w:style w:type="character" w:customStyle="1" w:styleId="Heading4Char">
+  <w:style w:type="character" w:styleId="Heading4Char" w:customStyle="1">
     <w:name w:val="Heading 4 Char"/>
     <w:basedOn w:val="DefaultParagraphFont"/>
     <w:link w:val="Heading4"/>
@@ -5043,7 +5036,7 @@
       <w:color w:val="2F5496" w:themeColor="accent1" w:themeShade="BF"/>
     </w:rPr>
   </w:style>
-  <w:style w:type="character" w:customStyle="1" w:styleId="Heading5Char">
+  <w:style w:type="character" w:styleId="Heading5Char" w:customStyle="1">
     <w:name w:val="Heading 5 Char"/>
     <w:basedOn w:val="DefaultParagraphFont"/>
     <w:link w:val="Heading5"/>
@@ -5055,7 +5048,7 @@
       <w:color w:val="2F5496" w:themeColor="accent1" w:themeShade="BF"/>
     </w:rPr>
   </w:style>
-  <w:style w:type="character" w:customStyle="1" w:styleId="Heading6Char">
+  <w:style w:type="character" w:styleId="Heading6Char" w:customStyle="1">
     <w:name w:val="Heading 6 Char"/>
     <w:basedOn w:val="DefaultParagraphFont"/>
     <w:link w:val="Heading6"/>
@@ -5069,7 +5062,7 @@
       <w:color w:val="595959" w:themeColor="text1" w:themeTint="A6"/>
     </w:rPr>
   </w:style>
-  <w:style w:type="character" w:customStyle="1" w:styleId="Heading7Char">
+  <w:style w:type="character" w:styleId="Heading7Char" w:customStyle="1">
     <w:name w:val="Heading 7 Char"/>
     <w:basedOn w:val="DefaultParagraphFont"/>
     <w:link w:val="Heading7"/>
@@ -5081,7 +5074,7 @@
       <w:color w:val="595959" w:themeColor="text1" w:themeTint="A6"/>
     </w:rPr>
   </w:style>
-  <w:style w:type="character" w:customStyle="1" w:styleId="Heading8Char">
+  <w:style w:type="character" w:styleId="Heading8Char" w:customStyle="1">
     <w:name w:val="Heading 8 Char"/>
     <w:basedOn w:val="DefaultParagraphFont"/>
     <w:link w:val="Heading8"/>
@@ -5095,7 +5088,7 @@
       <w:color w:val="272727" w:themeColor="text1" w:themeTint="D8"/>
     </w:rPr>
   </w:style>
-  <w:style w:type="character" w:customStyle="1" w:styleId="Heading9Char">
+  <w:style w:type="character" w:styleId="Heading9Char" w:customStyle="1">
     <w:name w:val="Heading 9 Char"/>
     <w:basedOn w:val="DefaultParagraphFont"/>
     <w:link w:val="Heading9"/>
@@ -5120,21 +5113,21 @@
       <w:contextualSpacing/>
     </w:pPr>
     <w:rPr>
-      <w:rFonts w:asciiTheme="majorHAnsi" w:eastAsiaTheme="majorEastAsia" w:hAnsiTheme="majorHAnsi" w:cstheme="majorBidi"/>
+      <w:rFonts w:asciiTheme="majorHAnsi" w:hAnsiTheme="majorHAnsi" w:eastAsiaTheme="majorEastAsia" w:cstheme="majorBidi"/>
       <w:spacing w:val="-10"/>
       <w:kern w:val="28"/>
       <w:sz w:val="56"/>
       <w:szCs w:val="56"/>
     </w:rPr>
   </w:style>
-  <w:style w:type="character" w:customStyle="1" w:styleId="TitleChar">
+  <w:style w:type="character" w:styleId="TitleChar" w:customStyle="1">
     <w:name w:val="Title Char"/>
     <w:basedOn w:val="DefaultParagraphFont"/>
     <w:link w:val="Title"/>
     <w:uiPriority w:val="10"/>
     <w:rsid w:val="004E698B"/>
     <w:rPr>
-      <w:rFonts w:asciiTheme="majorHAnsi" w:eastAsiaTheme="majorEastAsia" w:hAnsiTheme="majorHAnsi" w:cstheme="majorBidi"/>
+      <w:rFonts w:asciiTheme="majorHAnsi" w:hAnsiTheme="majorHAnsi" w:eastAsiaTheme="majorEastAsia" w:cstheme="majorBidi"/>
       <w:spacing w:val="-10"/>
       <w:kern w:val="28"/>
       <w:sz w:val="56"/>
@@ -5162,7 +5155,7 @@
       <w:szCs w:val="28"/>
     </w:rPr>
   </w:style>
-  <w:style w:type="character" w:customStyle="1" w:styleId="SubtitleChar">
+  <w:style w:type="character" w:styleId="SubtitleChar" w:customStyle="1">
     <w:name w:val="Subtitle Char"/>
     <w:basedOn w:val="DefaultParagraphFont"/>
     <w:link w:val="Subtitle"/>
@@ -5194,7 +5187,7 @@
       <w:color w:val="404040" w:themeColor="text1" w:themeTint="BF"/>
     </w:rPr>
   </w:style>
-  <w:style w:type="character" w:customStyle="1" w:styleId="QuoteChar">
+  <w:style w:type="character" w:styleId="QuoteChar" w:customStyle="1">
     <w:name w:val="Quote Char"/>
     <w:basedOn w:val="DefaultParagraphFont"/>
     <w:link w:val="Quote"/>
@@ -5239,8 +5232,8 @@
     <w:rsid w:val="004E698B"/>
     <w:pPr>
       <w:pBdr>
-        <w:top w:val="single" w:sz="4" w:space="10" w:color="2F5496" w:themeColor="accent1" w:themeShade="BF"/>
-        <w:bottom w:val="single" w:sz="4" w:space="10" w:color="2F5496" w:themeColor="accent1" w:themeShade="BF"/>
+        <w:top w:val="single" w:color="2F5496" w:themeColor="accent1" w:themeShade="BF" w:sz="4" w:space="10"/>
+        <w:bottom w:val="single" w:color="2F5496" w:themeColor="accent1" w:themeShade="BF" w:sz="4" w:space="10"/>
       </w:pBdr>
       <w:spacing w:before="360" w:after="360"/>
       <w:ind w:left="864" w:right="864"/>
@@ -5252,7 +5245,7 @@
       <w:color w:val="2F5496" w:themeColor="accent1" w:themeShade="BF"/>
     </w:rPr>
   </w:style>
-  <w:style w:type="character" w:customStyle="1" w:styleId="IntenseQuoteChar">
+  <w:style w:type="character" w:styleId="IntenseQuoteChar" w:customStyle="1">
     <w:name w:val="Intense Quote Char"/>
     <w:basedOn w:val="DefaultParagraphFont"/>
     <w:link w:val="IntenseQuote"/>
@@ -5288,12 +5281,12 @@
     </w:pPr>
     <w:tblPr>
       <w:tblBorders>
-        <w:top w:val="single" w:sz="4" w:space="0" w:color="auto"/>
-        <w:left w:val="single" w:sz="4" w:space="0" w:color="auto"/>
-        <w:bottom w:val="single" w:sz="4" w:space="0" w:color="auto"/>
-        <w:right w:val="single" w:sz="4" w:space="0" w:color="auto"/>
-        <w:insideH w:val="single" w:sz="4" w:space="0" w:color="auto"/>
-        <w:insideV w:val="single" w:sz="4" w:space="0" w:color="auto"/>
+        <w:top w:val="single" w:color="auto" w:sz="4" w:space="0"/>
+        <w:left w:val="single" w:color="auto" w:sz="4" w:space="0"/>
+        <w:bottom w:val="single" w:color="auto" w:sz="4" w:space="0"/>
+        <w:right w:val="single" w:color="auto" w:sz="4" w:space="0"/>
+        <w:insideH w:val="single" w:color="auto" w:sz="4" w:space="0"/>
+        <w:insideV w:val="single" w:color="auto" w:sz="4" w:space="0"/>
       </w:tblBorders>
     </w:tblPr>
   </w:style>
@@ -5301,7 +5294,7 @@
 </file>
 
 <file path=word/theme/theme1.xml><?xml version="1.0" encoding="utf-8"?>
-<a:theme xmlns:a="http://schemas.openxmlformats.org/drawingml/2006/main" name="Office Theme">
+<a:theme xmlns:a="http://schemas.openxmlformats.org/drawingml/2006/main" xmlns:thm15="http://schemas.microsoft.com/office/thememl/2012/main" name="Office Theme">
   <a:themeElements>
     <a:clrScheme name="Office">
       <a:dk1>
